--- a/Tables/Final/Table8_corr.docx
+++ b/Tables/Final/Table8_corr.docx
@@ -2,6 +2,4380 @@
 <file path=word/document.xml><?xml version="1.0" encoding="utf-8"?>
 <w:document xmlns:wpc="http://schemas.microsoft.com/office/word/2010/wordprocessingCanvas" xmlns:cx="http://schemas.microsoft.com/office/drawing/2014/chartex" xmlns:cx1="http://schemas.microsoft.com/office/drawing/2015/9/8/chartex" xmlns:cx2="http://schemas.microsoft.com/office/drawing/2015/10/21/chartex" xmlns:cx3="http://schemas.microsoft.com/office/drawing/2016/5/9/chartex" xmlns:cx4="http://schemas.microsoft.com/office/drawing/2016/5/10/chartex" xmlns:cx5="http://schemas.microsoft.com/office/drawing/2016/5/11/chartex" xmlns:cx6="http://schemas.microsoft.com/office/drawing/2016/5/12/chartex" xmlns:cx7="http://schemas.microsoft.com/office/drawing/2016/5/13/chartex" xmlns:cx8="http://schemas.microsoft.com/office/drawing/2016/5/14/chartex" xmlns:mc="http://schemas.openxmlformats.org/markup-compatibility/2006" xmlns:aink="http://schemas.microsoft.com/office/drawing/2016/ink" xmlns:am3d="http://schemas.microsoft.com/office/drawing/2017/model3d" xmlns:o="urn:schemas-microsoft-com:office:office" xmlns:r="http://schemas.openxmlformats.org/officeDocument/2006/relationships" xmlns:m="http://schemas.openxmlformats.org/officeDocument/2006/math" xmlns:v="urn:schemas-microsoft-com:vml" xmlns:wp14="http://schemas.microsoft.com/office/word/2010/wordprocessingDrawing" xmlns:wp="http://schemas.openxmlformats.org/drawingml/2006/wordprocessingDrawing" xmlns:w10="urn:schemas-microsoft-com:office:word" xmlns:w="http://schemas.openxmlformats.org/wordprocessingml/2006/main" xmlns:w14="http://schemas.microsoft.com/office/word/2010/wordml" xmlns:w15="http://schemas.microsoft.com/office/word/2012/wordml" xmlns:w16cex="http://schemas.microsoft.com/office/word/2018/wordml/cex" xmlns:w16cid="http://schemas.microsoft.com/office/word/2016/wordml/cid" xmlns:w16="http://schemas.microsoft.com/office/word/2018/wordml" xmlns:w16se="http://schemas.microsoft.com/office/word/2015/wordml/symex" xmlns:wpg="http://schemas.microsoft.com/office/word/2010/wordprocessingGroup" xmlns:wpi="http://schemas.microsoft.com/office/word/2010/wordprocessingInk" xmlns:wne="http://schemas.microsoft.com/office/word/2006/wordml" xmlns:wps="http://schemas.microsoft.com/office/word/2010/wordprocessingShape" mc:Ignorable="w14 w15 w16se w16cid w16 w16cex wp14">
   <w:body>
+    <w:p>
+      <w:pPr>
+        <w:pStyle w:val="Normal"/>
+      </w:pPr>
+      <w:r>
+        <w:t xml:space="preserve"/>
+      </w:r>
+    </w:p>
+    <w:tbl xmlns:a="http://schemas.openxmlformats.org/drawingml/2006/main" xmlns:pic="http://schemas.openxmlformats.org/drawingml/2006/picture">
+      <w:tblPr>
+        <w:tblLayout w:type="fixed"/>
+        <w:jc w:val="center"/>
+        <w:tblLook w:firstRow="1" w:lastRow="0" w:firstColumn="0" w:lastColumn="0" w:noHBand="0" w:noVBand="1"/>
+      </w:tblPr>
+      <w:tblGrid>
+        <w:gridCol w:w="1080"/>
+        <w:gridCol w:w="1080"/>
+        <w:gridCol w:w="1080"/>
+        <w:gridCol w:w="1080"/>
+        <w:gridCol w:w="1080"/>
+        <w:gridCol w:w="1080"/>
+        <w:gridCol w:w="1080"/>
+        <w:gridCol w:w="1080"/>
+        <w:gridCol w:w="1080"/>
+      </w:tblGrid>
+      <w:tr>
+        <w:trPr>
+          <w:trHeight w:val="360" w:hRule="auto"/>
+          <w:tblHeader/>
+        </w:trPr>
+        header1
+        <w:tc>
+          <w:tcPr>
+            <w:tcBorders>
+              <w:bottom w:val="single" w:sz="12" w:space="0" w:color="666666"/>
+              <w:top w:val="single" w:sz="12" w:space="0" w:color="666666"/>
+              <w:left w:val="none" w:sz="0" w:space="0" w:color="000000"/>
+              <w:right w:val="none" w:sz="0" w:space="0" w:color="000000"/>
+            </w:tcBorders>
+            <w:shd w:val="clear" w:color="auto" w:fill="FFFFFF"/>
+            <w:tcMar>
+              <w:top w:w="0" w:type="dxa"/>
+              <w:bottom w:w="0" w:type="dxa"/>
+              <w:left w:w="0" w:type="dxa"/>
+              <w:right w:w="0" w:type="dxa"/>
+            </w:tcMar>
+            <w:vAlign w:val="center"/>
+          </w:tcPr>
+          <w:p>
+            <w:pPr>
+              <w:pStyle w:val="Normal"/>
+              <w:jc w:val="left"/>
+              <w:pBdr>
+                <w:bottom w:val="none" w:sz="0" w:space="0" w:color="000000"/>
+                <w:top w:val="none" w:sz="0" w:space="0" w:color="000000"/>
+                <w:left w:val="none" w:sz="0" w:space="0" w:color="000000"/>
+                <w:right w:val="none" w:sz="0" w:space="0" w:color="000000"/>
+              </w:pBdr>
+              <w:spacing w:after="100" w:before="100" w:line="240"/>
+              <w:ind w:left="100" w:right="100" w:firstLine="0" w:firstLineChars="0"/>
+              <w:rPr>
+                <w:rFonts w:ascii="Arial" w:hAnsi="Arial" w:eastAsia="Arial" w:cs="Arial"/>
+                <w:i w:val="false"/>
+                <w:b w:val="false"/>
+                <w:u w:val="none"/>
+                <w:sz w:val="22"/>
+                <w:szCs w:val="22"/>
+                <w:color w:val="000000"/>
+              </w:rPr>
+            </w:pPr>
+            <w:r>
+              <w:rPr>
+                <w:rFonts w:ascii="Arial" w:hAnsi="Arial" w:eastAsia="Arial" w:cs="Arial"/>
+                <w:i w:val="false"/>
+                <w:b w:val="false"/>
+                <w:u w:val="none"/>
+                <w:sz w:val="22"/>
+                <w:szCs w:val="22"/>
+                <w:color w:val="000000"/>
+              </w:rPr>
+              <w:t xml:space="preserve"> </w:t>
+            </w:r>
+          </w:p>
+        </w:tc>
+        <w:tc>
+          <w:tcPr>
+            <w:tcBorders>
+              <w:bottom w:val="single" w:sz="12" w:space="0" w:color="666666"/>
+              <w:top w:val="single" w:sz="12" w:space="0" w:color="666666"/>
+              <w:left w:val="none" w:sz="0" w:space="0" w:color="000000"/>
+              <w:right w:val="none" w:sz="0" w:space="0" w:color="000000"/>
+            </w:tcBorders>
+            <w:shd w:val="clear" w:color="auto" w:fill="FFFFFF"/>
+            <w:tcMar>
+              <w:top w:w="0" w:type="dxa"/>
+              <w:bottom w:w="0" w:type="dxa"/>
+              <w:left w:w="0" w:type="dxa"/>
+              <w:right w:w="0" w:type="dxa"/>
+            </w:tcMar>
+            <w:vAlign w:val="center"/>
+          </w:tcPr>
+          <w:p>
+            <w:pPr>
+              <w:pStyle w:val="Normal"/>
+              <w:jc w:val="right"/>
+              <w:pBdr>
+                <w:bottom w:val="none" w:sz="0" w:space="0" w:color="000000"/>
+                <w:top w:val="none" w:sz="0" w:space="0" w:color="000000"/>
+                <w:left w:val="none" w:sz="0" w:space="0" w:color="000000"/>
+                <w:right w:val="none" w:sz="0" w:space="0" w:color="000000"/>
+              </w:pBdr>
+              <w:spacing w:after="100" w:before="100" w:line="240"/>
+              <w:ind w:left="100" w:right="100" w:firstLine="0" w:firstLineChars="0"/>
+              <w:rPr>
+                <w:rFonts w:ascii="Arial" w:hAnsi="Arial" w:eastAsia="Arial" w:cs="Arial"/>
+                <w:i w:val="false"/>
+                <w:b w:val="false"/>
+                <w:u w:val="none"/>
+                <w:sz w:val="22"/>
+                <w:szCs w:val="22"/>
+                <w:color w:val="000000"/>
+              </w:rPr>
+            </w:pPr>
+            <w:r>
+              <w:rPr>
+                <w:rFonts w:ascii="Arial" w:hAnsi="Arial" w:eastAsia="Arial" w:cs="Arial"/>
+                <w:i w:val="false"/>
+                <w:b w:val="false"/>
+                <w:u w:val="none"/>
+                <w:sz w:val="22"/>
+                <w:szCs w:val="22"/>
+                <w:color w:val="000000"/>
+              </w:rPr>
+              <w:t xml:space="preserve">vbt_fu_pain</w:t>
+            </w:r>
+          </w:p>
+        </w:tc>
+        <w:tc>
+          <w:tcPr>
+            <w:tcBorders>
+              <w:bottom w:val="single" w:sz="12" w:space="0" w:color="666666"/>
+              <w:top w:val="single" w:sz="12" w:space="0" w:color="666666"/>
+              <w:left w:val="none" w:sz="0" w:space="0" w:color="000000"/>
+              <w:right w:val="none" w:sz="0" w:space="0" w:color="000000"/>
+            </w:tcBorders>
+            <w:shd w:val="clear" w:color="auto" w:fill="FFFFFF"/>
+            <w:tcMar>
+              <w:top w:w="0" w:type="dxa"/>
+              <w:bottom w:w="0" w:type="dxa"/>
+              <w:left w:w="0" w:type="dxa"/>
+              <w:right w:w="0" w:type="dxa"/>
+            </w:tcMar>
+            <w:vAlign w:val="center"/>
+          </w:tcPr>
+          <w:p>
+            <w:pPr>
+              <w:pStyle w:val="Normal"/>
+              <w:jc w:val="right"/>
+              <w:pBdr>
+                <w:bottom w:val="none" w:sz="0" w:space="0" w:color="000000"/>
+                <w:top w:val="none" w:sz="0" w:space="0" w:color="000000"/>
+                <w:left w:val="none" w:sz="0" w:space="0" w:color="000000"/>
+                <w:right w:val="none" w:sz="0" w:space="0" w:color="000000"/>
+              </w:pBdr>
+              <w:spacing w:after="100" w:before="100" w:line="240"/>
+              <w:ind w:left="100" w:right="100" w:firstLine="0" w:firstLineChars="0"/>
+              <w:rPr>
+                <w:rFonts w:ascii="Arial" w:hAnsi="Arial" w:eastAsia="Arial" w:cs="Arial"/>
+                <w:i w:val="false"/>
+                <w:b w:val="false"/>
+                <w:u w:val="none"/>
+                <w:sz w:val="22"/>
+                <w:szCs w:val="22"/>
+                <w:color w:val="000000"/>
+              </w:rPr>
+            </w:pPr>
+            <w:r>
+              <w:rPr>
+                <w:rFonts w:ascii="Arial" w:hAnsi="Arial" w:eastAsia="Arial" w:cs="Arial"/>
+                <w:i w:val="false"/>
+                <w:b w:val="false"/>
+                <w:u w:val="none"/>
+                <w:sz w:val="22"/>
+                <w:szCs w:val="22"/>
+                <w:color w:val="000000"/>
+              </w:rPr>
+              <w:t xml:space="preserve">bl_urine_ml</w:t>
+            </w:r>
+          </w:p>
+        </w:tc>
+        <w:tc>
+          <w:tcPr>
+            <w:tcBorders>
+              <w:bottom w:val="single" w:sz="12" w:space="0" w:color="666666"/>
+              <w:top w:val="single" w:sz="12" w:space="0" w:color="666666"/>
+              <w:left w:val="none" w:sz="0" w:space="0" w:color="000000"/>
+              <w:right w:val="none" w:sz="0" w:space="0" w:color="000000"/>
+            </w:tcBorders>
+            <w:shd w:val="clear" w:color="auto" w:fill="FFFFFF"/>
+            <w:tcMar>
+              <w:top w:w="0" w:type="dxa"/>
+              <w:bottom w:w="0" w:type="dxa"/>
+              <w:left w:w="0" w:type="dxa"/>
+              <w:right w:w="0" w:type="dxa"/>
+            </w:tcMar>
+            <w:vAlign w:val="center"/>
+          </w:tcPr>
+          <w:p>
+            <w:pPr>
+              <w:pStyle w:val="Normal"/>
+              <w:jc w:val="right"/>
+              <w:pBdr>
+                <w:bottom w:val="none" w:sz="0" w:space="0" w:color="000000"/>
+                <w:top w:val="none" w:sz="0" w:space="0" w:color="000000"/>
+                <w:left w:val="none" w:sz="0" w:space="0" w:color="000000"/>
+                <w:right w:val="none" w:sz="0" w:space="0" w:color="000000"/>
+              </w:pBdr>
+              <w:spacing w:after="100" w:before="100" w:line="240"/>
+              <w:ind w:left="100" w:right="100" w:firstLine="0" w:firstLineChars="0"/>
+              <w:rPr>
+                <w:rFonts w:ascii="Arial" w:hAnsi="Arial" w:eastAsia="Arial" w:cs="Arial"/>
+                <w:i w:val="false"/>
+                <w:b w:val="false"/>
+                <w:u w:val="none"/>
+                <w:sz w:val="22"/>
+                <w:szCs w:val="22"/>
+                <w:color w:val="000000"/>
+              </w:rPr>
+            </w:pPr>
+            <w:r>
+              <w:rPr>
+                <w:rFonts w:ascii="Arial" w:hAnsi="Arial" w:eastAsia="Arial" w:cs="Arial"/>
+                <w:i w:val="false"/>
+                <w:b w:val="false"/>
+                <w:u w:val="none"/>
+                <w:sz w:val="22"/>
+                <w:szCs w:val="22"/>
+                <w:color w:val="000000"/>
+              </w:rPr>
+              <w:t xml:space="preserve">gupi_bl</w:t>
+            </w:r>
+          </w:p>
+        </w:tc>
+        <w:tc>
+          <w:tcPr>
+            <w:tcBorders>
+              <w:bottom w:val="single" w:sz="12" w:space="0" w:color="666666"/>
+              <w:top w:val="single" w:sz="12" w:space="0" w:color="666666"/>
+              <w:left w:val="none" w:sz="0" w:space="0" w:color="000000"/>
+              <w:right w:val="none" w:sz="0" w:space="0" w:color="000000"/>
+            </w:tcBorders>
+            <w:shd w:val="clear" w:color="auto" w:fill="FFFFFF"/>
+            <w:tcMar>
+              <w:top w:w="0" w:type="dxa"/>
+              <w:bottom w:w="0" w:type="dxa"/>
+              <w:left w:w="0" w:type="dxa"/>
+              <w:right w:w="0" w:type="dxa"/>
+            </w:tcMar>
+            <w:vAlign w:val="center"/>
+          </w:tcPr>
+          <w:p>
+            <w:pPr>
+              <w:pStyle w:val="Normal"/>
+              <w:jc w:val="right"/>
+              <w:pBdr>
+                <w:bottom w:val="none" w:sz="0" w:space="0" w:color="000000"/>
+                <w:top w:val="none" w:sz="0" w:space="0" w:color="000000"/>
+                <w:left w:val="none" w:sz="0" w:space="0" w:color="000000"/>
+                <w:right w:val="none" w:sz="0" w:space="0" w:color="000000"/>
+              </w:pBdr>
+              <w:spacing w:after="100" w:before="100" w:line="240"/>
+              <w:ind w:left="100" w:right="100" w:firstLine="0" w:firstLineChars="0"/>
+              <w:rPr>
+                <w:rFonts w:ascii="Arial" w:hAnsi="Arial" w:eastAsia="Arial" w:cs="Arial"/>
+                <w:i w:val="false"/>
+                <w:b w:val="false"/>
+                <w:u w:val="none"/>
+                <w:sz w:val="22"/>
+                <w:szCs w:val="22"/>
+                <w:color w:val="000000"/>
+              </w:rPr>
+            </w:pPr>
+            <w:r>
+              <w:rPr>
+                <w:rFonts w:ascii="Arial" w:hAnsi="Arial" w:eastAsia="Arial" w:cs="Arial"/>
+                <w:i w:val="false"/>
+                <w:b w:val="false"/>
+                <w:u w:val="none"/>
+                <w:sz w:val="22"/>
+                <w:szCs w:val="22"/>
+                <w:color w:val="000000"/>
+              </w:rPr>
+              <w:t xml:space="preserve">icsi_bl</w:t>
+            </w:r>
+          </w:p>
+        </w:tc>
+        <w:tc>
+          <w:tcPr>
+            <w:tcBorders>
+              <w:bottom w:val="single" w:sz="12" w:space="0" w:color="666666"/>
+              <w:top w:val="single" w:sz="12" w:space="0" w:color="666666"/>
+              <w:left w:val="none" w:sz="0" w:space="0" w:color="000000"/>
+              <w:right w:val="none" w:sz="0" w:space="0" w:color="000000"/>
+            </w:tcBorders>
+            <w:shd w:val="clear" w:color="auto" w:fill="FFFFFF"/>
+            <w:tcMar>
+              <w:top w:w="0" w:type="dxa"/>
+              <w:bottom w:w="0" w:type="dxa"/>
+              <w:left w:w="0" w:type="dxa"/>
+              <w:right w:w="0" w:type="dxa"/>
+            </w:tcMar>
+            <w:vAlign w:val="center"/>
+          </w:tcPr>
+          <w:p>
+            <w:pPr>
+              <w:pStyle w:val="Normal"/>
+              <w:jc w:val="right"/>
+              <w:pBdr>
+                <w:bottom w:val="none" w:sz="0" w:space="0" w:color="000000"/>
+                <w:top w:val="none" w:sz="0" w:space="0" w:color="000000"/>
+                <w:left w:val="none" w:sz="0" w:space="0" w:color="000000"/>
+                <w:right w:val="none" w:sz="0" w:space="0" w:color="000000"/>
+              </w:pBdr>
+              <w:spacing w:after="100" w:before="100" w:line="240"/>
+              <w:ind w:left="100" w:right="100" w:firstLine="0" w:firstLineChars="0"/>
+              <w:rPr>
+                <w:rFonts w:ascii="Arial" w:hAnsi="Arial" w:eastAsia="Arial" w:cs="Arial"/>
+                <w:i w:val="false"/>
+                <w:b w:val="false"/>
+                <w:u w:val="none"/>
+                <w:sz w:val="22"/>
+                <w:szCs w:val="22"/>
+                <w:color w:val="000000"/>
+              </w:rPr>
+            </w:pPr>
+            <w:r>
+              <w:rPr>
+                <w:rFonts w:ascii="Arial" w:hAnsi="Arial" w:eastAsia="Arial" w:cs="Arial"/>
+                <w:i w:val="false"/>
+                <w:b w:val="false"/>
+                <w:u w:val="none"/>
+                <w:sz w:val="22"/>
+                <w:szCs w:val="22"/>
+                <w:color w:val="000000"/>
+              </w:rPr>
+              <w:t xml:space="preserve">gsrs_bl</w:t>
+            </w:r>
+          </w:p>
+        </w:tc>
+        <w:tc>
+          <w:tcPr>
+            <w:tcBorders>
+              <w:bottom w:val="single" w:sz="12" w:space="0" w:color="666666"/>
+              <w:top w:val="single" w:sz="12" w:space="0" w:color="666666"/>
+              <w:left w:val="none" w:sz="0" w:space="0" w:color="000000"/>
+              <w:right w:val="none" w:sz="0" w:space="0" w:color="000000"/>
+            </w:tcBorders>
+            <w:shd w:val="clear" w:color="auto" w:fill="FFFFFF"/>
+            <w:tcMar>
+              <w:top w:w="0" w:type="dxa"/>
+              <w:bottom w:w="0" w:type="dxa"/>
+              <w:left w:w="0" w:type="dxa"/>
+              <w:right w:w="0" w:type="dxa"/>
+            </w:tcMar>
+            <w:vAlign w:val="center"/>
+          </w:tcPr>
+          <w:p>
+            <w:pPr>
+              <w:pStyle w:val="Normal"/>
+              <w:jc w:val="right"/>
+              <w:pBdr>
+                <w:bottom w:val="none" w:sz="0" w:space="0" w:color="000000"/>
+                <w:top w:val="none" w:sz="0" w:space="0" w:color="000000"/>
+                <w:left w:val="none" w:sz="0" w:space="0" w:color="000000"/>
+                <w:right w:val="none" w:sz="0" w:space="0" w:color="000000"/>
+              </w:pBdr>
+              <w:spacing w:after="100" w:before="100" w:line="240"/>
+              <w:ind w:left="100" w:right="100" w:firstLine="0" w:firstLineChars="0"/>
+              <w:rPr>
+                <w:rFonts w:ascii="Arial" w:hAnsi="Arial" w:eastAsia="Arial" w:cs="Arial"/>
+                <w:i w:val="false"/>
+                <w:b w:val="false"/>
+                <w:u w:val="none"/>
+                <w:sz w:val="22"/>
+                <w:szCs w:val="22"/>
+                <w:color w:val="000000"/>
+              </w:rPr>
+            </w:pPr>
+            <w:r>
+              <w:rPr>
+                <w:rFonts w:ascii="Arial" w:hAnsi="Arial" w:eastAsia="Arial" w:cs="Arial"/>
+                <w:i w:val="false"/>
+                <w:b w:val="false"/>
+                <w:u w:val="none"/>
+                <w:sz w:val="22"/>
+                <w:szCs w:val="22"/>
+                <w:color w:val="000000"/>
+              </w:rPr>
+              <w:t xml:space="preserve">mcgill_1</w:t>
+            </w:r>
+          </w:p>
+        </w:tc>
+        <w:tc>
+          <w:tcPr>
+            <w:tcBorders>
+              <w:bottom w:val="single" w:sz="12" w:space="0" w:color="666666"/>
+              <w:top w:val="single" w:sz="12" w:space="0" w:color="666666"/>
+              <w:left w:val="none" w:sz="0" w:space="0" w:color="000000"/>
+              <w:right w:val="none" w:sz="0" w:space="0" w:color="000000"/>
+            </w:tcBorders>
+            <w:shd w:val="clear" w:color="auto" w:fill="FFFFFF"/>
+            <w:tcMar>
+              <w:top w:w="0" w:type="dxa"/>
+              <w:bottom w:w="0" w:type="dxa"/>
+              <w:left w:w="0" w:type="dxa"/>
+              <w:right w:w="0" w:type="dxa"/>
+            </w:tcMar>
+            <w:vAlign w:val="center"/>
+          </w:tcPr>
+          <w:p>
+            <w:pPr>
+              <w:pStyle w:val="Normal"/>
+              <w:jc w:val="right"/>
+              <w:pBdr>
+                <w:bottom w:val="none" w:sz="0" w:space="0" w:color="000000"/>
+                <w:top w:val="none" w:sz="0" w:space="0" w:color="000000"/>
+                <w:left w:val="none" w:sz="0" w:space="0" w:color="000000"/>
+                <w:right w:val="none" w:sz="0" w:space="0" w:color="000000"/>
+              </w:pBdr>
+              <w:spacing w:after="100" w:before="100" w:line="240"/>
+              <w:ind w:left="100" w:right="100" w:firstLine="0" w:firstLineChars="0"/>
+              <w:rPr>
+                <w:rFonts w:ascii="Arial" w:hAnsi="Arial" w:eastAsia="Arial" w:cs="Arial"/>
+                <w:i w:val="false"/>
+                <w:b w:val="false"/>
+                <w:u w:val="none"/>
+                <w:sz w:val="22"/>
+                <w:szCs w:val="22"/>
+                <w:color w:val="000000"/>
+              </w:rPr>
+            </w:pPr>
+            <w:r>
+              <w:rPr>
+                <w:rFonts w:ascii="Arial" w:hAnsi="Arial" w:eastAsia="Arial" w:cs="Arial"/>
+                <w:i w:val="false"/>
+                <w:b w:val="false"/>
+                <w:u w:val="none"/>
+                <w:sz w:val="22"/>
+                <w:szCs w:val="22"/>
+                <w:color w:val="000000"/>
+              </w:rPr>
+              <w:t xml:space="preserve">mcgill_2</w:t>
+            </w:r>
+          </w:p>
+        </w:tc>
+        <w:tc>
+          <w:tcPr>
+            <w:tcBorders>
+              <w:bottom w:val="single" w:sz="12" w:space="0" w:color="666666"/>
+              <w:top w:val="single" w:sz="12" w:space="0" w:color="666666"/>
+              <w:left w:val="none" w:sz="0" w:space="0" w:color="000000"/>
+              <w:right w:val="none" w:sz="0" w:space="0" w:color="000000"/>
+            </w:tcBorders>
+            <w:shd w:val="clear" w:color="auto" w:fill="FFFFFF"/>
+            <w:tcMar>
+              <w:top w:w="0" w:type="dxa"/>
+              <w:bottom w:w="0" w:type="dxa"/>
+              <w:left w:w="0" w:type="dxa"/>
+              <w:right w:w="0" w:type="dxa"/>
+            </w:tcMar>
+            <w:vAlign w:val="center"/>
+          </w:tcPr>
+          <w:p>
+            <w:pPr>
+              <w:pStyle w:val="Normal"/>
+              <w:jc w:val="right"/>
+              <w:pBdr>
+                <w:bottom w:val="none" w:sz="0" w:space="0" w:color="000000"/>
+                <w:top w:val="none" w:sz="0" w:space="0" w:color="000000"/>
+                <w:left w:val="none" w:sz="0" w:space="0" w:color="000000"/>
+                <w:right w:val="none" w:sz="0" w:space="0" w:color="000000"/>
+              </w:pBdr>
+              <w:spacing w:after="100" w:before="100" w:line="240"/>
+              <w:ind w:left="100" w:right="100" w:firstLine="0" w:firstLineChars="0"/>
+              <w:rPr>
+                <w:rFonts w:ascii="Arial" w:hAnsi="Arial" w:eastAsia="Arial" w:cs="Arial"/>
+                <w:i w:val="false"/>
+                <w:b w:val="false"/>
+                <w:u w:val="none"/>
+                <w:sz w:val="22"/>
+                <w:szCs w:val="22"/>
+                <w:color w:val="000000"/>
+              </w:rPr>
+            </w:pPr>
+            <w:r>
+              <w:rPr>
+                <w:rFonts w:ascii="Arial" w:hAnsi="Arial" w:eastAsia="Arial" w:cs="Arial"/>
+                <w:i w:val="false"/>
+                <w:b w:val="false"/>
+                <w:u w:val="none"/>
+                <w:sz w:val="22"/>
+                <w:szCs w:val="22"/>
+                <w:color w:val="000000"/>
+              </w:rPr>
+              <w:t xml:space="preserve">mcgill_3</w:t>
+            </w:r>
+          </w:p>
+        </w:tc>
+      </w:tr>
+      <w:tr>
+        <w:trPr>
+          <w:trHeight w:val="360" w:hRule="auto"/>
+        </w:trPr>
+        body1
+        <w:tc>
+          <w:tcPr>
+            <w:tcBorders>
+              <w:bottom w:val="none" w:sz="0" w:space="0" w:color="000000"/>
+              <w:top w:val="single" w:sz="12" w:space="0" w:color="666666"/>
+              <w:left w:val="none" w:sz="0" w:space="0" w:color="000000"/>
+              <w:right w:val="none" w:sz="0" w:space="0" w:color="000000"/>
+            </w:tcBorders>
+            <w:shd w:val="clear" w:color="auto" w:fill="FFFFFF"/>
+            <w:tcMar>
+              <w:top w:w="0" w:type="dxa"/>
+              <w:bottom w:w="0" w:type="dxa"/>
+              <w:left w:w="0" w:type="dxa"/>
+              <w:right w:w="0" w:type="dxa"/>
+            </w:tcMar>
+            <w:vAlign w:val="center"/>
+          </w:tcPr>
+          <w:p>
+            <w:pPr>
+              <w:pStyle w:val="Normal"/>
+              <w:jc w:val="left"/>
+              <w:pBdr>
+                <w:bottom w:val="none" w:sz="0" w:space="0" w:color="000000"/>
+                <w:top w:val="none" w:sz="0" w:space="0" w:color="000000"/>
+                <w:left w:val="none" w:sz="0" w:space="0" w:color="000000"/>
+                <w:right w:val="none" w:sz="0" w:space="0" w:color="000000"/>
+              </w:pBdr>
+              <w:spacing w:after="100" w:before="100" w:line="240"/>
+              <w:ind w:left="100" w:right="100" w:firstLine="0" w:firstLineChars="0"/>
+              <w:rPr>
+                <w:rFonts w:ascii="Arial" w:hAnsi="Arial" w:eastAsia="Arial" w:cs="Arial"/>
+                <w:i w:val="false"/>
+                <w:b w:val="false"/>
+                <w:u w:val="none"/>
+                <w:sz w:val="22"/>
+                <w:szCs w:val="22"/>
+                <w:color w:val="000000"/>
+              </w:rPr>
+            </w:pPr>
+            <w:r>
+              <w:rPr>
+                <w:rFonts w:ascii="Arial" w:hAnsi="Arial" w:eastAsia="Arial" w:cs="Arial"/>
+                <w:i w:val="false"/>
+                <w:b w:val="false"/>
+                <w:u w:val="none"/>
+                <w:sz w:val="22"/>
+                <w:szCs w:val="22"/>
+                <w:color w:val="000000"/>
+              </w:rPr>
+              <w:t xml:space="preserve">vbt_fu_pain</w:t>
+            </w:r>
+          </w:p>
+        </w:tc>
+        <w:tc>
+          <w:tcPr>
+            <w:tcBorders>
+              <w:bottom w:val="none" w:sz="0" w:space="0" w:color="000000"/>
+              <w:top w:val="single" w:sz="12" w:space="0" w:color="666666"/>
+              <w:left w:val="none" w:sz="0" w:space="0" w:color="000000"/>
+              <w:right w:val="none" w:sz="0" w:space="0" w:color="000000"/>
+            </w:tcBorders>
+            <w:shd w:val="clear" w:color="auto" w:fill="FFFFFF"/>
+            <w:tcMar>
+              <w:top w:w="0" w:type="dxa"/>
+              <w:bottom w:w="0" w:type="dxa"/>
+              <w:left w:w="0" w:type="dxa"/>
+              <w:right w:w="0" w:type="dxa"/>
+            </w:tcMar>
+            <w:vAlign w:val="center"/>
+          </w:tcPr>
+          <w:p>
+            <w:pPr>
+              <w:pStyle w:val="Normal"/>
+              <w:jc w:val="right"/>
+              <w:pBdr>
+                <w:bottom w:val="none" w:sz="0" w:space="0" w:color="000000"/>
+                <w:top w:val="none" w:sz="0" w:space="0" w:color="000000"/>
+                <w:left w:val="none" w:sz="0" w:space="0" w:color="000000"/>
+                <w:right w:val="none" w:sz="0" w:space="0" w:color="000000"/>
+              </w:pBdr>
+              <w:spacing w:after="100" w:before="100" w:line="240"/>
+              <w:ind w:left="100" w:right="100" w:firstLine="0" w:firstLineChars="0"/>
+              <w:rPr>
+                <w:rFonts w:ascii="Arial" w:hAnsi="Arial" w:eastAsia="Arial" w:cs="Arial"/>
+                <w:i w:val="false"/>
+                <w:b w:val="false"/>
+                <w:u w:val="none"/>
+                <w:sz w:val="22"/>
+                <w:szCs w:val="22"/>
+                <w:color w:val="000000"/>
+              </w:rPr>
+            </w:pPr>
+            <w:r>
+              <w:rPr>
+                <w:rFonts w:ascii="Arial" w:hAnsi="Arial" w:eastAsia="Arial" w:cs="Arial"/>
+                <w:i w:val="false"/>
+                <w:b w:val="false"/>
+                <w:u w:val="none"/>
+                <w:sz w:val="22"/>
+                <w:szCs w:val="22"/>
+                <w:color w:val="000000"/>
+              </w:rPr>
+              <w:t xml:space="preserve">1.000</w:t>
+            </w:r>
+          </w:p>
+        </w:tc>
+        <w:tc>
+          <w:tcPr>
+            <w:tcBorders>
+              <w:bottom w:val="none" w:sz="0" w:space="0" w:color="000000"/>
+              <w:top w:val="single" w:sz="12" w:space="0" w:color="666666"/>
+              <w:left w:val="none" w:sz="0" w:space="0" w:color="000000"/>
+              <w:right w:val="none" w:sz="0" w:space="0" w:color="000000"/>
+            </w:tcBorders>
+            <w:shd w:val="clear" w:color="auto" w:fill="FFFFFF"/>
+            <w:tcMar>
+              <w:top w:w="0" w:type="dxa"/>
+              <w:bottom w:w="0" w:type="dxa"/>
+              <w:left w:w="0" w:type="dxa"/>
+              <w:right w:w="0" w:type="dxa"/>
+            </w:tcMar>
+            <w:vAlign w:val="center"/>
+          </w:tcPr>
+          <w:p>
+            <w:pPr>
+              <w:pStyle w:val="Normal"/>
+              <w:jc w:val="right"/>
+              <w:pBdr>
+                <w:bottom w:val="none" w:sz="0" w:space="0" w:color="000000"/>
+                <w:top w:val="none" w:sz="0" w:space="0" w:color="000000"/>
+                <w:left w:val="none" w:sz="0" w:space="0" w:color="000000"/>
+                <w:right w:val="none" w:sz="0" w:space="0" w:color="000000"/>
+              </w:pBdr>
+              <w:spacing w:after="100" w:before="100" w:line="240"/>
+              <w:ind w:left="100" w:right="100" w:firstLine="0" w:firstLineChars="0"/>
+              <w:rPr>
+                <w:rFonts w:ascii="Arial" w:hAnsi="Arial" w:eastAsia="Arial" w:cs="Arial"/>
+                <w:i w:val="false"/>
+                <w:b w:val="false"/>
+                <w:u w:val="none"/>
+                <w:sz w:val="22"/>
+                <w:szCs w:val="22"/>
+                <w:color w:val="000000"/>
+              </w:rPr>
+            </w:pPr>
+            <w:r>
+              <w:rPr>
+                <w:rFonts w:ascii="Arial" w:hAnsi="Arial" w:eastAsia="Arial" w:cs="Arial"/>
+                <w:i w:val="false"/>
+                <w:b w:val="false"/>
+                <w:u w:val="none"/>
+                <w:sz w:val="22"/>
+                <w:szCs w:val="22"/>
+                <w:color w:val="000000"/>
+              </w:rPr>
+              <w:t xml:space="preserve">-0.158</w:t>
+            </w:r>
+          </w:p>
+        </w:tc>
+        <w:tc>
+          <w:tcPr>
+            <w:tcBorders>
+              <w:bottom w:val="none" w:sz="0" w:space="0" w:color="000000"/>
+              <w:top w:val="single" w:sz="12" w:space="0" w:color="666666"/>
+              <w:left w:val="none" w:sz="0" w:space="0" w:color="000000"/>
+              <w:right w:val="none" w:sz="0" w:space="0" w:color="000000"/>
+            </w:tcBorders>
+            <w:shd w:val="clear" w:color="auto" w:fill="FFFFFF"/>
+            <w:tcMar>
+              <w:top w:w="0" w:type="dxa"/>
+              <w:bottom w:w="0" w:type="dxa"/>
+              <w:left w:w="0" w:type="dxa"/>
+              <w:right w:w="0" w:type="dxa"/>
+            </w:tcMar>
+            <w:vAlign w:val="center"/>
+          </w:tcPr>
+          <w:p>
+            <w:pPr>
+              <w:pStyle w:val="Normal"/>
+              <w:jc w:val="right"/>
+              <w:pBdr>
+                <w:bottom w:val="none" w:sz="0" w:space="0" w:color="000000"/>
+                <w:top w:val="none" w:sz="0" w:space="0" w:color="000000"/>
+                <w:left w:val="none" w:sz="0" w:space="0" w:color="000000"/>
+                <w:right w:val="none" w:sz="0" w:space="0" w:color="000000"/>
+              </w:pBdr>
+              <w:spacing w:after="100" w:before="100" w:line="240"/>
+              <w:ind w:left="100" w:right="100" w:firstLine="0" w:firstLineChars="0"/>
+              <w:rPr>
+                <w:rFonts w:ascii="Arial" w:hAnsi="Arial" w:eastAsia="Arial" w:cs="Arial"/>
+                <w:i w:val="false"/>
+                <w:b w:val="false"/>
+                <w:u w:val="none"/>
+                <w:sz w:val="22"/>
+                <w:szCs w:val="22"/>
+                <w:color w:val="000000"/>
+              </w:rPr>
+            </w:pPr>
+            <w:r>
+              <w:rPr>
+                <w:rFonts w:ascii="Arial" w:hAnsi="Arial" w:eastAsia="Arial" w:cs="Arial"/>
+                <w:i w:val="false"/>
+                <w:b w:val="false"/>
+                <w:u w:val="none"/>
+                <w:sz w:val="22"/>
+                <w:szCs w:val="22"/>
+                <w:color w:val="000000"/>
+              </w:rPr>
+              <w:t xml:space="preserve">0.244</w:t>
+            </w:r>
+          </w:p>
+        </w:tc>
+        <w:tc>
+          <w:tcPr>
+            <w:tcBorders>
+              <w:bottom w:val="none" w:sz="0" w:space="0" w:color="000000"/>
+              <w:top w:val="single" w:sz="12" w:space="0" w:color="666666"/>
+              <w:left w:val="none" w:sz="0" w:space="0" w:color="000000"/>
+              <w:right w:val="none" w:sz="0" w:space="0" w:color="000000"/>
+            </w:tcBorders>
+            <w:shd w:val="clear" w:color="auto" w:fill="FFFFFF"/>
+            <w:tcMar>
+              <w:top w:w="0" w:type="dxa"/>
+              <w:bottom w:w="0" w:type="dxa"/>
+              <w:left w:w="0" w:type="dxa"/>
+              <w:right w:w="0" w:type="dxa"/>
+            </w:tcMar>
+            <w:vAlign w:val="center"/>
+          </w:tcPr>
+          <w:p>
+            <w:pPr>
+              <w:pStyle w:val="Normal"/>
+              <w:jc w:val="right"/>
+              <w:pBdr>
+                <w:bottom w:val="none" w:sz="0" w:space="0" w:color="000000"/>
+                <w:top w:val="none" w:sz="0" w:space="0" w:color="000000"/>
+                <w:left w:val="none" w:sz="0" w:space="0" w:color="000000"/>
+                <w:right w:val="none" w:sz="0" w:space="0" w:color="000000"/>
+              </w:pBdr>
+              <w:spacing w:after="100" w:before="100" w:line="240"/>
+              <w:ind w:left="100" w:right="100" w:firstLine="0" w:firstLineChars="0"/>
+              <w:rPr>
+                <w:rFonts w:ascii="Arial" w:hAnsi="Arial" w:eastAsia="Arial" w:cs="Arial"/>
+                <w:i w:val="false"/>
+                <w:b w:val="false"/>
+                <w:u w:val="none"/>
+                <w:sz w:val="22"/>
+                <w:szCs w:val="22"/>
+                <w:color w:val="000000"/>
+              </w:rPr>
+            </w:pPr>
+            <w:r>
+              <w:rPr>
+                <w:rFonts w:ascii="Arial" w:hAnsi="Arial" w:eastAsia="Arial" w:cs="Arial"/>
+                <w:i w:val="false"/>
+                <w:b w:val="false"/>
+                <w:u w:val="none"/>
+                <w:sz w:val="22"/>
+                <w:szCs w:val="22"/>
+                <w:color w:val="000000"/>
+              </w:rPr>
+              <w:t xml:space="preserve">0.245</w:t>
+            </w:r>
+          </w:p>
+        </w:tc>
+        <w:tc>
+          <w:tcPr>
+            <w:tcBorders>
+              <w:bottom w:val="none" w:sz="0" w:space="0" w:color="000000"/>
+              <w:top w:val="single" w:sz="12" w:space="0" w:color="666666"/>
+              <w:left w:val="none" w:sz="0" w:space="0" w:color="000000"/>
+              <w:right w:val="none" w:sz="0" w:space="0" w:color="000000"/>
+            </w:tcBorders>
+            <w:shd w:val="clear" w:color="auto" w:fill="FFFFFF"/>
+            <w:tcMar>
+              <w:top w:w="0" w:type="dxa"/>
+              <w:bottom w:w="0" w:type="dxa"/>
+              <w:left w:w="0" w:type="dxa"/>
+              <w:right w:w="0" w:type="dxa"/>
+            </w:tcMar>
+            <w:vAlign w:val="center"/>
+          </w:tcPr>
+          <w:p>
+            <w:pPr>
+              <w:pStyle w:val="Normal"/>
+              <w:jc w:val="right"/>
+              <w:pBdr>
+                <w:bottom w:val="none" w:sz="0" w:space="0" w:color="000000"/>
+                <w:top w:val="none" w:sz="0" w:space="0" w:color="000000"/>
+                <w:left w:val="none" w:sz="0" w:space="0" w:color="000000"/>
+                <w:right w:val="none" w:sz="0" w:space="0" w:color="000000"/>
+              </w:pBdr>
+              <w:spacing w:after="100" w:before="100" w:line="240"/>
+              <w:ind w:left="100" w:right="100" w:firstLine="0" w:firstLineChars="0"/>
+              <w:rPr>
+                <w:rFonts w:ascii="Arial" w:hAnsi="Arial" w:eastAsia="Arial" w:cs="Arial"/>
+                <w:i w:val="false"/>
+                <w:b w:val="false"/>
+                <w:u w:val="none"/>
+                <w:sz w:val="22"/>
+                <w:szCs w:val="22"/>
+                <w:color w:val="000000"/>
+              </w:rPr>
+            </w:pPr>
+            <w:r>
+              <w:rPr>
+                <w:rFonts w:ascii="Arial" w:hAnsi="Arial" w:eastAsia="Arial" w:cs="Arial"/>
+                <w:i w:val="false"/>
+                <w:b w:val="false"/>
+                <w:u w:val="none"/>
+                <w:sz w:val="22"/>
+                <w:szCs w:val="22"/>
+                <w:color w:val="000000"/>
+              </w:rPr>
+              <w:t xml:space="preserve">0.256</w:t>
+            </w:r>
+          </w:p>
+        </w:tc>
+        <w:tc>
+          <w:tcPr>
+            <w:tcBorders>
+              <w:bottom w:val="none" w:sz="0" w:space="0" w:color="000000"/>
+              <w:top w:val="single" w:sz="12" w:space="0" w:color="666666"/>
+              <w:left w:val="none" w:sz="0" w:space="0" w:color="000000"/>
+              <w:right w:val="none" w:sz="0" w:space="0" w:color="000000"/>
+            </w:tcBorders>
+            <w:shd w:val="clear" w:color="auto" w:fill="FFFFFF"/>
+            <w:tcMar>
+              <w:top w:w="0" w:type="dxa"/>
+              <w:bottom w:w="0" w:type="dxa"/>
+              <w:left w:w="0" w:type="dxa"/>
+              <w:right w:w="0" w:type="dxa"/>
+            </w:tcMar>
+            <w:vAlign w:val="center"/>
+          </w:tcPr>
+          <w:p>
+            <w:pPr>
+              <w:pStyle w:val="Normal"/>
+              <w:jc w:val="right"/>
+              <w:pBdr>
+                <w:bottom w:val="none" w:sz="0" w:space="0" w:color="000000"/>
+                <w:top w:val="none" w:sz="0" w:space="0" w:color="000000"/>
+                <w:left w:val="none" w:sz="0" w:space="0" w:color="000000"/>
+                <w:right w:val="none" w:sz="0" w:space="0" w:color="000000"/>
+              </w:pBdr>
+              <w:spacing w:after="100" w:before="100" w:line="240"/>
+              <w:ind w:left="100" w:right="100" w:firstLine="0" w:firstLineChars="0"/>
+              <w:rPr>
+                <w:rFonts w:ascii="Arial" w:hAnsi="Arial" w:eastAsia="Arial" w:cs="Arial"/>
+                <w:i w:val="false"/>
+                <w:b w:val="false"/>
+                <w:u w:val="none"/>
+                <w:sz w:val="22"/>
+                <w:szCs w:val="22"/>
+                <w:color w:val="000000"/>
+              </w:rPr>
+            </w:pPr>
+            <w:r>
+              <w:rPr>
+                <w:rFonts w:ascii="Arial" w:hAnsi="Arial" w:eastAsia="Arial" w:cs="Arial"/>
+                <w:i w:val="false"/>
+                <w:b w:val="false"/>
+                <w:u w:val="none"/>
+                <w:sz w:val="22"/>
+                <w:szCs w:val="22"/>
+                <w:color w:val="000000"/>
+              </w:rPr>
+              <w:t xml:space="preserve">0.383</w:t>
+            </w:r>
+          </w:p>
+        </w:tc>
+        <w:tc>
+          <w:tcPr>
+            <w:tcBorders>
+              <w:bottom w:val="none" w:sz="0" w:space="0" w:color="000000"/>
+              <w:top w:val="single" w:sz="12" w:space="0" w:color="666666"/>
+              <w:left w:val="none" w:sz="0" w:space="0" w:color="000000"/>
+              <w:right w:val="none" w:sz="0" w:space="0" w:color="000000"/>
+            </w:tcBorders>
+            <w:shd w:val="clear" w:color="auto" w:fill="FFFFFF"/>
+            <w:tcMar>
+              <w:top w:w="0" w:type="dxa"/>
+              <w:bottom w:w="0" w:type="dxa"/>
+              <w:left w:w="0" w:type="dxa"/>
+              <w:right w:w="0" w:type="dxa"/>
+            </w:tcMar>
+            <w:vAlign w:val="center"/>
+          </w:tcPr>
+          <w:p>
+            <w:pPr>
+              <w:pStyle w:val="Normal"/>
+              <w:jc w:val="right"/>
+              <w:pBdr>
+                <w:bottom w:val="none" w:sz="0" w:space="0" w:color="000000"/>
+                <w:top w:val="none" w:sz="0" w:space="0" w:color="000000"/>
+                <w:left w:val="none" w:sz="0" w:space="0" w:color="000000"/>
+                <w:right w:val="none" w:sz="0" w:space="0" w:color="000000"/>
+              </w:pBdr>
+              <w:spacing w:after="100" w:before="100" w:line="240"/>
+              <w:ind w:left="100" w:right="100" w:firstLine="0" w:firstLineChars="0"/>
+              <w:rPr>
+                <w:rFonts w:ascii="Arial" w:hAnsi="Arial" w:eastAsia="Arial" w:cs="Arial"/>
+                <w:i w:val="false"/>
+                <w:b w:val="false"/>
+                <w:u w:val="none"/>
+                <w:sz w:val="22"/>
+                <w:szCs w:val="22"/>
+                <w:color w:val="000000"/>
+              </w:rPr>
+            </w:pPr>
+            <w:r>
+              <w:rPr>
+                <w:rFonts w:ascii="Arial" w:hAnsi="Arial" w:eastAsia="Arial" w:cs="Arial"/>
+                <w:i w:val="false"/>
+                <w:b w:val="false"/>
+                <w:u w:val="none"/>
+                <w:sz w:val="22"/>
+                <w:szCs w:val="22"/>
+                <w:color w:val="000000"/>
+              </w:rPr>
+              <w:t xml:space="preserve">0.386</w:t>
+            </w:r>
+          </w:p>
+        </w:tc>
+        <w:tc>
+          <w:tcPr>
+            <w:tcBorders>
+              <w:bottom w:val="none" w:sz="0" w:space="0" w:color="000000"/>
+              <w:top w:val="single" w:sz="12" w:space="0" w:color="666666"/>
+              <w:left w:val="none" w:sz="0" w:space="0" w:color="000000"/>
+              <w:right w:val="none" w:sz="0" w:space="0" w:color="000000"/>
+            </w:tcBorders>
+            <w:shd w:val="clear" w:color="auto" w:fill="FFFFFF"/>
+            <w:tcMar>
+              <w:top w:w="0" w:type="dxa"/>
+              <w:bottom w:w="0" w:type="dxa"/>
+              <w:left w:w="0" w:type="dxa"/>
+              <w:right w:w="0" w:type="dxa"/>
+            </w:tcMar>
+            <w:vAlign w:val="center"/>
+          </w:tcPr>
+          <w:p>
+            <w:pPr>
+              <w:pStyle w:val="Normal"/>
+              <w:jc w:val="right"/>
+              <w:pBdr>
+                <w:bottom w:val="none" w:sz="0" w:space="0" w:color="000000"/>
+                <w:top w:val="none" w:sz="0" w:space="0" w:color="000000"/>
+                <w:left w:val="none" w:sz="0" w:space="0" w:color="000000"/>
+                <w:right w:val="none" w:sz="0" w:space="0" w:color="000000"/>
+              </w:pBdr>
+              <w:spacing w:after="100" w:before="100" w:line="240"/>
+              <w:ind w:left="100" w:right="100" w:firstLine="0" w:firstLineChars="0"/>
+              <w:rPr>
+                <w:rFonts w:ascii="Arial" w:hAnsi="Arial" w:eastAsia="Arial" w:cs="Arial"/>
+                <w:i w:val="false"/>
+                <w:b w:val="false"/>
+                <w:u w:val="none"/>
+                <w:sz w:val="22"/>
+                <w:szCs w:val="22"/>
+                <w:color w:val="000000"/>
+              </w:rPr>
+            </w:pPr>
+            <w:r>
+              <w:rPr>
+                <w:rFonts w:ascii="Arial" w:hAnsi="Arial" w:eastAsia="Arial" w:cs="Arial"/>
+                <w:i w:val="false"/>
+                <w:b w:val="false"/>
+                <w:u w:val="none"/>
+                <w:sz w:val="22"/>
+                <w:szCs w:val="22"/>
+                <w:color w:val="000000"/>
+              </w:rPr>
+              <w:t xml:space="preserve">0.311</w:t>
+            </w:r>
+          </w:p>
+        </w:tc>
+      </w:tr>
+      <w:tr>
+        <w:trPr>
+          <w:trHeight w:val="360" w:hRule="auto"/>
+        </w:trPr>
+        body2
+        <w:tc>
+          <w:tcPr>
+            <w:tcBorders>
+              <w:bottom w:val="none" w:sz="0" w:space="0" w:color="000000"/>
+              <w:top w:val="none" w:sz="0" w:space="0" w:color="000000"/>
+              <w:left w:val="none" w:sz="0" w:space="0" w:color="000000"/>
+              <w:right w:val="none" w:sz="0" w:space="0" w:color="000000"/>
+            </w:tcBorders>
+            <w:shd w:val="clear" w:color="auto" w:fill="FFFFFF"/>
+            <w:tcMar>
+              <w:top w:w="0" w:type="dxa"/>
+              <w:bottom w:w="0" w:type="dxa"/>
+              <w:left w:w="0" w:type="dxa"/>
+              <w:right w:w="0" w:type="dxa"/>
+            </w:tcMar>
+            <w:vAlign w:val="center"/>
+          </w:tcPr>
+          <w:p>
+            <w:pPr>
+              <w:pStyle w:val="Normal"/>
+              <w:jc w:val="left"/>
+              <w:pBdr>
+                <w:bottom w:val="none" w:sz="0" w:space="0" w:color="000000"/>
+                <w:top w:val="none" w:sz="0" w:space="0" w:color="000000"/>
+                <w:left w:val="none" w:sz="0" w:space="0" w:color="000000"/>
+                <w:right w:val="none" w:sz="0" w:space="0" w:color="000000"/>
+              </w:pBdr>
+              <w:spacing w:after="100" w:before="100" w:line="240"/>
+              <w:ind w:left="100" w:right="100" w:firstLine="0" w:firstLineChars="0"/>
+              <w:rPr>
+                <w:rFonts w:ascii="Arial" w:hAnsi="Arial" w:eastAsia="Arial" w:cs="Arial"/>
+                <w:i w:val="false"/>
+                <w:b w:val="false"/>
+                <w:u w:val="none"/>
+                <w:sz w:val="22"/>
+                <w:szCs w:val="22"/>
+                <w:color w:val="000000"/>
+              </w:rPr>
+            </w:pPr>
+            <w:r>
+              <w:rPr>
+                <w:rFonts w:ascii="Arial" w:hAnsi="Arial" w:eastAsia="Arial" w:cs="Arial"/>
+                <w:i w:val="false"/>
+                <w:b w:val="false"/>
+                <w:u w:val="none"/>
+                <w:sz w:val="22"/>
+                <w:szCs w:val="22"/>
+                <w:color w:val="000000"/>
+              </w:rPr>
+              <w:t xml:space="preserve">bl_urine_ml</w:t>
+            </w:r>
+          </w:p>
+        </w:tc>
+        <w:tc>
+          <w:tcPr>
+            <w:tcBorders>
+              <w:bottom w:val="none" w:sz="0" w:space="0" w:color="000000"/>
+              <w:top w:val="none" w:sz="0" w:space="0" w:color="000000"/>
+              <w:left w:val="none" w:sz="0" w:space="0" w:color="000000"/>
+              <w:right w:val="none" w:sz="0" w:space="0" w:color="000000"/>
+            </w:tcBorders>
+            <w:shd w:val="clear" w:color="auto" w:fill="FFFFFF"/>
+            <w:tcMar>
+              <w:top w:w="0" w:type="dxa"/>
+              <w:bottom w:w="0" w:type="dxa"/>
+              <w:left w:w="0" w:type="dxa"/>
+              <w:right w:w="0" w:type="dxa"/>
+            </w:tcMar>
+            <w:vAlign w:val="center"/>
+          </w:tcPr>
+          <w:p>
+            <w:pPr>
+              <w:pStyle w:val="Normal"/>
+              <w:jc w:val="right"/>
+              <w:pBdr>
+                <w:bottom w:val="none" w:sz="0" w:space="0" w:color="000000"/>
+                <w:top w:val="none" w:sz="0" w:space="0" w:color="000000"/>
+                <w:left w:val="none" w:sz="0" w:space="0" w:color="000000"/>
+                <w:right w:val="none" w:sz="0" w:space="0" w:color="000000"/>
+              </w:pBdr>
+              <w:spacing w:after="100" w:before="100" w:line="240"/>
+              <w:ind w:left="100" w:right="100" w:firstLine="0" w:firstLineChars="0"/>
+              <w:rPr>
+                <w:rFonts w:ascii="Arial" w:hAnsi="Arial" w:eastAsia="Arial" w:cs="Arial"/>
+                <w:i w:val="false"/>
+                <w:b w:val="false"/>
+                <w:u w:val="none"/>
+                <w:sz w:val="22"/>
+                <w:szCs w:val="22"/>
+                <w:color w:val="000000"/>
+              </w:rPr>
+            </w:pPr>
+            <w:r>
+              <w:rPr>
+                <w:rFonts w:ascii="Arial" w:hAnsi="Arial" w:eastAsia="Arial" w:cs="Arial"/>
+                <w:i w:val="false"/>
+                <w:b w:val="false"/>
+                <w:u w:val="none"/>
+                <w:sz w:val="22"/>
+                <w:szCs w:val="22"/>
+                <w:color w:val="000000"/>
+              </w:rPr>
+              <w:t xml:space="preserve">-0.158</w:t>
+            </w:r>
+          </w:p>
+        </w:tc>
+        <w:tc>
+          <w:tcPr>
+            <w:tcBorders>
+              <w:bottom w:val="none" w:sz="0" w:space="0" w:color="000000"/>
+              <w:top w:val="none" w:sz="0" w:space="0" w:color="000000"/>
+              <w:left w:val="none" w:sz="0" w:space="0" w:color="000000"/>
+              <w:right w:val="none" w:sz="0" w:space="0" w:color="000000"/>
+            </w:tcBorders>
+            <w:shd w:val="clear" w:color="auto" w:fill="FFFFFF"/>
+            <w:tcMar>
+              <w:top w:w="0" w:type="dxa"/>
+              <w:bottom w:w="0" w:type="dxa"/>
+              <w:left w:w="0" w:type="dxa"/>
+              <w:right w:w="0" w:type="dxa"/>
+            </w:tcMar>
+            <w:vAlign w:val="center"/>
+          </w:tcPr>
+          <w:p>
+            <w:pPr>
+              <w:pStyle w:val="Normal"/>
+              <w:jc w:val="right"/>
+              <w:pBdr>
+                <w:bottom w:val="none" w:sz="0" w:space="0" w:color="000000"/>
+                <w:top w:val="none" w:sz="0" w:space="0" w:color="000000"/>
+                <w:left w:val="none" w:sz="0" w:space="0" w:color="000000"/>
+                <w:right w:val="none" w:sz="0" w:space="0" w:color="000000"/>
+              </w:pBdr>
+              <w:spacing w:after="100" w:before="100" w:line="240"/>
+              <w:ind w:left="100" w:right="100" w:firstLine="0" w:firstLineChars="0"/>
+              <w:rPr>
+                <w:rFonts w:ascii="Arial" w:hAnsi="Arial" w:eastAsia="Arial" w:cs="Arial"/>
+                <w:i w:val="false"/>
+                <w:b w:val="false"/>
+                <w:u w:val="none"/>
+                <w:sz w:val="22"/>
+                <w:szCs w:val="22"/>
+                <w:color w:val="000000"/>
+              </w:rPr>
+            </w:pPr>
+            <w:r>
+              <w:rPr>
+                <w:rFonts w:ascii="Arial" w:hAnsi="Arial" w:eastAsia="Arial" w:cs="Arial"/>
+                <w:i w:val="false"/>
+                <w:b w:val="false"/>
+                <w:u w:val="none"/>
+                <w:sz w:val="22"/>
+                <w:szCs w:val="22"/>
+                <w:color w:val="000000"/>
+              </w:rPr>
+              <w:t xml:space="preserve">1.000</w:t>
+            </w:r>
+          </w:p>
+        </w:tc>
+        <w:tc>
+          <w:tcPr>
+            <w:tcBorders>
+              <w:bottom w:val="none" w:sz="0" w:space="0" w:color="000000"/>
+              <w:top w:val="none" w:sz="0" w:space="0" w:color="000000"/>
+              <w:left w:val="none" w:sz="0" w:space="0" w:color="000000"/>
+              <w:right w:val="none" w:sz="0" w:space="0" w:color="000000"/>
+            </w:tcBorders>
+            <w:shd w:val="clear" w:color="auto" w:fill="FFFFFF"/>
+            <w:tcMar>
+              <w:top w:w="0" w:type="dxa"/>
+              <w:bottom w:w="0" w:type="dxa"/>
+              <w:left w:w="0" w:type="dxa"/>
+              <w:right w:w="0" w:type="dxa"/>
+            </w:tcMar>
+            <w:vAlign w:val="center"/>
+          </w:tcPr>
+          <w:p>
+            <w:pPr>
+              <w:pStyle w:val="Normal"/>
+              <w:jc w:val="right"/>
+              <w:pBdr>
+                <w:bottom w:val="none" w:sz="0" w:space="0" w:color="000000"/>
+                <w:top w:val="none" w:sz="0" w:space="0" w:color="000000"/>
+                <w:left w:val="none" w:sz="0" w:space="0" w:color="000000"/>
+                <w:right w:val="none" w:sz="0" w:space="0" w:color="000000"/>
+              </w:pBdr>
+              <w:spacing w:after="100" w:before="100" w:line="240"/>
+              <w:ind w:left="100" w:right="100" w:firstLine="0" w:firstLineChars="0"/>
+              <w:rPr>
+                <w:rFonts w:ascii="Arial" w:hAnsi="Arial" w:eastAsia="Arial" w:cs="Arial"/>
+                <w:i w:val="false"/>
+                <w:b w:val="false"/>
+                <w:u w:val="none"/>
+                <w:sz w:val="22"/>
+                <w:szCs w:val="22"/>
+                <w:color w:val="000000"/>
+              </w:rPr>
+            </w:pPr>
+            <w:r>
+              <w:rPr>
+                <w:rFonts w:ascii="Arial" w:hAnsi="Arial" w:eastAsia="Arial" w:cs="Arial"/>
+                <w:i w:val="false"/>
+                <w:b w:val="false"/>
+                <w:u w:val="none"/>
+                <w:sz w:val="22"/>
+                <w:szCs w:val="22"/>
+                <w:color w:val="000000"/>
+              </w:rPr>
+              <w:t xml:space="preserve">-0.135</w:t>
+            </w:r>
+          </w:p>
+        </w:tc>
+        <w:tc>
+          <w:tcPr>
+            <w:tcBorders>
+              <w:bottom w:val="none" w:sz="0" w:space="0" w:color="000000"/>
+              <w:top w:val="none" w:sz="0" w:space="0" w:color="000000"/>
+              <w:left w:val="none" w:sz="0" w:space="0" w:color="000000"/>
+              <w:right w:val="none" w:sz="0" w:space="0" w:color="000000"/>
+            </w:tcBorders>
+            <w:shd w:val="clear" w:color="auto" w:fill="FFFFFF"/>
+            <w:tcMar>
+              <w:top w:w="0" w:type="dxa"/>
+              <w:bottom w:w="0" w:type="dxa"/>
+              <w:left w:w="0" w:type="dxa"/>
+              <w:right w:w="0" w:type="dxa"/>
+            </w:tcMar>
+            <w:vAlign w:val="center"/>
+          </w:tcPr>
+          <w:p>
+            <w:pPr>
+              <w:pStyle w:val="Normal"/>
+              <w:jc w:val="right"/>
+              <w:pBdr>
+                <w:bottom w:val="none" w:sz="0" w:space="0" w:color="000000"/>
+                <w:top w:val="none" w:sz="0" w:space="0" w:color="000000"/>
+                <w:left w:val="none" w:sz="0" w:space="0" w:color="000000"/>
+                <w:right w:val="none" w:sz="0" w:space="0" w:color="000000"/>
+              </w:pBdr>
+              <w:spacing w:after="100" w:before="100" w:line="240"/>
+              <w:ind w:left="100" w:right="100" w:firstLine="0" w:firstLineChars="0"/>
+              <w:rPr>
+                <w:rFonts w:ascii="Arial" w:hAnsi="Arial" w:eastAsia="Arial" w:cs="Arial"/>
+                <w:i w:val="false"/>
+                <w:b w:val="false"/>
+                <w:u w:val="none"/>
+                <w:sz w:val="22"/>
+                <w:szCs w:val="22"/>
+                <w:color w:val="000000"/>
+              </w:rPr>
+            </w:pPr>
+            <w:r>
+              <w:rPr>
+                <w:rFonts w:ascii="Arial" w:hAnsi="Arial" w:eastAsia="Arial" w:cs="Arial"/>
+                <w:i w:val="false"/>
+                <w:b w:val="false"/>
+                <w:u w:val="none"/>
+                <w:sz w:val="22"/>
+                <w:szCs w:val="22"/>
+                <w:color w:val="000000"/>
+              </w:rPr>
+              <w:t xml:space="preserve">-0.183</w:t>
+            </w:r>
+          </w:p>
+        </w:tc>
+        <w:tc>
+          <w:tcPr>
+            <w:tcBorders>
+              <w:bottom w:val="none" w:sz="0" w:space="0" w:color="000000"/>
+              <w:top w:val="none" w:sz="0" w:space="0" w:color="000000"/>
+              <w:left w:val="none" w:sz="0" w:space="0" w:color="000000"/>
+              <w:right w:val="none" w:sz="0" w:space="0" w:color="000000"/>
+            </w:tcBorders>
+            <w:shd w:val="clear" w:color="auto" w:fill="FFFFFF"/>
+            <w:tcMar>
+              <w:top w:w="0" w:type="dxa"/>
+              <w:bottom w:w="0" w:type="dxa"/>
+              <w:left w:w="0" w:type="dxa"/>
+              <w:right w:w="0" w:type="dxa"/>
+            </w:tcMar>
+            <w:vAlign w:val="center"/>
+          </w:tcPr>
+          <w:p>
+            <w:pPr>
+              <w:pStyle w:val="Normal"/>
+              <w:jc w:val="right"/>
+              <w:pBdr>
+                <w:bottom w:val="none" w:sz="0" w:space="0" w:color="000000"/>
+                <w:top w:val="none" w:sz="0" w:space="0" w:color="000000"/>
+                <w:left w:val="none" w:sz="0" w:space="0" w:color="000000"/>
+                <w:right w:val="none" w:sz="0" w:space="0" w:color="000000"/>
+              </w:pBdr>
+              <w:spacing w:after="100" w:before="100" w:line="240"/>
+              <w:ind w:left="100" w:right="100" w:firstLine="0" w:firstLineChars="0"/>
+              <w:rPr>
+                <w:rFonts w:ascii="Arial" w:hAnsi="Arial" w:eastAsia="Arial" w:cs="Arial"/>
+                <w:i w:val="false"/>
+                <w:b w:val="false"/>
+                <w:u w:val="none"/>
+                <w:sz w:val="22"/>
+                <w:szCs w:val="22"/>
+                <w:color w:val="000000"/>
+              </w:rPr>
+            </w:pPr>
+            <w:r>
+              <w:rPr>
+                <w:rFonts w:ascii="Arial" w:hAnsi="Arial" w:eastAsia="Arial" w:cs="Arial"/>
+                <w:i w:val="false"/>
+                <w:b w:val="false"/>
+                <w:u w:val="none"/>
+                <w:sz w:val="22"/>
+                <w:szCs w:val="22"/>
+                <w:color w:val="000000"/>
+              </w:rPr>
+              <w:t xml:space="preserve">-0.131</w:t>
+            </w:r>
+          </w:p>
+        </w:tc>
+        <w:tc>
+          <w:tcPr>
+            <w:tcBorders>
+              <w:bottom w:val="none" w:sz="0" w:space="0" w:color="000000"/>
+              <w:top w:val="none" w:sz="0" w:space="0" w:color="000000"/>
+              <w:left w:val="none" w:sz="0" w:space="0" w:color="000000"/>
+              <w:right w:val="none" w:sz="0" w:space="0" w:color="000000"/>
+            </w:tcBorders>
+            <w:shd w:val="clear" w:color="auto" w:fill="FFFFFF"/>
+            <w:tcMar>
+              <w:top w:w="0" w:type="dxa"/>
+              <w:bottom w:w="0" w:type="dxa"/>
+              <w:left w:w="0" w:type="dxa"/>
+              <w:right w:w="0" w:type="dxa"/>
+            </w:tcMar>
+            <w:vAlign w:val="center"/>
+          </w:tcPr>
+          <w:p>
+            <w:pPr>
+              <w:pStyle w:val="Normal"/>
+              <w:jc w:val="right"/>
+              <w:pBdr>
+                <w:bottom w:val="none" w:sz="0" w:space="0" w:color="000000"/>
+                <w:top w:val="none" w:sz="0" w:space="0" w:color="000000"/>
+                <w:left w:val="none" w:sz="0" w:space="0" w:color="000000"/>
+                <w:right w:val="none" w:sz="0" w:space="0" w:color="000000"/>
+              </w:pBdr>
+              <w:spacing w:after="100" w:before="100" w:line="240"/>
+              <w:ind w:left="100" w:right="100" w:firstLine="0" w:firstLineChars="0"/>
+              <w:rPr>
+                <w:rFonts w:ascii="Arial" w:hAnsi="Arial" w:eastAsia="Arial" w:cs="Arial"/>
+                <w:i w:val="false"/>
+                <w:b w:val="false"/>
+                <w:u w:val="none"/>
+                <w:sz w:val="22"/>
+                <w:szCs w:val="22"/>
+                <w:color w:val="000000"/>
+              </w:rPr>
+            </w:pPr>
+            <w:r>
+              <w:rPr>
+                <w:rFonts w:ascii="Arial" w:hAnsi="Arial" w:eastAsia="Arial" w:cs="Arial"/>
+                <w:i w:val="false"/>
+                <w:b w:val="false"/>
+                <w:u w:val="none"/>
+                <w:sz w:val="22"/>
+                <w:szCs w:val="22"/>
+                <w:color w:val="000000"/>
+              </w:rPr>
+              <w:t xml:space="preserve">-0.157</w:t>
+            </w:r>
+          </w:p>
+        </w:tc>
+        <w:tc>
+          <w:tcPr>
+            <w:tcBorders>
+              <w:bottom w:val="none" w:sz="0" w:space="0" w:color="000000"/>
+              <w:top w:val="none" w:sz="0" w:space="0" w:color="000000"/>
+              <w:left w:val="none" w:sz="0" w:space="0" w:color="000000"/>
+              <w:right w:val="none" w:sz="0" w:space="0" w:color="000000"/>
+            </w:tcBorders>
+            <w:shd w:val="clear" w:color="auto" w:fill="FFFFFF"/>
+            <w:tcMar>
+              <w:top w:w="0" w:type="dxa"/>
+              <w:bottom w:w="0" w:type="dxa"/>
+              <w:left w:w="0" w:type="dxa"/>
+              <w:right w:w="0" w:type="dxa"/>
+            </w:tcMar>
+            <w:vAlign w:val="center"/>
+          </w:tcPr>
+          <w:p>
+            <w:pPr>
+              <w:pStyle w:val="Normal"/>
+              <w:jc w:val="right"/>
+              <w:pBdr>
+                <w:bottom w:val="none" w:sz="0" w:space="0" w:color="000000"/>
+                <w:top w:val="none" w:sz="0" w:space="0" w:color="000000"/>
+                <w:left w:val="none" w:sz="0" w:space="0" w:color="000000"/>
+                <w:right w:val="none" w:sz="0" w:space="0" w:color="000000"/>
+              </w:pBdr>
+              <w:spacing w:after="100" w:before="100" w:line="240"/>
+              <w:ind w:left="100" w:right="100" w:firstLine="0" w:firstLineChars="0"/>
+              <w:rPr>
+                <w:rFonts w:ascii="Arial" w:hAnsi="Arial" w:eastAsia="Arial" w:cs="Arial"/>
+                <w:i w:val="false"/>
+                <w:b w:val="false"/>
+                <w:u w:val="none"/>
+                <w:sz w:val="22"/>
+                <w:szCs w:val="22"/>
+                <w:color w:val="000000"/>
+              </w:rPr>
+            </w:pPr>
+            <w:r>
+              <w:rPr>
+                <w:rFonts w:ascii="Arial" w:hAnsi="Arial" w:eastAsia="Arial" w:cs="Arial"/>
+                <w:i w:val="false"/>
+                <w:b w:val="false"/>
+                <w:u w:val="none"/>
+                <w:sz w:val="22"/>
+                <w:szCs w:val="22"/>
+                <w:color w:val="000000"/>
+              </w:rPr>
+              <w:t xml:space="preserve">-0.101</w:t>
+            </w:r>
+          </w:p>
+        </w:tc>
+        <w:tc>
+          <w:tcPr>
+            <w:tcBorders>
+              <w:bottom w:val="none" w:sz="0" w:space="0" w:color="000000"/>
+              <w:top w:val="none" w:sz="0" w:space="0" w:color="000000"/>
+              <w:left w:val="none" w:sz="0" w:space="0" w:color="000000"/>
+              <w:right w:val="none" w:sz="0" w:space="0" w:color="000000"/>
+            </w:tcBorders>
+            <w:shd w:val="clear" w:color="auto" w:fill="FFFFFF"/>
+            <w:tcMar>
+              <w:top w:w="0" w:type="dxa"/>
+              <w:bottom w:w="0" w:type="dxa"/>
+              <w:left w:w="0" w:type="dxa"/>
+              <w:right w:w="0" w:type="dxa"/>
+            </w:tcMar>
+            <w:vAlign w:val="center"/>
+          </w:tcPr>
+          <w:p>
+            <w:pPr>
+              <w:pStyle w:val="Normal"/>
+              <w:jc w:val="right"/>
+              <w:pBdr>
+                <w:bottom w:val="none" w:sz="0" w:space="0" w:color="000000"/>
+                <w:top w:val="none" w:sz="0" w:space="0" w:color="000000"/>
+                <w:left w:val="none" w:sz="0" w:space="0" w:color="000000"/>
+                <w:right w:val="none" w:sz="0" w:space="0" w:color="000000"/>
+              </w:pBdr>
+              <w:spacing w:after="100" w:before="100" w:line="240"/>
+              <w:ind w:left="100" w:right="100" w:firstLine="0" w:firstLineChars="0"/>
+              <w:rPr>
+                <w:rFonts w:ascii="Arial" w:hAnsi="Arial" w:eastAsia="Arial" w:cs="Arial"/>
+                <w:i w:val="false"/>
+                <w:b w:val="false"/>
+                <w:u w:val="none"/>
+                <w:sz w:val="22"/>
+                <w:szCs w:val="22"/>
+                <w:color w:val="000000"/>
+              </w:rPr>
+            </w:pPr>
+            <w:r>
+              <w:rPr>
+                <w:rFonts w:ascii="Arial" w:hAnsi="Arial" w:eastAsia="Arial" w:cs="Arial"/>
+                <w:i w:val="false"/>
+                <w:b w:val="false"/>
+                <w:u w:val="none"/>
+                <w:sz w:val="22"/>
+                <w:szCs w:val="22"/>
+                <w:color w:val="000000"/>
+              </w:rPr>
+              <w:t xml:space="preserve">-0.192</w:t>
+            </w:r>
+          </w:p>
+        </w:tc>
+      </w:tr>
+      <w:tr>
+        <w:trPr>
+          <w:trHeight w:val="360" w:hRule="auto"/>
+        </w:trPr>
+        body3
+        <w:tc>
+          <w:tcPr>
+            <w:tcBorders>
+              <w:bottom w:val="none" w:sz="0" w:space="0" w:color="000000"/>
+              <w:top w:val="none" w:sz="0" w:space="0" w:color="000000"/>
+              <w:left w:val="none" w:sz="0" w:space="0" w:color="000000"/>
+              <w:right w:val="none" w:sz="0" w:space="0" w:color="000000"/>
+            </w:tcBorders>
+            <w:shd w:val="clear" w:color="auto" w:fill="FFFFFF"/>
+            <w:tcMar>
+              <w:top w:w="0" w:type="dxa"/>
+              <w:bottom w:w="0" w:type="dxa"/>
+              <w:left w:w="0" w:type="dxa"/>
+              <w:right w:w="0" w:type="dxa"/>
+            </w:tcMar>
+            <w:vAlign w:val="center"/>
+          </w:tcPr>
+          <w:p>
+            <w:pPr>
+              <w:pStyle w:val="Normal"/>
+              <w:jc w:val="left"/>
+              <w:pBdr>
+                <w:bottom w:val="none" w:sz="0" w:space="0" w:color="000000"/>
+                <w:top w:val="none" w:sz="0" w:space="0" w:color="000000"/>
+                <w:left w:val="none" w:sz="0" w:space="0" w:color="000000"/>
+                <w:right w:val="none" w:sz="0" w:space="0" w:color="000000"/>
+              </w:pBdr>
+              <w:spacing w:after="100" w:before="100" w:line="240"/>
+              <w:ind w:left="100" w:right="100" w:firstLine="0" w:firstLineChars="0"/>
+              <w:rPr>
+                <w:rFonts w:ascii="Arial" w:hAnsi="Arial" w:eastAsia="Arial" w:cs="Arial"/>
+                <w:i w:val="false"/>
+                <w:b w:val="false"/>
+                <w:u w:val="none"/>
+                <w:sz w:val="22"/>
+                <w:szCs w:val="22"/>
+                <w:color w:val="000000"/>
+              </w:rPr>
+            </w:pPr>
+            <w:r>
+              <w:rPr>
+                <w:rFonts w:ascii="Arial" w:hAnsi="Arial" w:eastAsia="Arial" w:cs="Arial"/>
+                <w:i w:val="false"/>
+                <w:b w:val="false"/>
+                <w:u w:val="none"/>
+                <w:sz w:val="22"/>
+                <w:szCs w:val="22"/>
+                <w:color w:val="000000"/>
+              </w:rPr>
+              <w:t xml:space="preserve">gupi_bl</w:t>
+            </w:r>
+          </w:p>
+        </w:tc>
+        <w:tc>
+          <w:tcPr>
+            <w:tcBorders>
+              <w:bottom w:val="none" w:sz="0" w:space="0" w:color="000000"/>
+              <w:top w:val="none" w:sz="0" w:space="0" w:color="000000"/>
+              <w:left w:val="none" w:sz="0" w:space="0" w:color="000000"/>
+              <w:right w:val="none" w:sz="0" w:space="0" w:color="000000"/>
+            </w:tcBorders>
+            <w:shd w:val="clear" w:color="auto" w:fill="FFFFFF"/>
+            <w:tcMar>
+              <w:top w:w="0" w:type="dxa"/>
+              <w:bottom w:w="0" w:type="dxa"/>
+              <w:left w:w="0" w:type="dxa"/>
+              <w:right w:w="0" w:type="dxa"/>
+            </w:tcMar>
+            <w:vAlign w:val="center"/>
+          </w:tcPr>
+          <w:p>
+            <w:pPr>
+              <w:pStyle w:val="Normal"/>
+              <w:jc w:val="right"/>
+              <w:pBdr>
+                <w:bottom w:val="none" w:sz="0" w:space="0" w:color="000000"/>
+                <w:top w:val="none" w:sz="0" w:space="0" w:color="000000"/>
+                <w:left w:val="none" w:sz="0" w:space="0" w:color="000000"/>
+                <w:right w:val="none" w:sz="0" w:space="0" w:color="000000"/>
+              </w:pBdr>
+              <w:spacing w:after="100" w:before="100" w:line="240"/>
+              <w:ind w:left="100" w:right="100" w:firstLine="0" w:firstLineChars="0"/>
+              <w:rPr>
+                <w:rFonts w:ascii="Arial" w:hAnsi="Arial" w:eastAsia="Arial" w:cs="Arial"/>
+                <w:i w:val="false"/>
+                <w:b w:val="false"/>
+                <w:u w:val="none"/>
+                <w:sz w:val="22"/>
+                <w:szCs w:val="22"/>
+                <w:color w:val="000000"/>
+              </w:rPr>
+            </w:pPr>
+            <w:r>
+              <w:rPr>
+                <w:rFonts w:ascii="Arial" w:hAnsi="Arial" w:eastAsia="Arial" w:cs="Arial"/>
+                <w:i w:val="false"/>
+                <w:b w:val="false"/>
+                <w:u w:val="none"/>
+                <w:sz w:val="22"/>
+                <w:szCs w:val="22"/>
+                <w:color w:val="000000"/>
+              </w:rPr>
+              <w:t xml:space="preserve">0.244</w:t>
+            </w:r>
+          </w:p>
+        </w:tc>
+        <w:tc>
+          <w:tcPr>
+            <w:tcBorders>
+              <w:bottom w:val="none" w:sz="0" w:space="0" w:color="000000"/>
+              <w:top w:val="none" w:sz="0" w:space="0" w:color="000000"/>
+              <w:left w:val="none" w:sz="0" w:space="0" w:color="000000"/>
+              <w:right w:val="none" w:sz="0" w:space="0" w:color="000000"/>
+            </w:tcBorders>
+            <w:shd w:val="clear" w:color="auto" w:fill="FFFFFF"/>
+            <w:tcMar>
+              <w:top w:w="0" w:type="dxa"/>
+              <w:bottom w:w="0" w:type="dxa"/>
+              <w:left w:w="0" w:type="dxa"/>
+              <w:right w:w="0" w:type="dxa"/>
+            </w:tcMar>
+            <w:vAlign w:val="center"/>
+          </w:tcPr>
+          <w:p>
+            <w:pPr>
+              <w:pStyle w:val="Normal"/>
+              <w:jc w:val="right"/>
+              <w:pBdr>
+                <w:bottom w:val="none" w:sz="0" w:space="0" w:color="000000"/>
+                <w:top w:val="none" w:sz="0" w:space="0" w:color="000000"/>
+                <w:left w:val="none" w:sz="0" w:space="0" w:color="000000"/>
+                <w:right w:val="none" w:sz="0" w:space="0" w:color="000000"/>
+              </w:pBdr>
+              <w:spacing w:after="100" w:before="100" w:line="240"/>
+              <w:ind w:left="100" w:right="100" w:firstLine="0" w:firstLineChars="0"/>
+              <w:rPr>
+                <w:rFonts w:ascii="Arial" w:hAnsi="Arial" w:eastAsia="Arial" w:cs="Arial"/>
+                <w:i w:val="false"/>
+                <w:b w:val="false"/>
+                <w:u w:val="none"/>
+                <w:sz w:val="22"/>
+                <w:szCs w:val="22"/>
+                <w:color w:val="000000"/>
+              </w:rPr>
+            </w:pPr>
+            <w:r>
+              <w:rPr>
+                <w:rFonts w:ascii="Arial" w:hAnsi="Arial" w:eastAsia="Arial" w:cs="Arial"/>
+                <w:i w:val="false"/>
+                <w:b w:val="false"/>
+                <w:u w:val="none"/>
+                <w:sz w:val="22"/>
+                <w:szCs w:val="22"/>
+                <w:color w:val="000000"/>
+              </w:rPr>
+              <w:t xml:space="preserve">-0.135</w:t>
+            </w:r>
+          </w:p>
+        </w:tc>
+        <w:tc>
+          <w:tcPr>
+            <w:tcBorders>
+              <w:bottom w:val="none" w:sz="0" w:space="0" w:color="000000"/>
+              <w:top w:val="none" w:sz="0" w:space="0" w:color="000000"/>
+              <w:left w:val="none" w:sz="0" w:space="0" w:color="000000"/>
+              <w:right w:val="none" w:sz="0" w:space="0" w:color="000000"/>
+            </w:tcBorders>
+            <w:shd w:val="clear" w:color="auto" w:fill="FFFFFF"/>
+            <w:tcMar>
+              <w:top w:w="0" w:type="dxa"/>
+              <w:bottom w:w="0" w:type="dxa"/>
+              <w:left w:w="0" w:type="dxa"/>
+              <w:right w:w="0" w:type="dxa"/>
+            </w:tcMar>
+            <w:vAlign w:val="center"/>
+          </w:tcPr>
+          <w:p>
+            <w:pPr>
+              <w:pStyle w:val="Normal"/>
+              <w:jc w:val="right"/>
+              <w:pBdr>
+                <w:bottom w:val="none" w:sz="0" w:space="0" w:color="000000"/>
+                <w:top w:val="none" w:sz="0" w:space="0" w:color="000000"/>
+                <w:left w:val="none" w:sz="0" w:space="0" w:color="000000"/>
+                <w:right w:val="none" w:sz="0" w:space="0" w:color="000000"/>
+              </w:pBdr>
+              <w:spacing w:after="100" w:before="100" w:line="240"/>
+              <w:ind w:left="100" w:right="100" w:firstLine="0" w:firstLineChars="0"/>
+              <w:rPr>
+                <w:rFonts w:ascii="Arial" w:hAnsi="Arial" w:eastAsia="Arial" w:cs="Arial"/>
+                <w:i w:val="false"/>
+                <w:b w:val="false"/>
+                <w:u w:val="none"/>
+                <w:sz w:val="22"/>
+                <w:szCs w:val="22"/>
+                <w:color w:val="000000"/>
+              </w:rPr>
+            </w:pPr>
+            <w:r>
+              <w:rPr>
+                <w:rFonts w:ascii="Arial" w:hAnsi="Arial" w:eastAsia="Arial" w:cs="Arial"/>
+                <w:i w:val="false"/>
+                <w:b w:val="false"/>
+                <w:u w:val="none"/>
+                <w:sz w:val="22"/>
+                <w:szCs w:val="22"/>
+                <w:color w:val="000000"/>
+              </w:rPr>
+              <w:t xml:space="preserve">1.000</w:t>
+            </w:r>
+          </w:p>
+        </w:tc>
+        <w:tc>
+          <w:tcPr>
+            <w:tcBorders>
+              <w:bottom w:val="none" w:sz="0" w:space="0" w:color="000000"/>
+              <w:top w:val="none" w:sz="0" w:space="0" w:color="000000"/>
+              <w:left w:val="none" w:sz="0" w:space="0" w:color="000000"/>
+              <w:right w:val="none" w:sz="0" w:space="0" w:color="000000"/>
+            </w:tcBorders>
+            <w:shd w:val="clear" w:color="auto" w:fill="FFFFFF"/>
+            <w:tcMar>
+              <w:top w:w="0" w:type="dxa"/>
+              <w:bottom w:w="0" w:type="dxa"/>
+              <w:left w:w="0" w:type="dxa"/>
+              <w:right w:w="0" w:type="dxa"/>
+            </w:tcMar>
+            <w:vAlign w:val="center"/>
+          </w:tcPr>
+          <w:p>
+            <w:pPr>
+              <w:pStyle w:val="Normal"/>
+              <w:jc w:val="right"/>
+              <w:pBdr>
+                <w:bottom w:val="none" w:sz="0" w:space="0" w:color="000000"/>
+                <w:top w:val="none" w:sz="0" w:space="0" w:color="000000"/>
+                <w:left w:val="none" w:sz="0" w:space="0" w:color="000000"/>
+                <w:right w:val="none" w:sz="0" w:space="0" w:color="000000"/>
+              </w:pBdr>
+              <w:spacing w:after="100" w:before="100" w:line="240"/>
+              <w:ind w:left="100" w:right="100" w:firstLine="0" w:firstLineChars="0"/>
+              <w:rPr>
+                <w:rFonts w:ascii="Arial" w:hAnsi="Arial" w:eastAsia="Arial" w:cs="Arial"/>
+                <w:i w:val="false"/>
+                <w:b w:val="false"/>
+                <w:u w:val="none"/>
+                <w:sz w:val="22"/>
+                <w:szCs w:val="22"/>
+                <w:color w:val="000000"/>
+              </w:rPr>
+            </w:pPr>
+            <w:r>
+              <w:rPr>
+                <w:rFonts w:ascii="Arial" w:hAnsi="Arial" w:eastAsia="Arial" w:cs="Arial"/>
+                <w:i w:val="false"/>
+                <w:b w:val="false"/>
+                <w:u w:val="none"/>
+                <w:sz w:val="22"/>
+                <w:szCs w:val="22"/>
+                <w:color w:val="000000"/>
+              </w:rPr>
+              <w:t xml:space="preserve">0.512</w:t>
+            </w:r>
+          </w:p>
+        </w:tc>
+        <w:tc>
+          <w:tcPr>
+            <w:tcBorders>
+              <w:bottom w:val="none" w:sz="0" w:space="0" w:color="000000"/>
+              <w:top w:val="none" w:sz="0" w:space="0" w:color="000000"/>
+              <w:left w:val="none" w:sz="0" w:space="0" w:color="000000"/>
+              <w:right w:val="none" w:sz="0" w:space="0" w:color="000000"/>
+            </w:tcBorders>
+            <w:shd w:val="clear" w:color="auto" w:fill="FFFFFF"/>
+            <w:tcMar>
+              <w:top w:w="0" w:type="dxa"/>
+              <w:bottom w:w="0" w:type="dxa"/>
+              <w:left w:w="0" w:type="dxa"/>
+              <w:right w:w="0" w:type="dxa"/>
+            </w:tcMar>
+            <w:vAlign w:val="center"/>
+          </w:tcPr>
+          <w:p>
+            <w:pPr>
+              <w:pStyle w:val="Normal"/>
+              <w:jc w:val="right"/>
+              <w:pBdr>
+                <w:bottom w:val="none" w:sz="0" w:space="0" w:color="000000"/>
+                <w:top w:val="none" w:sz="0" w:space="0" w:color="000000"/>
+                <w:left w:val="none" w:sz="0" w:space="0" w:color="000000"/>
+                <w:right w:val="none" w:sz="0" w:space="0" w:color="000000"/>
+              </w:pBdr>
+              <w:spacing w:after="100" w:before="100" w:line="240"/>
+              <w:ind w:left="100" w:right="100" w:firstLine="0" w:firstLineChars="0"/>
+              <w:rPr>
+                <w:rFonts w:ascii="Arial" w:hAnsi="Arial" w:eastAsia="Arial" w:cs="Arial"/>
+                <w:i w:val="false"/>
+                <w:b w:val="false"/>
+                <w:u w:val="none"/>
+                <w:sz w:val="22"/>
+                <w:szCs w:val="22"/>
+                <w:color w:val="000000"/>
+              </w:rPr>
+            </w:pPr>
+            <w:r>
+              <w:rPr>
+                <w:rFonts w:ascii="Arial" w:hAnsi="Arial" w:eastAsia="Arial" w:cs="Arial"/>
+                <w:i w:val="false"/>
+                <w:b w:val="false"/>
+                <w:u w:val="none"/>
+                <w:sz w:val="22"/>
+                <w:szCs w:val="22"/>
+                <w:color w:val="000000"/>
+              </w:rPr>
+              <w:t xml:space="preserve">0.546</w:t>
+            </w:r>
+          </w:p>
+        </w:tc>
+        <w:tc>
+          <w:tcPr>
+            <w:tcBorders>
+              <w:bottom w:val="none" w:sz="0" w:space="0" w:color="000000"/>
+              <w:top w:val="none" w:sz="0" w:space="0" w:color="000000"/>
+              <w:left w:val="none" w:sz="0" w:space="0" w:color="000000"/>
+              <w:right w:val="none" w:sz="0" w:space="0" w:color="000000"/>
+            </w:tcBorders>
+            <w:shd w:val="clear" w:color="auto" w:fill="FFFFFF"/>
+            <w:tcMar>
+              <w:top w:w="0" w:type="dxa"/>
+              <w:bottom w:w="0" w:type="dxa"/>
+              <w:left w:w="0" w:type="dxa"/>
+              <w:right w:w="0" w:type="dxa"/>
+            </w:tcMar>
+            <w:vAlign w:val="center"/>
+          </w:tcPr>
+          <w:p>
+            <w:pPr>
+              <w:pStyle w:val="Normal"/>
+              <w:jc w:val="right"/>
+              <w:pBdr>
+                <w:bottom w:val="none" w:sz="0" w:space="0" w:color="000000"/>
+                <w:top w:val="none" w:sz="0" w:space="0" w:color="000000"/>
+                <w:left w:val="none" w:sz="0" w:space="0" w:color="000000"/>
+                <w:right w:val="none" w:sz="0" w:space="0" w:color="000000"/>
+              </w:pBdr>
+              <w:spacing w:after="100" w:before="100" w:line="240"/>
+              <w:ind w:left="100" w:right="100" w:firstLine="0" w:firstLineChars="0"/>
+              <w:rPr>
+                <w:rFonts w:ascii="Arial" w:hAnsi="Arial" w:eastAsia="Arial" w:cs="Arial"/>
+                <w:i w:val="false"/>
+                <w:b w:val="false"/>
+                <w:u w:val="none"/>
+                <w:sz w:val="22"/>
+                <w:szCs w:val="22"/>
+                <w:color w:val="000000"/>
+              </w:rPr>
+            </w:pPr>
+            <w:r>
+              <w:rPr>
+                <w:rFonts w:ascii="Arial" w:hAnsi="Arial" w:eastAsia="Arial" w:cs="Arial"/>
+                <w:i w:val="false"/>
+                <w:b w:val="false"/>
+                <w:u w:val="none"/>
+                <w:sz w:val="22"/>
+                <w:szCs w:val="22"/>
+                <w:color w:val="000000"/>
+              </w:rPr>
+              <w:t xml:space="preserve">0.367</w:t>
+            </w:r>
+          </w:p>
+        </w:tc>
+        <w:tc>
+          <w:tcPr>
+            <w:tcBorders>
+              <w:bottom w:val="none" w:sz="0" w:space="0" w:color="000000"/>
+              <w:top w:val="none" w:sz="0" w:space="0" w:color="000000"/>
+              <w:left w:val="none" w:sz="0" w:space="0" w:color="000000"/>
+              <w:right w:val="none" w:sz="0" w:space="0" w:color="000000"/>
+            </w:tcBorders>
+            <w:shd w:val="clear" w:color="auto" w:fill="FFFFFF"/>
+            <w:tcMar>
+              <w:top w:w="0" w:type="dxa"/>
+              <w:bottom w:w="0" w:type="dxa"/>
+              <w:left w:w="0" w:type="dxa"/>
+              <w:right w:w="0" w:type="dxa"/>
+            </w:tcMar>
+            <w:vAlign w:val="center"/>
+          </w:tcPr>
+          <w:p>
+            <w:pPr>
+              <w:pStyle w:val="Normal"/>
+              <w:jc w:val="right"/>
+              <w:pBdr>
+                <w:bottom w:val="none" w:sz="0" w:space="0" w:color="000000"/>
+                <w:top w:val="none" w:sz="0" w:space="0" w:color="000000"/>
+                <w:left w:val="none" w:sz="0" w:space="0" w:color="000000"/>
+                <w:right w:val="none" w:sz="0" w:space="0" w:color="000000"/>
+              </w:pBdr>
+              <w:spacing w:after="100" w:before="100" w:line="240"/>
+              <w:ind w:left="100" w:right="100" w:firstLine="0" w:firstLineChars="0"/>
+              <w:rPr>
+                <w:rFonts w:ascii="Arial" w:hAnsi="Arial" w:eastAsia="Arial" w:cs="Arial"/>
+                <w:i w:val="false"/>
+                <w:b w:val="false"/>
+                <w:u w:val="none"/>
+                <w:sz w:val="22"/>
+                <w:szCs w:val="22"/>
+                <w:color w:val="000000"/>
+              </w:rPr>
+            </w:pPr>
+            <w:r>
+              <w:rPr>
+                <w:rFonts w:ascii="Arial" w:hAnsi="Arial" w:eastAsia="Arial" w:cs="Arial"/>
+                <w:i w:val="false"/>
+                <w:b w:val="false"/>
+                <w:u w:val="none"/>
+                <w:sz w:val="22"/>
+                <w:szCs w:val="22"/>
+                <w:color w:val="000000"/>
+              </w:rPr>
+              <w:t xml:space="preserve">0.276</w:t>
+            </w:r>
+          </w:p>
+        </w:tc>
+        <w:tc>
+          <w:tcPr>
+            <w:tcBorders>
+              <w:bottom w:val="none" w:sz="0" w:space="0" w:color="000000"/>
+              <w:top w:val="none" w:sz="0" w:space="0" w:color="000000"/>
+              <w:left w:val="none" w:sz="0" w:space="0" w:color="000000"/>
+              <w:right w:val="none" w:sz="0" w:space="0" w:color="000000"/>
+            </w:tcBorders>
+            <w:shd w:val="clear" w:color="auto" w:fill="FFFFFF"/>
+            <w:tcMar>
+              <w:top w:w="0" w:type="dxa"/>
+              <w:bottom w:w="0" w:type="dxa"/>
+              <w:left w:w="0" w:type="dxa"/>
+              <w:right w:w="0" w:type="dxa"/>
+            </w:tcMar>
+            <w:vAlign w:val="center"/>
+          </w:tcPr>
+          <w:p>
+            <w:pPr>
+              <w:pStyle w:val="Normal"/>
+              <w:jc w:val="right"/>
+              <w:pBdr>
+                <w:bottom w:val="none" w:sz="0" w:space="0" w:color="000000"/>
+                <w:top w:val="none" w:sz="0" w:space="0" w:color="000000"/>
+                <w:left w:val="none" w:sz="0" w:space="0" w:color="000000"/>
+                <w:right w:val="none" w:sz="0" w:space="0" w:color="000000"/>
+              </w:pBdr>
+              <w:spacing w:after="100" w:before="100" w:line="240"/>
+              <w:ind w:left="100" w:right="100" w:firstLine="0" w:firstLineChars="0"/>
+              <w:rPr>
+                <w:rFonts w:ascii="Arial" w:hAnsi="Arial" w:eastAsia="Arial" w:cs="Arial"/>
+                <w:i w:val="false"/>
+                <w:b w:val="false"/>
+                <w:u w:val="none"/>
+                <w:sz w:val="22"/>
+                <w:szCs w:val="22"/>
+                <w:color w:val="000000"/>
+              </w:rPr>
+            </w:pPr>
+            <w:r>
+              <w:rPr>
+                <w:rFonts w:ascii="Arial" w:hAnsi="Arial" w:eastAsia="Arial" w:cs="Arial"/>
+                <w:i w:val="false"/>
+                <w:b w:val="false"/>
+                <w:u w:val="none"/>
+                <w:sz w:val="22"/>
+                <w:szCs w:val="22"/>
+                <w:color w:val="000000"/>
+              </w:rPr>
+              <w:t xml:space="preserve">0.340</w:t>
+            </w:r>
+          </w:p>
+        </w:tc>
+      </w:tr>
+      <w:tr>
+        <w:trPr>
+          <w:trHeight w:val="360" w:hRule="auto"/>
+        </w:trPr>
+        body4
+        <w:tc>
+          <w:tcPr>
+            <w:tcBorders>
+              <w:bottom w:val="none" w:sz="0" w:space="0" w:color="000000"/>
+              <w:top w:val="none" w:sz="0" w:space="0" w:color="000000"/>
+              <w:left w:val="none" w:sz="0" w:space="0" w:color="000000"/>
+              <w:right w:val="none" w:sz="0" w:space="0" w:color="000000"/>
+            </w:tcBorders>
+            <w:shd w:val="clear" w:color="auto" w:fill="FFFFFF"/>
+            <w:tcMar>
+              <w:top w:w="0" w:type="dxa"/>
+              <w:bottom w:w="0" w:type="dxa"/>
+              <w:left w:w="0" w:type="dxa"/>
+              <w:right w:w="0" w:type="dxa"/>
+            </w:tcMar>
+            <w:vAlign w:val="center"/>
+          </w:tcPr>
+          <w:p>
+            <w:pPr>
+              <w:pStyle w:val="Normal"/>
+              <w:jc w:val="left"/>
+              <w:pBdr>
+                <w:bottom w:val="none" w:sz="0" w:space="0" w:color="000000"/>
+                <w:top w:val="none" w:sz="0" w:space="0" w:color="000000"/>
+                <w:left w:val="none" w:sz="0" w:space="0" w:color="000000"/>
+                <w:right w:val="none" w:sz="0" w:space="0" w:color="000000"/>
+              </w:pBdr>
+              <w:spacing w:after="100" w:before="100" w:line="240"/>
+              <w:ind w:left="100" w:right="100" w:firstLine="0" w:firstLineChars="0"/>
+              <w:rPr>
+                <w:rFonts w:ascii="Arial" w:hAnsi="Arial" w:eastAsia="Arial" w:cs="Arial"/>
+                <w:i w:val="false"/>
+                <w:b w:val="false"/>
+                <w:u w:val="none"/>
+                <w:sz w:val="22"/>
+                <w:szCs w:val="22"/>
+                <w:color w:val="000000"/>
+              </w:rPr>
+            </w:pPr>
+            <w:r>
+              <w:rPr>
+                <w:rFonts w:ascii="Arial" w:hAnsi="Arial" w:eastAsia="Arial" w:cs="Arial"/>
+                <w:i w:val="false"/>
+                <w:b w:val="false"/>
+                <w:u w:val="none"/>
+                <w:sz w:val="22"/>
+                <w:szCs w:val="22"/>
+                <w:color w:val="000000"/>
+              </w:rPr>
+              <w:t xml:space="preserve">icsi_bl</w:t>
+            </w:r>
+          </w:p>
+        </w:tc>
+        <w:tc>
+          <w:tcPr>
+            <w:tcBorders>
+              <w:bottom w:val="none" w:sz="0" w:space="0" w:color="000000"/>
+              <w:top w:val="none" w:sz="0" w:space="0" w:color="000000"/>
+              <w:left w:val="none" w:sz="0" w:space="0" w:color="000000"/>
+              <w:right w:val="none" w:sz="0" w:space="0" w:color="000000"/>
+            </w:tcBorders>
+            <w:shd w:val="clear" w:color="auto" w:fill="FFFFFF"/>
+            <w:tcMar>
+              <w:top w:w="0" w:type="dxa"/>
+              <w:bottom w:w="0" w:type="dxa"/>
+              <w:left w:w="0" w:type="dxa"/>
+              <w:right w:w="0" w:type="dxa"/>
+            </w:tcMar>
+            <w:vAlign w:val="center"/>
+          </w:tcPr>
+          <w:p>
+            <w:pPr>
+              <w:pStyle w:val="Normal"/>
+              <w:jc w:val="right"/>
+              <w:pBdr>
+                <w:bottom w:val="none" w:sz="0" w:space="0" w:color="000000"/>
+                <w:top w:val="none" w:sz="0" w:space="0" w:color="000000"/>
+                <w:left w:val="none" w:sz="0" w:space="0" w:color="000000"/>
+                <w:right w:val="none" w:sz="0" w:space="0" w:color="000000"/>
+              </w:pBdr>
+              <w:spacing w:after="100" w:before="100" w:line="240"/>
+              <w:ind w:left="100" w:right="100" w:firstLine="0" w:firstLineChars="0"/>
+              <w:rPr>
+                <w:rFonts w:ascii="Arial" w:hAnsi="Arial" w:eastAsia="Arial" w:cs="Arial"/>
+                <w:i w:val="false"/>
+                <w:b w:val="false"/>
+                <w:u w:val="none"/>
+                <w:sz w:val="22"/>
+                <w:szCs w:val="22"/>
+                <w:color w:val="000000"/>
+              </w:rPr>
+            </w:pPr>
+            <w:r>
+              <w:rPr>
+                <w:rFonts w:ascii="Arial" w:hAnsi="Arial" w:eastAsia="Arial" w:cs="Arial"/>
+                <w:i w:val="false"/>
+                <w:b w:val="false"/>
+                <w:u w:val="none"/>
+                <w:sz w:val="22"/>
+                <w:szCs w:val="22"/>
+                <w:color w:val="000000"/>
+              </w:rPr>
+              <w:t xml:space="preserve">0.245</w:t>
+            </w:r>
+          </w:p>
+        </w:tc>
+        <w:tc>
+          <w:tcPr>
+            <w:tcBorders>
+              <w:bottom w:val="none" w:sz="0" w:space="0" w:color="000000"/>
+              <w:top w:val="none" w:sz="0" w:space="0" w:color="000000"/>
+              <w:left w:val="none" w:sz="0" w:space="0" w:color="000000"/>
+              <w:right w:val="none" w:sz="0" w:space="0" w:color="000000"/>
+            </w:tcBorders>
+            <w:shd w:val="clear" w:color="auto" w:fill="FFFFFF"/>
+            <w:tcMar>
+              <w:top w:w="0" w:type="dxa"/>
+              <w:bottom w:w="0" w:type="dxa"/>
+              <w:left w:w="0" w:type="dxa"/>
+              <w:right w:w="0" w:type="dxa"/>
+            </w:tcMar>
+            <w:vAlign w:val="center"/>
+          </w:tcPr>
+          <w:p>
+            <w:pPr>
+              <w:pStyle w:val="Normal"/>
+              <w:jc w:val="right"/>
+              <w:pBdr>
+                <w:bottom w:val="none" w:sz="0" w:space="0" w:color="000000"/>
+                <w:top w:val="none" w:sz="0" w:space="0" w:color="000000"/>
+                <w:left w:val="none" w:sz="0" w:space="0" w:color="000000"/>
+                <w:right w:val="none" w:sz="0" w:space="0" w:color="000000"/>
+              </w:pBdr>
+              <w:spacing w:after="100" w:before="100" w:line="240"/>
+              <w:ind w:left="100" w:right="100" w:firstLine="0" w:firstLineChars="0"/>
+              <w:rPr>
+                <w:rFonts w:ascii="Arial" w:hAnsi="Arial" w:eastAsia="Arial" w:cs="Arial"/>
+                <w:i w:val="false"/>
+                <w:b w:val="false"/>
+                <w:u w:val="none"/>
+                <w:sz w:val="22"/>
+                <w:szCs w:val="22"/>
+                <w:color w:val="000000"/>
+              </w:rPr>
+            </w:pPr>
+            <w:r>
+              <w:rPr>
+                <w:rFonts w:ascii="Arial" w:hAnsi="Arial" w:eastAsia="Arial" w:cs="Arial"/>
+                <w:i w:val="false"/>
+                <w:b w:val="false"/>
+                <w:u w:val="none"/>
+                <w:sz w:val="22"/>
+                <w:szCs w:val="22"/>
+                <w:color w:val="000000"/>
+              </w:rPr>
+              <w:t xml:space="preserve">-0.183</w:t>
+            </w:r>
+          </w:p>
+        </w:tc>
+        <w:tc>
+          <w:tcPr>
+            <w:tcBorders>
+              <w:bottom w:val="none" w:sz="0" w:space="0" w:color="000000"/>
+              <w:top w:val="none" w:sz="0" w:space="0" w:color="000000"/>
+              <w:left w:val="none" w:sz="0" w:space="0" w:color="000000"/>
+              <w:right w:val="none" w:sz="0" w:space="0" w:color="000000"/>
+            </w:tcBorders>
+            <w:shd w:val="clear" w:color="auto" w:fill="FFFFFF"/>
+            <w:tcMar>
+              <w:top w:w="0" w:type="dxa"/>
+              <w:bottom w:w="0" w:type="dxa"/>
+              <w:left w:w="0" w:type="dxa"/>
+              <w:right w:w="0" w:type="dxa"/>
+            </w:tcMar>
+            <w:vAlign w:val="center"/>
+          </w:tcPr>
+          <w:p>
+            <w:pPr>
+              <w:pStyle w:val="Normal"/>
+              <w:jc w:val="right"/>
+              <w:pBdr>
+                <w:bottom w:val="none" w:sz="0" w:space="0" w:color="000000"/>
+                <w:top w:val="none" w:sz="0" w:space="0" w:color="000000"/>
+                <w:left w:val="none" w:sz="0" w:space="0" w:color="000000"/>
+                <w:right w:val="none" w:sz="0" w:space="0" w:color="000000"/>
+              </w:pBdr>
+              <w:spacing w:after="100" w:before="100" w:line="240"/>
+              <w:ind w:left="100" w:right="100" w:firstLine="0" w:firstLineChars="0"/>
+              <w:rPr>
+                <w:rFonts w:ascii="Arial" w:hAnsi="Arial" w:eastAsia="Arial" w:cs="Arial"/>
+                <w:i w:val="false"/>
+                <w:b w:val="false"/>
+                <w:u w:val="none"/>
+                <w:sz w:val="22"/>
+                <w:szCs w:val="22"/>
+                <w:color w:val="000000"/>
+              </w:rPr>
+            </w:pPr>
+            <w:r>
+              <w:rPr>
+                <w:rFonts w:ascii="Arial" w:hAnsi="Arial" w:eastAsia="Arial" w:cs="Arial"/>
+                <w:i w:val="false"/>
+                <w:b w:val="false"/>
+                <w:u w:val="none"/>
+                <w:sz w:val="22"/>
+                <w:szCs w:val="22"/>
+                <w:color w:val="000000"/>
+              </w:rPr>
+              <w:t xml:space="preserve">0.512</w:t>
+            </w:r>
+          </w:p>
+        </w:tc>
+        <w:tc>
+          <w:tcPr>
+            <w:tcBorders>
+              <w:bottom w:val="none" w:sz="0" w:space="0" w:color="000000"/>
+              <w:top w:val="none" w:sz="0" w:space="0" w:color="000000"/>
+              <w:left w:val="none" w:sz="0" w:space="0" w:color="000000"/>
+              <w:right w:val="none" w:sz="0" w:space="0" w:color="000000"/>
+            </w:tcBorders>
+            <w:shd w:val="clear" w:color="auto" w:fill="FFFFFF"/>
+            <w:tcMar>
+              <w:top w:w="0" w:type="dxa"/>
+              <w:bottom w:w="0" w:type="dxa"/>
+              <w:left w:w="0" w:type="dxa"/>
+              <w:right w:w="0" w:type="dxa"/>
+            </w:tcMar>
+            <w:vAlign w:val="center"/>
+          </w:tcPr>
+          <w:p>
+            <w:pPr>
+              <w:pStyle w:val="Normal"/>
+              <w:jc w:val="right"/>
+              <w:pBdr>
+                <w:bottom w:val="none" w:sz="0" w:space="0" w:color="000000"/>
+                <w:top w:val="none" w:sz="0" w:space="0" w:color="000000"/>
+                <w:left w:val="none" w:sz="0" w:space="0" w:color="000000"/>
+                <w:right w:val="none" w:sz="0" w:space="0" w:color="000000"/>
+              </w:pBdr>
+              <w:spacing w:after="100" w:before="100" w:line="240"/>
+              <w:ind w:left="100" w:right="100" w:firstLine="0" w:firstLineChars="0"/>
+              <w:rPr>
+                <w:rFonts w:ascii="Arial" w:hAnsi="Arial" w:eastAsia="Arial" w:cs="Arial"/>
+                <w:i w:val="false"/>
+                <w:b w:val="false"/>
+                <w:u w:val="none"/>
+                <w:sz w:val="22"/>
+                <w:szCs w:val="22"/>
+                <w:color w:val="000000"/>
+              </w:rPr>
+            </w:pPr>
+            <w:r>
+              <w:rPr>
+                <w:rFonts w:ascii="Arial" w:hAnsi="Arial" w:eastAsia="Arial" w:cs="Arial"/>
+                <w:i w:val="false"/>
+                <w:b w:val="false"/>
+                <w:u w:val="none"/>
+                <w:sz w:val="22"/>
+                <w:szCs w:val="22"/>
+                <w:color w:val="000000"/>
+              </w:rPr>
+              <w:t xml:space="preserve">1.000</w:t>
+            </w:r>
+          </w:p>
+        </w:tc>
+        <w:tc>
+          <w:tcPr>
+            <w:tcBorders>
+              <w:bottom w:val="none" w:sz="0" w:space="0" w:color="000000"/>
+              <w:top w:val="none" w:sz="0" w:space="0" w:color="000000"/>
+              <w:left w:val="none" w:sz="0" w:space="0" w:color="000000"/>
+              <w:right w:val="none" w:sz="0" w:space="0" w:color="000000"/>
+            </w:tcBorders>
+            <w:shd w:val="clear" w:color="auto" w:fill="FFFFFF"/>
+            <w:tcMar>
+              <w:top w:w="0" w:type="dxa"/>
+              <w:bottom w:w="0" w:type="dxa"/>
+              <w:left w:w="0" w:type="dxa"/>
+              <w:right w:w="0" w:type="dxa"/>
+            </w:tcMar>
+            <w:vAlign w:val="center"/>
+          </w:tcPr>
+          <w:p>
+            <w:pPr>
+              <w:pStyle w:val="Normal"/>
+              <w:jc w:val="right"/>
+              <w:pBdr>
+                <w:bottom w:val="none" w:sz="0" w:space="0" w:color="000000"/>
+                <w:top w:val="none" w:sz="0" w:space="0" w:color="000000"/>
+                <w:left w:val="none" w:sz="0" w:space="0" w:color="000000"/>
+                <w:right w:val="none" w:sz="0" w:space="0" w:color="000000"/>
+              </w:pBdr>
+              <w:spacing w:after="100" w:before="100" w:line="240"/>
+              <w:ind w:left="100" w:right="100" w:firstLine="0" w:firstLineChars="0"/>
+              <w:rPr>
+                <w:rFonts w:ascii="Arial" w:hAnsi="Arial" w:eastAsia="Arial" w:cs="Arial"/>
+                <w:i w:val="false"/>
+                <w:b w:val="false"/>
+                <w:u w:val="none"/>
+                <w:sz w:val="22"/>
+                <w:szCs w:val="22"/>
+                <w:color w:val="000000"/>
+              </w:rPr>
+            </w:pPr>
+            <w:r>
+              <w:rPr>
+                <w:rFonts w:ascii="Arial" w:hAnsi="Arial" w:eastAsia="Arial" w:cs="Arial"/>
+                <w:i w:val="false"/>
+                <w:b w:val="false"/>
+                <w:u w:val="none"/>
+                <w:sz w:val="22"/>
+                <w:szCs w:val="22"/>
+                <w:color w:val="000000"/>
+              </w:rPr>
+              <w:t xml:space="preserve">0.377</w:t>
+            </w:r>
+          </w:p>
+        </w:tc>
+        <w:tc>
+          <w:tcPr>
+            <w:tcBorders>
+              <w:bottom w:val="none" w:sz="0" w:space="0" w:color="000000"/>
+              <w:top w:val="none" w:sz="0" w:space="0" w:color="000000"/>
+              <w:left w:val="none" w:sz="0" w:space="0" w:color="000000"/>
+              <w:right w:val="none" w:sz="0" w:space="0" w:color="000000"/>
+            </w:tcBorders>
+            <w:shd w:val="clear" w:color="auto" w:fill="FFFFFF"/>
+            <w:tcMar>
+              <w:top w:w="0" w:type="dxa"/>
+              <w:bottom w:w="0" w:type="dxa"/>
+              <w:left w:w="0" w:type="dxa"/>
+              <w:right w:w="0" w:type="dxa"/>
+            </w:tcMar>
+            <w:vAlign w:val="center"/>
+          </w:tcPr>
+          <w:p>
+            <w:pPr>
+              <w:pStyle w:val="Normal"/>
+              <w:jc w:val="right"/>
+              <w:pBdr>
+                <w:bottom w:val="none" w:sz="0" w:space="0" w:color="000000"/>
+                <w:top w:val="none" w:sz="0" w:space="0" w:color="000000"/>
+                <w:left w:val="none" w:sz="0" w:space="0" w:color="000000"/>
+                <w:right w:val="none" w:sz="0" w:space="0" w:color="000000"/>
+              </w:pBdr>
+              <w:spacing w:after="100" w:before="100" w:line="240"/>
+              <w:ind w:left="100" w:right="100" w:firstLine="0" w:firstLineChars="0"/>
+              <w:rPr>
+                <w:rFonts w:ascii="Arial" w:hAnsi="Arial" w:eastAsia="Arial" w:cs="Arial"/>
+                <w:i w:val="false"/>
+                <w:b w:val="false"/>
+                <w:u w:val="none"/>
+                <w:sz w:val="22"/>
+                <w:szCs w:val="22"/>
+                <w:color w:val="000000"/>
+              </w:rPr>
+            </w:pPr>
+            <w:r>
+              <w:rPr>
+                <w:rFonts w:ascii="Arial" w:hAnsi="Arial" w:eastAsia="Arial" w:cs="Arial"/>
+                <w:i w:val="false"/>
+                <w:b w:val="false"/>
+                <w:u w:val="none"/>
+                <w:sz w:val="22"/>
+                <w:szCs w:val="22"/>
+                <w:color w:val="000000"/>
+              </w:rPr>
+              <w:t xml:space="preserve">0.212</w:t>
+            </w:r>
+          </w:p>
+        </w:tc>
+        <w:tc>
+          <w:tcPr>
+            <w:tcBorders>
+              <w:bottom w:val="none" w:sz="0" w:space="0" w:color="000000"/>
+              <w:top w:val="none" w:sz="0" w:space="0" w:color="000000"/>
+              <w:left w:val="none" w:sz="0" w:space="0" w:color="000000"/>
+              <w:right w:val="none" w:sz="0" w:space="0" w:color="000000"/>
+            </w:tcBorders>
+            <w:shd w:val="clear" w:color="auto" w:fill="FFFFFF"/>
+            <w:tcMar>
+              <w:top w:w="0" w:type="dxa"/>
+              <w:bottom w:w="0" w:type="dxa"/>
+              <w:left w:w="0" w:type="dxa"/>
+              <w:right w:w="0" w:type="dxa"/>
+            </w:tcMar>
+            <w:vAlign w:val="center"/>
+          </w:tcPr>
+          <w:p>
+            <w:pPr>
+              <w:pStyle w:val="Normal"/>
+              <w:jc w:val="right"/>
+              <w:pBdr>
+                <w:bottom w:val="none" w:sz="0" w:space="0" w:color="000000"/>
+                <w:top w:val="none" w:sz="0" w:space="0" w:color="000000"/>
+                <w:left w:val="none" w:sz="0" w:space="0" w:color="000000"/>
+                <w:right w:val="none" w:sz="0" w:space="0" w:color="000000"/>
+              </w:pBdr>
+              <w:spacing w:after="100" w:before="100" w:line="240"/>
+              <w:ind w:left="100" w:right="100" w:firstLine="0" w:firstLineChars="0"/>
+              <w:rPr>
+                <w:rFonts w:ascii="Arial" w:hAnsi="Arial" w:eastAsia="Arial" w:cs="Arial"/>
+                <w:i w:val="false"/>
+                <w:b w:val="false"/>
+                <w:u w:val="none"/>
+                <w:sz w:val="22"/>
+                <w:szCs w:val="22"/>
+                <w:color w:val="000000"/>
+              </w:rPr>
+            </w:pPr>
+            <w:r>
+              <w:rPr>
+                <w:rFonts w:ascii="Arial" w:hAnsi="Arial" w:eastAsia="Arial" w:cs="Arial"/>
+                <w:i w:val="false"/>
+                <w:b w:val="false"/>
+                <w:u w:val="none"/>
+                <w:sz w:val="22"/>
+                <w:szCs w:val="22"/>
+                <w:color w:val="000000"/>
+              </w:rPr>
+              <w:t xml:space="preserve">0.288</w:t>
+            </w:r>
+          </w:p>
+        </w:tc>
+        <w:tc>
+          <w:tcPr>
+            <w:tcBorders>
+              <w:bottom w:val="none" w:sz="0" w:space="0" w:color="000000"/>
+              <w:top w:val="none" w:sz="0" w:space="0" w:color="000000"/>
+              <w:left w:val="none" w:sz="0" w:space="0" w:color="000000"/>
+              <w:right w:val="none" w:sz="0" w:space="0" w:color="000000"/>
+            </w:tcBorders>
+            <w:shd w:val="clear" w:color="auto" w:fill="FFFFFF"/>
+            <w:tcMar>
+              <w:top w:w="0" w:type="dxa"/>
+              <w:bottom w:w="0" w:type="dxa"/>
+              <w:left w:w="0" w:type="dxa"/>
+              <w:right w:w="0" w:type="dxa"/>
+            </w:tcMar>
+            <w:vAlign w:val="center"/>
+          </w:tcPr>
+          <w:p>
+            <w:pPr>
+              <w:pStyle w:val="Normal"/>
+              <w:jc w:val="right"/>
+              <w:pBdr>
+                <w:bottom w:val="none" w:sz="0" w:space="0" w:color="000000"/>
+                <w:top w:val="none" w:sz="0" w:space="0" w:color="000000"/>
+                <w:left w:val="none" w:sz="0" w:space="0" w:color="000000"/>
+                <w:right w:val="none" w:sz="0" w:space="0" w:color="000000"/>
+              </w:pBdr>
+              <w:spacing w:after="100" w:before="100" w:line="240"/>
+              <w:ind w:left="100" w:right="100" w:firstLine="0" w:firstLineChars="0"/>
+              <w:rPr>
+                <w:rFonts w:ascii="Arial" w:hAnsi="Arial" w:eastAsia="Arial" w:cs="Arial"/>
+                <w:i w:val="false"/>
+                <w:b w:val="false"/>
+                <w:u w:val="none"/>
+                <w:sz w:val="22"/>
+                <w:szCs w:val="22"/>
+                <w:color w:val="000000"/>
+              </w:rPr>
+            </w:pPr>
+            <w:r>
+              <w:rPr>
+                <w:rFonts w:ascii="Arial" w:hAnsi="Arial" w:eastAsia="Arial" w:cs="Arial"/>
+                <w:i w:val="false"/>
+                <w:b w:val="false"/>
+                <w:u w:val="none"/>
+                <w:sz w:val="22"/>
+                <w:szCs w:val="22"/>
+                <w:color w:val="000000"/>
+              </w:rPr>
+              <w:t xml:space="preserve">0.253</w:t>
+            </w:r>
+          </w:p>
+        </w:tc>
+      </w:tr>
+      <w:tr>
+        <w:trPr>
+          <w:trHeight w:val="360" w:hRule="auto"/>
+        </w:trPr>
+        body5
+        <w:tc>
+          <w:tcPr>
+            <w:tcBorders>
+              <w:bottom w:val="none" w:sz="0" w:space="0" w:color="000000"/>
+              <w:top w:val="none" w:sz="0" w:space="0" w:color="000000"/>
+              <w:left w:val="none" w:sz="0" w:space="0" w:color="000000"/>
+              <w:right w:val="none" w:sz="0" w:space="0" w:color="000000"/>
+            </w:tcBorders>
+            <w:shd w:val="clear" w:color="auto" w:fill="FFFFFF"/>
+            <w:tcMar>
+              <w:top w:w="0" w:type="dxa"/>
+              <w:bottom w:w="0" w:type="dxa"/>
+              <w:left w:w="0" w:type="dxa"/>
+              <w:right w:w="0" w:type="dxa"/>
+            </w:tcMar>
+            <w:vAlign w:val="center"/>
+          </w:tcPr>
+          <w:p>
+            <w:pPr>
+              <w:pStyle w:val="Normal"/>
+              <w:jc w:val="left"/>
+              <w:pBdr>
+                <w:bottom w:val="none" w:sz="0" w:space="0" w:color="000000"/>
+                <w:top w:val="none" w:sz="0" w:space="0" w:color="000000"/>
+                <w:left w:val="none" w:sz="0" w:space="0" w:color="000000"/>
+                <w:right w:val="none" w:sz="0" w:space="0" w:color="000000"/>
+              </w:pBdr>
+              <w:spacing w:after="100" w:before="100" w:line="240"/>
+              <w:ind w:left="100" w:right="100" w:firstLine="0" w:firstLineChars="0"/>
+              <w:rPr>
+                <w:rFonts w:ascii="Arial" w:hAnsi="Arial" w:eastAsia="Arial" w:cs="Arial"/>
+                <w:i w:val="false"/>
+                <w:b w:val="false"/>
+                <w:u w:val="none"/>
+                <w:sz w:val="22"/>
+                <w:szCs w:val="22"/>
+                <w:color w:val="000000"/>
+              </w:rPr>
+            </w:pPr>
+            <w:r>
+              <w:rPr>
+                <w:rFonts w:ascii="Arial" w:hAnsi="Arial" w:eastAsia="Arial" w:cs="Arial"/>
+                <w:i w:val="false"/>
+                <w:b w:val="false"/>
+                <w:u w:val="none"/>
+                <w:sz w:val="22"/>
+                <w:szCs w:val="22"/>
+                <w:color w:val="000000"/>
+              </w:rPr>
+              <w:t xml:space="preserve">gsrs_bl</w:t>
+            </w:r>
+          </w:p>
+        </w:tc>
+        <w:tc>
+          <w:tcPr>
+            <w:tcBorders>
+              <w:bottom w:val="none" w:sz="0" w:space="0" w:color="000000"/>
+              <w:top w:val="none" w:sz="0" w:space="0" w:color="000000"/>
+              <w:left w:val="none" w:sz="0" w:space="0" w:color="000000"/>
+              <w:right w:val="none" w:sz="0" w:space="0" w:color="000000"/>
+            </w:tcBorders>
+            <w:shd w:val="clear" w:color="auto" w:fill="FFFFFF"/>
+            <w:tcMar>
+              <w:top w:w="0" w:type="dxa"/>
+              <w:bottom w:w="0" w:type="dxa"/>
+              <w:left w:w="0" w:type="dxa"/>
+              <w:right w:w="0" w:type="dxa"/>
+            </w:tcMar>
+            <w:vAlign w:val="center"/>
+          </w:tcPr>
+          <w:p>
+            <w:pPr>
+              <w:pStyle w:val="Normal"/>
+              <w:jc w:val="right"/>
+              <w:pBdr>
+                <w:bottom w:val="none" w:sz="0" w:space="0" w:color="000000"/>
+                <w:top w:val="none" w:sz="0" w:space="0" w:color="000000"/>
+                <w:left w:val="none" w:sz="0" w:space="0" w:color="000000"/>
+                <w:right w:val="none" w:sz="0" w:space="0" w:color="000000"/>
+              </w:pBdr>
+              <w:spacing w:after="100" w:before="100" w:line="240"/>
+              <w:ind w:left="100" w:right="100" w:firstLine="0" w:firstLineChars="0"/>
+              <w:rPr>
+                <w:rFonts w:ascii="Arial" w:hAnsi="Arial" w:eastAsia="Arial" w:cs="Arial"/>
+                <w:i w:val="false"/>
+                <w:b w:val="false"/>
+                <w:u w:val="none"/>
+                <w:sz w:val="22"/>
+                <w:szCs w:val="22"/>
+                <w:color w:val="000000"/>
+              </w:rPr>
+            </w:pPr>
+            <w:r>
+              <w:rPr>
+                <w:rFonts w:ascii="Arial" w:hAnsi="Arial" w:eastAsia="Arial" w:cs="Arial"/>
+                <w:i w:val="false"/>
+                <w:b w:val="false"/>
+                <w:u w:val="none"/>
+                <w:sz w:val="22"/>
+                <w:szCs w:val="22"/>
+                <w:color w:val="000000"/>
+              </w:rPr>
+              <w:t xml:space="preserve">0.256</w:t>
+            </w:r>
+          </w:p>
+        </w:tc>
+        <w:tc>
+          <w:tcPr>
+            <w:tcBorders>
+              <w:bottom w:val="none" w:sz="0" w:space="0" w:color="000000"/>
+              <w:top w:val="none" w:sz="0" w:space="0" w:color="000000"/>
+              <w:left w:val="none" w:sz="0" w:space="0" w:color="000000"/>
+              <w:right w:val="none" w:sz="0" w:space="0" w:color="000000"/>
+            </w:tcBorders>
+            <w:shd w:val="clear" w:color="auto" w:fill="FFFFFF"/>
+            <w:tcMar>
+              <w:top w:w="0" w:type="dxa"/>
+              <w:bottom w:w="0" w:type="dxa"/>
+              <w:left w:w="0" w:type="dxa"/>
+              <w:right w:w="0" w:type="dxa"/>
+            </w:tcMar>
+            <w:vAlign w:val="center"/>
+          </w:tcPr>
+          <w:p>
+            <w:pPr>
+              <w:pStyle w:val="Normal"/>
+              <w:jc w:val="right"/>
+              <w:pBdr>
+                <w:bottom w:val="none" w:sz="0" w:space="0" w:color="000000"/>
+                <w:top w:val="none" w:sz="0" w:space="0" w:color="000000"/>
+                <w:left w:val="none" w:sz="0" w:space="0" w:color="000000"/>
+                <w:right w:val="none" w:sz="0" w:space="0" w:color="000000"/>
+              </w:pBdr>
+              <w:spacing w:after="100" w:before="100" w:line="240"/>
+              <w:ind w:left="100" w:right="100" w:firstLine="0" w:firstLineChars="0"/>
+              <w:rPr>
+                <w:rFonts w:ascii="Arial" w:hAnsi="Arial" w:eastAsia="Arial" w:cs="Arial"/>
+                <w:i w:val="false"/>
+                <w:b w:val="false"/>
+                <w:u w:val="none"/>
+                <w:sz w:val="22"/>
+                <w:szCs w:val="22"/>
+                <w:color w:val="000000"/>
+              </w:rPr>
+            </w:pPr>
+            <w:r>
+              <w:rPr>
+                <w:rFonts w:ascii="Arial" w:hAnsi="Arial" w:eastAsia="Arial" w:cs="Arial"/>
+                <w:i w:val="false"/>
+                <w:b w:val="false"/>
+                <w:u w:val="none"/>
+                <w:sz w:val="22"/>
+                <w:szCs w:val="22"/>
+                <w:color w:val="000000"/>
+              </w:rPr>
+              <w:t xml:space="preserve">-0.131</w:t>
+            </w:r>
+          </w:p>
+        </w:tc>
+        <w:tc>
+          <w:tcPr>
+            <w:tcBorders>
+              <w:bottom w:val="none" w:sz="0" w:space="0" w:color="000000"/>
+              <w:top w:val="none" w:sz="0" w:space="0" w:color="000000"/>
+              <w:left w:val="none" w:sz="0" w:space="0" w:color="000000"/>
+              <w:right w:val="none" w:sz="0" w:space="0" w:color="000000"/>
+            </w:tcBorders>
+            <w:shd w:val="clear" w:color="auto" w:fill="FFFFFF"/>
+            <w:tcMar>
+              <w:top w:w="0" w:type="dxa"/>
+              <w:bottom w:w="0" w:type="dxa"/>
+              <w:left w:w="0" w:type="dxa"/>
+              <w:right w:w="0" w:type="dxa"/>
+            </w:tcMar>
+            <w:vAlign w:val="center"/>
+          </w:tcPr>
+          <w:p>
+            <w:pPr>
+              <w:pStyle w:val="Normal"/>
+              <w:jc w:val="right"/>
+              <w:pBdr>
+                <w:bottom w:val="none" w:sz="0" w:space="0" w:color="000000"/>
+                <w:top w:val="none" w:sz="0" w:space="0" w:color="000000"/>
+                <w:left w:val="none" w:sz="0" w:space="0" w:color="000000"/>
+                <w:right w:val="none" w:sz="0" w:space="0" w:color="000000"/>
+              </w:pBdr>
+              <w:spacing w:after="100" w:before="100" w:line="240"/>
+              <w:ind w:left="100" w:right="100" w:firstLine="0" w:firstLineChars="0"/>
+              <w:rPr>
+                <w:rFonts w:ascii="Arial" w:hAnsi="Arial" w:eastAsia="Arial" w:cs="Arial"/>
+                <w:i w:val="false"/>
+                <w:b w:val="false"/>
+                <w:u w:val="none"/>
+                <w:sz w:val="22"/>
+                <w:szCs w:val="22"/>
+                <w:color w:val="000000"/>
+              </w:rPr>
+            </w:pPr>
+            <w:r>
+              <w:rPr>
+                <w:rFonts w:ascii="Arial" w:hAnsi="Arial" w:eastAsia="Arial" w:cs="Arial"/>
+                <w:i w:val="false"/>
+                <w:b w:val="false"/>
+                <w:u w:val="none"/>
+                <w:sz w:val="22"/>
+                <w:szCs w:val="22"/>
+                <w:color w:val="000000"/>
+              </w:rPr>
+              <w:t xml:space="preserve">0.546</w:t>
+            </w:r>
+          </w:p>
+        </w:tc>
+        <w:tc>
+          <w:tcPr>
+            <w:tcBorders>
+              <w:bottom w:val="none" w:sz="0" w:space="0" w:color="000000"/>
+              <w:top w:val="none" w:sz="0" w:space="0" w:color="000000"/>
+              <w:left w:val="none" w:sz="0" w:space="0" w:color="000000"/>
+              <w:right w:val="none" w:sz="0" w:space="0" w:color="000000"/>
+            </w:tcBorders>
+            <w:shd w:val="clear" w:color="auto" w:fill="FFFFFF"/>
+            <w:tcMar>
+              <w:top w:w="0" w:type="dxa"/>
+              <w:bottom w:w="0" w:type="dxa"/>
+              <w:left w:w="0" w:type="dxa"/>
+              <w:right w:w="0" w:type="dxa"/>
+            </w:tcMar>
+            <w:vAlign w:val="center"/>
+          </w:tcPr>
+          <w:p>
+            <w:pPr>
+              <w:pStyle w:val="Normal"/>
+              <w:jc w:val="right"/>
+              <w:pBdr>
+                <w:bottom w:val="none" w:sz="0" w:space="0" w:color="000000"/>
+                <w:top w:val="none" w:sz="0" w:space="0" w:color="000000"/>
+                <w:left w:val="none" w:sz="0" w:space="0" w:color="000000"/>
+                <w:right w:val="none" w:sz="0" w:space="0" w:color="000000"/>
+              </w:pBdr>
+              <w:spacing w:after="100" w:before="100" w:line="240"/>
+              <w:ind w:left="100" w:right="100" w:firstLine="0" w:firstLineChars="0"/>
+              <w:rPr>
+                <w:rFonts w:ascii="Arial" w:hAnsi="Arial" w:eastAsia="Arial" w:cs="Arial"/>
+                <w:i w:val="false"/>
+                <w:b w:val="false"/>
+                <w:u w:val="none"/>
+                <w:sz w:val="22"/>
+                <w:szCs w:val="22"/>
+                <w:color w:val="000000"/>
+              </w:rPr>
+            </w:pPr>
+            <w:r>
+              <w:rPr>
+                <w:rFonts w:ascii="Arial" w:hAnsi="Arial" w:eastAsia="Arial" w:cs="Arial"/>
+                <w:i w:val="false"/>
+                <w:b w:val="false"/>
+                <w:u w:val="none"/>
+                <w:sz w:val="22"/>
+                <w:szCs w:val="22"/>
+                <w:color w:val="000000"/>
+              </w:rPr>
+              <w:t xml:space="preserve">0.377</w:t>
+            </w:r>
+          </w:p>
+        </w:tc>
+        <w:tc>
+          <w:tcPr>
+            <w:tcBorders>
+              <w:bottom w:val="none" w:sz="0" w:space="0" w:color="000000"/>
+              <w:top w:val="none" w:sz="0" w:space="0" w:color="000000"/>
+              <w:left w:val="none" w:sz="0" w:space="0" w:color="000000"/>
+              <w:right w:val="none" w:sz="0" w:space="0" w:color="000000"/>
+            </w:tcBorders>
+            <w:shd w:val="clear" w:color="auto" w:fill="FFFFFF"/>
+            <w:tcMar>
+              <w:top w:w="0" w:type="dxa"/>
+              <w:bottom w:w="0" w:type="dxa"/>
+              <w:left w:w="0" w:type="dxa"/>
+              <w:right w:w="0" w:type="dxa"/>
+            </w:tcMar>
+            <w:vAlign w:val="center"/>
+          </w:tcPr>
+          <w:p>
+            <w:pPr>
+              <w:pStyle w:val="Normal"/>
+              <w:jc w:val="right"/>
+              <w:pBdr>
+                <w:bottom w:val="none" w:sz="0" w:space="0" w:color="000000"/>
+                <w:top w:val="none" w:sz="0" w:space="0" w:color="000000"/>
+                <w:left w:val="none" w:sz="0" w:space="0" w:color="000000"/>
+                <w:right w:val="none" w:sz="0" w:space="0" w:color="000000"/>
+              </w:pBdr>
+              <w:spacing w:after="100" w:before="100" w:line="240"/>
+              <w:ind w:left="100" w:right="100" w:firstLine="0" w:firstLineChars="0"/>
+              <w:rPr>
+                <w:rFonts w:ascii="Arial" w:hAnsi="Arial" w:eastAsia="Arial" w:cs="Arial"/>
+                <w:i w:val="false"/>
+                <w:b w:val="false"/>
+                <w:u w:val="none"/>
+                <w:sz w:val="22"/>
+                <w:szCs w:val="22"/>
+                <w:color w:val="000000"/>
+              </w:rPr>
+            </w:pPr>
+            <w:r>
+              <w:rPr>
+                <w:rFonts w:ascii="Arial" w:hAnsi="Arial" w:eastAsia="Arial" w:cs="Arial"/>
+                <w:i w:val="false"/>
+                <w:b w:val="false"/>
+                <w:u w:val="none"/>
+                <w:sz w:val="22"/>
+                <w:szCs w:val="22"/>
+                <w:color w:val="000000"/>
+              </w:rPr>
+              <w:t xml:space="preserve">1.000</w:t>
+            </w:r>
+          </w:p>
+        </w:tc>
+        <w:tc>
+          <w:tcPr>
+            <w:tcBorders>
+              <w:bottom w:val="none" w:sz="0" w:space="0" w:color="000000"/>
+              <w:top w:val="none" w:sz="0" w:space="0" w:color="000000"/>
+              <w:left w:val="none" w:sz="0" w:space="0" w:color="000000"/>
+              <w:right w:val="none" w:sz="0" w:space="0" w:color="000000"/>
+            </w:tcBorders>
+            <w:shd w:val="clear" w:color="auto" w:fill="FFFFFF"/>
+            <w:tcMar>
+              <w:top w:w="0" w:type="dxa"/>
+              <w:bottom w:w="0" w:type="dxa"/>
+              <w:left w:w="0" w:type="dxa"/>
+              <w:right w:w="0" w:type="dxa"/>
+            </w:tcMar>
+            <w:vAlign w:val="center"/>
+          </w:tcPr>
+          <w:p>
+            <w:pPr>
+              <w:pStyle w:val="Normal"/>
+              <w:jc w:val="right"/>
+              <w:pBdr>
+                <w:bottom w:val="none" w:sz="0" w:space="0" w:color="000000"/>
+                <w:top w:val="none" w:sz="0" w:space="0" w:color="000000"/>
+                <w:left w:val="none" w:sz="0" w:space="0" w:color="000000"/>
+                <w:right w:val="none" w:sz="0" w:space="0" w:color="000000"/>
+              </w:pBdr>
+              <w:spacing w:after="100" w:before="100" w:line="240"/>
+              <w:ind w:left="100" w:right="100" w:firstLine="0" w:firstLineChars="0"/>
+              <w:rPr>
+                <w:rFonts w:ascii="Arial" w:hAnsi="Arial" w:eastAsia="Arial" w:cs="Arial"/>
+                <w:i w:val="false"/>
+                <w:b w:val="false"/>
+                <w:u w:val="none"/>
+                <w:sz w:val="22"/>
+                <w:szCs w:val="22"/>
+                <w:color w:val="000000"/>
+              </w:rPr>
+            </w:pPr>
+            <w:r>
+              <w:rPr>
+                <w:rFonts w:ascii="Arial" w:hAnsi="Arial" w:eastAsia="Arial" w:cs="Arial"/>
+                <w:i w:val="false"/>
+                <w:b w:val="false"/>
+                <w:u w:val="none"/>
+                <w:sz w:val="22"/>
+                <w:szCs w:val="22"/>
+                <w:color w:val="000000"/>
+              </w:rPr>
+              <w:t xml:space="preserve">0.406</w:t>
+            </w:r>
+          </w:p>
+        </w:tc>
+        <w:tc>
+          <w:tcPr>
+            <w:tcBorders>
+              <w:bottom w:val="none" w:sz="0" w:space="0" w:color="000000"/>
+              <w:top w:val="none" w:sz="0" w:space="0" w:color="000000"/>
+              <w:left w:val="none" w:sz="0" w:space="0" w:color="000000"/>
+              <w:right w:val="none" w:sz="0" w:space="0" w:color="000000"/>
+            </w:tcBorders>
+            <w:shd w:val="clear" w:color="auto" w:fill="FFFFFF"/>
+            <w:tcMar>
+              <w:top w:w="0" w:type="dxa"/>
+              <w:bottom w:w="0" w:type="dxa"/>
+              <w:left w:w="0" w:type="dxa"/>
+              <w:right w:w="0" w:type="dxa"/>
+            </w:tcMar>
+            <w:vAlign w:val="center"/>
+          </w:tcPr>
+          <w:p>
+            <w:pPr>
+              <w:pStyle w:val="Normal"/>
+              <w:jc w:val="right"/>
+              <w:pBdr>
+                <w:bottom w:val="none" w:sz="0" w:space="0" w:color="000000"/>
+                <w:top w:val="none" w:sz="0" w:space="0" w:color="000000"/>
+                <w:left w:val="none" w:sz="0" w:space="0" w:color="000000"/>
+                <w:right w:val="none" w:sz="0" w:space="0" w:color="000000"/>
+              </w:pBdr>
+              <w:spacing w:after="100" w:before="100" w:line="240"/>
+              <w:ind w:left="100" w:right="100" w:firstLine="0" w:firstLineChars="0"/>
+              <w:rPr>
+                <w:rFonts w:ascii="Arial" w:hAnsi="Arial" w:eastAsia="Arial" w:cs="Arial"/>
+                <w:i w:val="false"/>
+                <w:b w:val="false"/>
+                <w:u w:val="none"/>
+                <w:sz w:val="22"/>
+                <w:szCs w:val="22"/>
+                <w:color w:val="000000"/>
+              </w:rPr>
+            </w:pPr>
+            <w:r>
+              <w:rPr>
+                <w:rFonts w:ascii="Arial" w:hAnsi="Arial" w:eastAsia="Arial" w:cs="Arial"/>
+                <w:i w:val="false"/>
+                <w:b w:val="false"/>
+                <w:u w:val="none"/>
+                <w:sz w:val="22"/>
+                <w:szCs w:val="22"/>
+                <w:color w:val="000000"/>
+              </w:rPr>
+              <w:t xml:space="preserve">0.254</w:t>
+            </w:r>
+          </w:p>
+        </w:tc>
+        <w:tc>
+          <w:tcPr>
+            <w:tcBorders>
+              <w:bottom w:val="none" w:sz="0" w:space="0" w:color="000000"/>
+              <w:top w:val="none" w:sz="0" w:space="0" w:color="000000"/>
+              <w:left w:val="none" w:sz="0" w:space="0" w:color="000000"/>
+              <w:right w:val="none" w:sz="0" w:space="0" w:color="000000"/>
+            </w:tcBorders>
+            <w:shd w:val="clear" w:color="auto" w:fill="FFFFFF"/>
+            <w:tcMar>
+              <w:top w:w="0" w:type="dxa"/>
+              <w:bottom w:w="0" w:type="dxa"/>
+              <w:left w:w="0" w:type="dxa"/>
+              <w:right w:w="0" w:type="dxa"/>
+            </w:tcMar>
+            <w:vAlign w:val="center"/>
+          </w:tcPr>
+          <w:p>
+            <w:pPr>
+              <w:pStyle w:val="Normal"/>
+              <w:jc w:val="right"/>
+              <w:pBdr>
+                <w:bottom w:val="none" w:sz="0" w:space="0" w:color="000000"/>
+                <w:top w:val="none" w:sz="0" w:space="0" w:color="000000"/>
+                <w:left w:val="none" w:sz="0" w:space="0" w:color="000000"/>
+                <w:right w:val="none" w:sz="0" w:space="0" w:color="000000"/>
+              </w:pBdr>
+              <w:spacing w:after="100" w:before="100" w:line="240"/>
+              <w:ind w:left="100" w:right="100" w:firstLine="0" w:firstLineChars="0"/>
+              <w:rPr>
+                <w:rFonts w:ascii="Arial" w:hAnsi="Arial" w:eastAsia="Arial" w:cs="Arial"/>
+                <w:i w:val="false"/>
+                <w:b w:val="false"/>
+                <w:u w:val="none"/>
+                <w:sz w:val="22"/>
+                <w:szCs w:val="22"/>
+                <w:color w:val="000000"/>
+              </w:rPr>
+            </w:pPr>
+            <w:r>
+              <w:rPr>
+                <w:rFonts w:ascii="Arial" w:hAnsi="Arial" w:eastAsia="Arial" w:cs="Arial"/>
+                <w:i w:val="false"/>
+                <w:b w:val="false"/>
+                <w:u w:val="none"/>
+                <w:sz w:val="22"/>
+                <w:szCs w:val="22"/>
+                <w:color w:val="000000"/>
+              </w:rPr>
+              <w:t xml:space="preserve">0.538</w:t>
+            </w:r>
+          </w:p>
+        </w:tc>
+      </w:tr>
+      <w:tr>
+        <w:trPr>
+          <w:trHeight w:val="360" w:hRule="auto"/>
+        </w:trPr>
+        body6
+        <w:tc>
+          <w:tcPr>
+            <w:tcBorders>
+              <w:bottom w:val="none" w:sz="0" w:space="0" w:color="000000"/>
+              <w:top w:val="none" w:sz="0" w:space="0" w:color="000000"/>
+              <w:left w:val="none" w:sz="0" w:space="0" w:color="000000"/>
+              <w:right w:val="none" w:sz="0" w:space="0" w:color="000000"/>
+            </w:tcBorders>
+            <w:shd w:val="clear" w:color="auto" w:fill="FFFFFF"/>
+            <w:tcMar>
+              <w:top w:w="0" w:type="dxa"/>
+              <w:bottom w:w="0" w:type="dxa"/>
+              <w:left w:w="0" w:type="dxa"/>
+              <w:right w:w="0" w:type="dxa"/>
+            </w:tcMar>
+            <w:vAlign w:val="center"/>
+          </w:tcPr>
+          <w:p>
+            <w:pPr>
+              <w:pStyle w:val="Normal"/>
+              <w:jc w:val="left"/>
+              <w:pBdr>
+                <w:bottom w:val="none" w:sz="0" w:space="0" w:color="000000"/>
+                <w:top w:val="none" w:sz="0" w:space="0" w:color="000000"/>
+                <w:left w:val="none" w:sz="0" w:space="0" w:color="000000"/>
+                <w:right w:val="none" w:sz="0" w:space="0" w:color="000000"/>
+              </w:pBdr>
+              <w:spacing w:after="100" w:before="100" w:line="240"/>
+              <w:ind w:left="100" w:right="100" w:firstLine="0" w:firstLineChars="0"/>
+              <w:rPr>
+                <w:rFonts w:ascii="Arial" w:hAnsi="Arial" w:eastAsia="Arial" w:cs="Arial"/>
+                <w:i w:val="false"/>
+                <w:b w:val="false"/>
+                <w:u w:val="none"/>
+                <w:sz w:val="22"/>
+                <w:szCs w:val="22"/>
+                <w:color w:val="000000"/>
+              </w:rPr>
+            </w:pPr>
+            <w:r>
+              <w:rPr>
+                <w:rFonts w:ascii="Arial" w:hAnsi="Arial" w:eastAsia="Arial" w:cs="Arial"/>
+                <w:i w:val="false"/>
+                <w:b w:val="false"/>
+                <w:u w:val="none"/>
+                <w:sz w:val="22"/>
+                <w:szCs w:val="22"/>
+                <w:color w:val="000000"/>
+              </w:rPr>
+              <w:t xml:space="preserve">mcgill_1</w:t>
+            </w:r>
+          </w:p>
+        </w:tc>
+        <w:tc>
+          <w:tcPr>
+            <w:tcBorders>
+              <w:bottom w:val="none" w:sz="0" w:space="0" w:color="000000"/>
+              <w:top w:val="none" w:sz="0" w:space="0" w:color="000000"/>
+              <w:left w:val="none" w:sz="0" w:space="0" w:color="000000"/>
+              <w:right w:val="none" w:sz="0" w:space="0" w:color="000000"/>
+            </w:tcBorders>
+            <w:shd w:val="clear" w:color="auto" w:fill="FFFFFF"/>
+            <w:tcMar>
+              <w:top w:w="0" w:type="dxa"/>
+              <w:bottom w:w="0" w:type="dxa"/>
+              <w:left w:w="0" w:type="dxa"/>
+              <w:right w:w="0" w:type="dxa"/>
+            </w:tcMar>
+            <w:vAlign w:val="center"/>
+          </w:tcPr>
+          <w:p>
+            <w:pPr>
+              <w:pStyle w:val="Normal"/>
+              <w:jc w:val="right"/>
+              <w:pBdr>
+                <w:bottom w:val="none" w:sz="0" w:space="0" w:color="000000"/>
+                <w:top w:val="none" w:sz="0" w:space="0" w:color="000000"/>
+                <w:left w:val="none" w:sz="0" w:space="0" w:color="000000"/>
+                <w:right w:val="none" w:sz="0" w:space="0" w:color="000000"/>
+              </w:pBdr>
+              <w:spacing w:after="100" w:before="100" w:line="240"/>
+              <w:ind w:left="100" w:right="100" w:firstLine="0" w:firstLineChars="0"/>
+              <w:rPr>
+                <w:rFonts w:ascii="Arial" w:hAnsi="Arial" w:eastAsia="Arial" w:cs="Arial"/>
+                <w:i w:val="false"/>
+                <w:b w:val="false"/>
+                <w:u w:val="none"/>
+                <w:sz w:val="22"/>
+                <w:szCs w:val="22"/>
+                <w:color w:val="000000"/>
+              </w:rPr>
+            </w:pPr>
+            <w:r>
+              <w:rPr>
+                <w:rFonts w:ascii="Arial" w:hAnsi="Arial" w:eastAsia="Arial" w:cs="Arial"/>
+                <w:i w:val="false"/>
+                <w:b w:val="false"/>
+                <w:u w:val="none"/>
+                <w:sz w:val="22"/>
+                <w:szCs w:val="22"/>
+                <w:color w:val="000000"/>
+              </w:rPr>
+              <w:t xml:space="preserve">0.383</w:t>
+            </w:r>
+          </w:p>
+        </w:tc>
+        <w:tc>
+          <w:tcPr>
+            <w:tcBorders>
+              <w:bottom w:val="none" w:sz="0" w:space="0" w:color="000000"/>
+              <w:top w:val="none" w:sz="0" w:space="0" w:color="000000"/>
+              <w:left w:val="none" w:sz="0" w:space="0" w:color="000000"/>
+              <w:right w:val="none" w:sz="0" w:space="0" w:color="000000"/>
+            </w:tcBorders>
+            <w:shd w:val="clear" w:color="auto" w:fill="FFFFFF"/>
+            <w:tcMar>
+              <w:top w:w="0" w:type="dxa"/>
+              <w:bottom w:w="0" w:type="dxa"/>
+              <w:left w:w="0" w:type="dxa"/>
+              <w:right w:w="0" w:type="dxa"/>
+            </w:tcMar>
+            <w:vAlign w:val="center"/>
+          </w:tcPr>
+          <w:p>
+            <w:pPr>
+              <w:pStyle w:val="Normal"/>
+              <w:jc w:val="right"/>
+              <w:pBdr>
+                <w:bottom w:val="none" w:sz="0" w:space="0" w:color="000000"/>
+                <w:top w:val="none" w:sz="0" w:space="0" w:color="000000"/>
+                <w:left w:val="none" w:sz="0" w:space="0" w:color="000000"/>
+                <w:right w:val="none" w:sz="0" w:space="0" w:color="000000"/>
+              </w:pBdr>
+              <w:spacing w:after="100" w:before="100" w:line="240"/>
+              <w:ind w:left="100" w:right="100" w:firstLine="0" w:firstLineChars="0"/>
+              <w:rPr>
+                <w:rFonts w:ascii="Arial" w:hAnsi="Arial" w:eastAsia="Arial" w:cs="Arial"/>
+                <w:i w:val="false"/>
+                <w:b w:val="false"/>
+                <w:u w:val="none"/>
+                <w:sz w:val="22"/>
+                <w:szCs w:val="22"/>
+                <w:color w:val="000000"/>
+              </w:rPr>
+            </w:pPr>
+            <w:r>
+              <w:rPr>
+                <w:rFonts w:ascii="Arial" w:hAnsi="Arial" w:eastAsia="Arial" w:cs="Arial"/>
+                <w:i w:val="false"/>
+                <w:b w:val="false"/>
+                <w:u w:val="none"/>
+                <w:sz w:val="22"/>
+                <w:szCs w:val="22"/>
+                <w:color w:val="000000"/>
+              </w:rPr>
+              <w:t xml:space="preserve">-0.157</w:t>
+            </w:r>
+          </w:p>
+        </w:tc>
+        <w:tc>
+          <w:tcPr>
+            <w:tcBorders>
+              <w:bottom w:val="none" w:sz="0" w:space="0" w:color="000000"/>
+              <w:top w:val="none" w:sz="0" w:space="0" w:color="000000"/>
+              <w:left w:val="none" w:sz="0" w:space="0" w:color="000000"/>
+              <w:right w:val="none" w:sz="0" w:space="0" w:color="000000"/>
+            </w:tcBorders>
+            <w:shd w:val="clear" w:color="auto" w:fill="FFFFFF"/>
+            <w:tcMar>
+              <w:top w:w="0" w:type="dxa"/>
+              <w:bottom w:w="0" w:type="dxa"/>
+              <w:left w:w="0" w:type="dxa"/>
+              <w:right w:w="0" w:type="dxa"/>
+            </w:tcMar>
+            <w:vAlign w:val="center"/>
+          </w:tcPr>
+          <w:p>
+            <w:pPr>
+              <w:pStyle w:val="Normal"/>
+              <w:jc w:val="right"/>
+              <w:pBdr>
+                <w:bottom w:val="none" w:sz="0" w:space="0" w:color="000000"/>
+                <w:top w:val="none" w:sz="0" w:space="0" w:color="000000"/>
+                <w:left w:val="none" w:sz="0" w:space="0" w:color="000000"/>
+                <w:right w:val="none" w:sz="0" w:space="0" w:color="000000"/>
+              </w:pBdr>
+              <w:spacing w:after="100" w:before="100" w:line="240"/>
+              <w:ind w:left="100" w:right="100" w:firstLine="0" w:firstLineChars="0"/>
+              <w:rPr>
+                <w:rFonts w:ascii="Arial" w:hAnsi="Arial" w:eastAsia="Arial" w:cs="Arial"/>
+                <w:i w:val="false"/>
+                <w:b w:val="false"/>
+                <w:u w:val="none"/>
+                <w:sz w:val="22"/>
+                <w:szCs w:val="22"/>
+                <w:color w:val="000000"/>
+              </w:rPr>
+            </w:pPr>
+            <w:r>
+              <w:rPr>
+                <w:rFonts w:ascii="Arial" w:hAnsi="Arial" w:eastAsia="Arial" w:cs="Arial"/>
+                <w:i w:val="false"/>
+                <w:b w:val="false"/>
+                <w:u w:val="none"/>
+                <w:sz w:val="22"/>
+                <w:szCs w:val="22"/>
+                <w:color w:val="000000"/>
+              </w:rPr>
+              <w:t xml:space="preserve">0.367</w:t>
+            </w:r>
+          </w:p>
+        </w:tc>
+        <w:tc>
+          <w:tcPr>
+            <w:tcBorders>
+              <w:bottom w:val="none" w:sz="0" w:space="0" w:color="000000"/>
+              <w:top w:val="none" w:sz="0" w:space="0" w:color="000000"/>
+              <w:left w:val="none" w:sz="0" w:space="0" w:color="000000"/>
+              <w:right w:val="none" w:sz="0" w:space="0" w:color="000000"/>
+            </w:tcBorders>
+            <w:shd w:val="clear" w:color="auto" w:fill="FFFFFF"/>
+            <w:tcMar>
+              <w:top w:w="0" w:type="dxa"/>
+              <w:bottom w:w="0" w:type="dxa"/>
+              <w:left w:w="0" w:type="dxa"/>
+              <w:right w:w="0" w:type="dxa"/>
+            </w:tcMar>
+            <w:vAlign w:val="center"/>
+          </w:tcPr>
+          <w:p>
+            <w:pPr>
+              <w:pStyle w:val="Normal"/>
+              <w:jc w:val="right"/>
+              <w:pBdr>
+                <w:bottom w:val="none" w:sz="0" w:space="0" w:color="000000"/>
+                <w:top w:val="none" w:sz="0" w:space="0" w:color="000000"/>
+                <w:left w:val="none" w:sz="0" w:space="0" w:color="000000"/>
+                <w:right w:val="none" w:sz="0" w:space="0" w:color="000000"/>
+              </w:pBdr>
+              <w:spacing w:after="100" w:before="100" w:line="240"/>
+              <w:ind w:left="100" w:right="100" w:firstLine="0" w:firstLineChars="0"/>
+              <w:rPr>
+                <w:rFonts w:ascii="Arial" w:hAnsi="Arial" w:eastAsia="Arial" w:cs="Arial"/>
+                <w:i w:val="false"/>
+                <w:b w:val="false"/>
+                <w:u w:val="none"/>
+                <w:sz w:val="22"/>
+                <w:szCs w:val="22"/>
+                <w:color w:val="000000"/>
+              </w:rPr>
+            </w:pPr>
+            <w:r>
+              <w:rPr>
+                <w:rFonts w:ascii="Arial" w:hAnsi="Arial" w:eastAsia="Arial" w:cs="Arial"/>
+                <w:i w:val="false"/>
+                <w:b w:val="false"/>
+                <w:u w:val="none"/>
+                <w:sz w:val="22"/>
+                <w:szCs w:val="22"/>
+                <w:color w:val="000000"/>
+              </w:rPr>
+              <w:t xml:space="preserve">0.212</w:t>
+            </w:r>
+          </w:p>
+        </w:tc>
+        <w:tc>
+          <w:tcPr>
+            <w:tcBorders>
+              <w:bottom w:val="none" w:sz="0" w:space="0" w:color="000000"/>
+              <w:top w:val="none" w:sz="0" w:space="0" w:color="000000"/>
+              <w:left w:val="none" w:sz="0" w:space="0" w:color="000000"/>
+              <w:right w:val="none" w:sz="0" w:space="0" w:color="000000"/>
+            </w:tcBorders>
+            <w:shd w:val="clear" w:color="auto" w:fill="FFFFFF"/>
+            <w:tcMar>
+              <w:top w:w="0" w:type="dxa"/>
+              <w:bottom w:w="0" w:type="dxa"/>
+              <w:left w:w="0" w:type="dxa"/>
+              <w:right w:w="0" w:type="dxa"/>
+            </w:tcMar>
+            <w:vAlign w:val="center"/>
+          </w:tcPr>
+          <w:p>
+            <w:pPr>
+              <w:pStyle w:val="Normal"/>
+              <w:jc w:val="right"/>
+              <w:pBdr>
+                <w:bottom w:val="none" w:sz="0" w:space="0" w:color="000000"/>
+                <w:top w:val="none" w:sz="0" w:space="0" w:color="000000"/>
+                <w:left w:val="none" w:sz="0" w:space="0" w:color="000000"/>
+                <w:right w:val="none" w:sz="0" w:space="0" w:color="000000"/>
+              </w:pBdr>
+              <w:spacing w:after="100" w:before="100" w:line="240"/>
+              <w:ind w:left="100" w:right="100" w:firstLine="0" w:firstLineChars="0"/>
+              <w:rPr>
+                <w:rFonts w:ascii="Arial" w:hAnsi="Arial" w:eastAsia="Arial" w:cs="Arial"/>
+                <w:i w:val="false"/>
+                <w:b w:val="false"/>
+                <w:u w:val="none"/>
+                <w:sz w:val="22"/>
+                <w:szCs w:val="22"/>
+                <w:color w:val="000000"/>
+              </w:rPr>
+            </w:pPr>
+            <w:r>
+              <w:rPr>
+                <w:rFonts w:ascii="Arial" w:hAnsi="Arial" w:eastAsia="Arial" w:cs="Arial"/>
+                <w:i w:val="false"/>
+                <w:b w:val="false"/>
+                <w:u w:val="none"/>
+                <w:sz w:val="22"/>
+                <w:szCs w:val="22"/>
+                <w:color w:val="000000"/>
+              </w:rPr>
+              <w:t xml:space="preserve">0.406</w:t>
+            </w:r>
+          </w:p>
+        </w:tc>
+        <w:tc>
+          <w:tcPr>
+            <w:tcBorders>
+              <w:bottom w:val="none" w:sz="0" w:space="0" w:color="000000"/>
+              <w:top w:val="none" w:sz="0" w:space="0" w:color="000000"/>
+              <w:left w:val="none" w:sz="0" w:space="0" w:color="000000"/>
+              <w:right w:val="none" w:sz="0" w:space="0" w:color="000000"/>
+            </w:tcBorders>
+            <w:shd w:val="clear" w:color="auto" w:fill="FFFFFF"/>
+            <w:tcMar>
+              <w:top w:w="0" w:type="dxa"/>
+              <w:bottom w:w="0" w:type="dxa"/>
+              <w:left w:w="0" w:type="dxa"/>
+              <w:right w:w="0" w:type="dxa"/>
+            </w:tcMar>
+            <w:vAlign w:val="center"/>
+          </w:tcPr>
+          <w:p>
+            <w:pPr>
+              <w:pStyle w:val="Normal"/>
+              <w:jc w:val="right"/>
+              <w:pBdr>
+                <w:bottom w:val="none" w:sz="0" w:space="0" w:color="000000"/>
+                <w:top w:val="none" w:sz="0" w:space="0" w:color="000000"/>
+                <w:left w:val="none" w:sz="0" w:space="0" w:color="000000"/>
+                <w:right w:val="none" w:sz="0" w:space="0" w:color="000000"/>
+              </w:pBdr>
+              <w:spacing w:after="100" w:before="100" w:line="240"/>
+              <w:ind w:left="100" w:right="100" w:firstLine="0" w:firstLineChars="0"/>
+              <w:rPr>
+                <w:rFonts w:ascii="Arial" w:hAnsi="Arial" w:eastAsia="Arial" w:cs="Arial"/>
+                <w:i w:val="false"/>
+                <w:b w:val="false"/>
+                <w:u w:val="none"/>
+                <w:sz w:val="22"/>
+                <w:szCs w:val="22"/>
+                <w:color w:val="000000"/>
+              </w:rPr>
+            </w:pPr>
+            <w:r>
+              <w:rPr>
+                <w:rFonts w:ascii="Arial" w:hAnsi="Arial" w:eastAsia="Arial" w:cs="Arial"/>
+                <w:i w:val="false"/>
+                <w:b w:val="false"/>
+                <w:u w:val="none"/>
+                <w:sz w:val="22"/>
+                <w:szCs w:val="22"/>
+                <w:color w:val="000000"/>
+              </w:rPr>
+              <w:t xml:space="preserve">1.000</w:t>
+            </w:r>
+          </w:p>
+        </w:tc>
+        <w:tc>
+          <w:tcPr>
+            <w:tcBorders>
+              <w:bottom w:val="none" w:sz="0" w:space="0" w:color="000000"/>
+              <w:top w:val="none" w:sz="0" w:space="0" w:color="000000"/>
+              <w:left w:val="none" w:sz="0" w:space="0" w:color="000000"/>
+              <w:right w:val="none" w:sz="0" w:space="0" w:color="000000"/>
+            </w:tcBorders>
+            <w:shd w:val="clear" w:color="auto" w:fill="FFFFFF"/>
+            <w:tcMar>
+              <w:top w:w="0" w:type="dxa"/>
+              <w:bottom w:w="0" w:type="dxa"/>
+              <w:left w:w="0" w:type="dxa"/>
+              <w:right w:w="0" w:type="dxa"/>
+            </w:tcMar>
+            <w:vAlign w:val="center"/>
+          </w:tcPr>
+          <w:p>
+            <w:pPr>
+              <w:pStyle w:val="Normal"/>
+              <w:jc w:val="right"/>
+              <w:pBdr>
+                <w:bottom w:val="none" w:sz="0" w:space="0" w:color="000000"/>
+                <w:top w:val="none" w:sz="0" w:space="0" w:color="000000"/>
+                <w:left w:val="none" w:sz="0" w:space="0" w:color="000000"/>
+                <w:right w:val="none" w:sz="0" w:space="0" w:color="000000"/>
+              </w:pBdr>
+              <w:spacing w:after="100" w:before="100" w:line="240"/>
+              <w:ind w:left="100" w:right="100" w:firstLine="0" w:firstLineChars="0"/>
+              <w:rPr>
+                <w:rFonts w:ascii="Arial" w:hAnsi="Arial" w:eastAsia="Arial" w:cs="Arial"/>
+                <w:i w:val="false"/>
+                <w:b w:val="false"/>
+                <w:u w:val="none"/>
+                <w:sz w:val="22"/>
+                <w:szCs w:val="22"/>
+                <w:color w:val="000000"/>
+              </w:rPr>
+            </w:pPr>
+            <w:r>
+              <w:rPr>
+                <w:rFonts w:ascii="Arial" w:hAnsi="Arial" w:eastAsia="Arial" w:cs="Arial"/>
+                <w:i w:val="false"/>
+                <w:b w:val="false"/>
+                <w:u w:val="none"/>
+                <w:sz w:val="22"/>
+                <w:szCs w:val="22"/>
+                <w:color w:val="000000"/>
+              </w:rPr>
+              <w:t xml:space="preserve">0.426</w:t>
+            </w:r>
+          </w:p>
+        </w:tc>
+        <w:tc>
+          <w:tcPr>
+            <w:tcBorders>
+              <w:bottom w:val="none" w:sz="0" w:space="0" w:color="000000"/>
+              <w:top w:val="none" w:sz="0" w:space="0" w:color="000000"/>
+              <w:left w:val="none" w:sz="0" w:space="0" w:color="000000"/>
+              <w:right w:val="none" w:sz="0" w:space="0" w:color="000000"/>
+            </w:tcBorders>
+            <w:shd w:val="clear" w:color="auto" w:fill="FFFFFF"/>
+            <w:tcMar>
+              <w:top w:w="0" w:type="dxa"/>
+              <w:bottom w:w="0" w:type="dxa"/>
+              <w:left w:w="0" w:type="dxa"/>
+              <w:right w:w="0" w:type="dxa"/>
+            </w:tcMar>
+            <w:vAlign w:val="center"/>
+          </w:tcPr>
+          <w:p>
+            <w:pPr>
+              <w:pStyle w:val="Normal"/>
+              <w:jc w:val="right"/>
+              <w:pBdr>
+                <w:bottom w:val="none" w:sz="0" w:space="0" w:color="000000"/>
+                <w:top w:val="none" w:sz="0" w:space="0" w:color="000000"/>
+                <w:left w:val="none" w:sz="0" w:space="0" w:color="000000"/>
+                <w:right w:val="none" w:sz="0" w:space="0" w:color="000000"/>
+              </w:pBdr>
+              <w:spacing w:after="100" w:before="100" w:line="240"/>
+              <w:ind w:left="100" w:right="100" w:firstLine="0" w:firstLineChars="0"/>
+              <w:rPr>
+                <w:rFonts w:ascii="Arial" w:hAnsi="Arial" w:eastAsia="Arial" w:cs="Arial"/>
+                <w:i w:val="false"/>
+                <w:b w:val="false"/>
+                <w:u w:val="none"/>
+                <w:sz w:val="22"/>
+                <w:szCs w:val="22"/>
+                <w:color w:val="000000"/>
+              </w:rPr>
+            </w:pPr>
+            <w:r>
+              <w:rPr>
+                <w:rFonts w:ascii="Arial" w:hAnsi="Arial" w:eastAsia="Arial" w:cs="Arial"/>
+                <w:i w:val="false"/>
+                <w:b w:val="false"/>
+                <w:u w:val="none"/>
+                <w:sz w:val="22"/>
+                <w:szCs w:val="22"/>
+                <w:color w:val="000000"/>
+              </w:rPr>
+              <w:t xml:space="preserve">0.510</w:t>
+            </w:r>
+          </w:p>
+        </w:tc>
+      </w:tr>
+      <w:tr>
+        <w:trPr>
+          <w:trHeight w:val="360" w:hRule="auto"/>
+        </w:trPr>
+        body7
+        <w:tc>
+          <w:tcPr>
+            <w:tcBorders>
+              <w:bottom w:val="none" w:sz="0" w:space="0" w:color="000000"/>
+              <w:top w:val="none" w:sz="0" w:space="0" w:color="000000"/>
+              <w:left w:val="none" w:sz="0" w:space="0" w:color="000000"/>
+              <w:right w:val="none" w:sz="0" w:space="0" w:color="000000"/>
+            </w:tcBorders>
+            <w:shd w:val="clear" w:color="auto" w:fill="FFFFFF"/>
+            <w:tcMar>
+              <w:top w:w="0" w:type="dxa"/>
+              <w:bottom w:w="0" w:type="dxa"/>
+              <w:left w:w="0" w:type="dxa"/>
+              <w:right w:w="0" w:type="dxa"/>
+            </w:tcMar>
+            <w:vAlign w:val="center"/>
+          </w:tcPr>
+          <w:p>
+            <w:pPr>
+              <w:pStyle w:val="Normal"/>
+              <w:jc w:val="left"/>
+              <w:pBdr>
+                <w:bottom w:val="none" w:sz="0" w:space="0" w:color="000000"/>
+                <w:top w:val="none" w:sz="0" w:space="0" w:color="000000"/>
+                <w:left w:val="none" w:sz="0" w:space="0" w:color="000000"/>
+                <w:right w:val="none" w:sz="0" w:space="0" w:color="000000"/>
+              </w:pBdr>
+              <w:spacing w:after="100" w:before="100" w:line="240"/>
+              <w:ind w:left="100" w:right="100" w:firstLine="0" w:firstLineChars="0"/>
+              <w:rPr>
+                <w:rFonts w:ascii="Arial" w:hAnsi="Arial" w:eastAsia="Arial" w:cs="Arial"/>
+                <w:i w:val="false"/>
+                <w:b w:val="false"/>
+                <w:u w:val="none"/>
+                <w:sz w:val="22"/>
+                <w:szCs w:val="22"/>
+                <w:color w:val="000000"/>
+              </w:rPr>
+            </w:pPr>
+            <w:r>
+              <w:rPr>
+                <w:rFonts w:ascii="Arial" w:hAnsi="Arial" w:eastAsia="Arial" w:cs="Arial"/>
+                <w:i w:val="false"/>
+                <w:b w:val="false"/>
+                <w:u w:val="none"/>
+                <w:sz w:val="22"/>
+                <w:szCs w:val="22"/>
+                <w:color w:val="000000"/>
+              </w:rPr>
+              <w:t xml:space="preserve">mcgill_2</w:t>
+            </w:r>
+          </w:p>
+        </w:tc>
+        <w:tc>
+          <w:tcPr>
+            <w:tcBorders>
+              <w:bottom w:val="none" w:sz="0" w:space="0" w:color="000000"/>
+              <w:top w:val="none" w:sz="0" w:space="0" w:color="000000"/>
+              <w:left w:val="none" w:sz="0" w:space="0" w:color="000000"/>
+              <w:right w:val="none" w:sz="0" w:space="0" w:color="000000"/>
+            </w:tcBorders>
+            <w:shd w:val="clear" w:color="auto" w:fill="FFFFFF"/>
+            <w:tcMar>
+              <w:top w:w="0" w:type="dxa"/>
+              <w:bottom w:w="0" w:type="dxa"/>
+              <w:left w:w="0" w:type="dxa"/>
+              <w:right w:w="0" w:type="dxa"/>
+            </w:tcMar>
+            <w:vAlign w:val="center"/>
+          </w:tcPr>
+          <w:p>
+            <w:pPr>
+              <w:pStyle w:val="Normal"/>
+              <w:jc w:val="right"/>
+              <w:pBdr>
+                <w:bottom w:val="none" w:sz="0" w:space="0" w:color="000000"/>
+                <w:top w:val="none" w:sz="0" w:space="0" w:color="000000"/>
+                <w:left w:val="none" w:sz="0" w:space="0" w:color="000000"/>
+                <w:right w:val="none" w:sz="0" w:space="0" w:color="000000"/>
+              </w:pBdr>
+              <w:spacing w:after="100" w:before="100" w:line="240"/>
+              <w:ind w:left="100" w:right="100" w:firstLine="0" w:firstLineChars="0"/>
+              <w:rPr>
+                <w:rFonts w:ascii="Arial" w:hAnsi="Arial" w:eastAsia="Arial" w:cs="Arial"/>
+                <w:i w:val="false"/>
+                <w:b w:val="false"/>
+                <w:u w:val="none"/>
+                <w:sz w:val="22"/>
+                <w:szCs w:val="22"/>
+                <w:color w:val="000000"/>
+              </w:rPr>
+            </w:pPr>
+            <w:r>
+              <w:rPr>
+                <w:rFonts w:ascii="Arial" w:hAnsi="Arial" w:eastAsia="Arial" w:cs="Arial"/>
+                <w:i w:val="false"/>
+                <w:b w:val="false"/>
+                <w:u w:val="none"/>
+                <w:sz w:val="22"/>
+                <w:szCs w:val="22"/>
+                <w:color w:val="000000"/>
+              </w:rPr>
+              <w:t xml:space="preserve">0.386</w:t>
+            </w:r>
+          </w:p>
+        </w:tc>
+        <w:tc>
+          <w:tcPr>
+            <w:tcBorders>
+              <w:bottom w:val="none" w:sz="0" w:space="0" w:color="000000"/>
+              <w:top w:val="none" w:sz="0" w:space="0" w:color="000000"/>
+              <w:left w:val="none" w:sz="0" w:space="0" w:color="000000"/>
+              <w:right w:val="none" w:sz="0" w:space="0" w:color="000000"/>
+            </w:tcBorders>
+            <w:shd w:val="clear" w:color="auto" w:fill="FFFFFF"/>
+            <w:tcMar>
+              <w:top w:w="0" w:type="dxa"/>
+              <w:bottom w:w="0" w:type="dxa"/>
+              <w:left w:w="0" w:type="dxa"/>
+              <w:right w:w="0" w:type="dxa"/>
+            </w:tcMar>
+            <w:vAlign w:val="center"/>
+          </w:tcPr>
+          <w:p>
+            <w:pPr>
+              <w:pStyle w:val="Normal"/>
+              <w:jc w:val="right"/>
+              <w:pBdr>
+                <w:bottom w:val="none" w:sz="0" w:space="0" w:color="000000"/>
+                <w:top w:val="none" w:sz="0" w:space="0" w:color="000000"/>
+                <w:left w:val="none" w:sz="0" w:space="0" w:color="000000"/>
+                <w:right w:val="none" w:sz="0" w:space="0" w:color="000000"/>
+              </w:pBdr>
+              <w:spacing w:after="100" w:before="100" w:line="240"/>
+              <w:ind w:left="100" w:right="100" w:firstLine="0" w:firstLineChars="0"/>
+              <w:rPr>
+                <w:rFonts w:ascii="Arial" w:hAnsi="Arial" w:eastAsia="Arial" w:cs="Arial"/>
+                <w:i w:val="false"/>
+                <w:b w:val="false"/>
+                <w:u w:val="none"/>
+                <w:sz w:val="22"/>
+                <w:szCs w:val="22"/>
+                <w:color w:val="000000"/>
+              </w:rPr>
+            </w:pPr>
+            <w:r>
+              <w:rPr>
+                <w:rFonts w:ascii="Arial" w:hAnsi="Arial" w:eastAsia="Arial" w:cs="Arial"/>
+                <w:i w:val="false"/>
+                <w:b w:val="false"/>
+                <w:u w:val="none"/>
+                <w:sz w:val="22"/>
+                <w:szCs w:val="22"/>
+                <w:color w:val="000000"/>
+              </w:rPr>
+              <w:t xml:space="preserve">-0.101</w:t>
+            </w:r>
+          </w:p>
+        </w:tc>
+        <w:tc>
+          <w:tcPr>
+            <w:tcBorders>
+              <w:bottom w:val="none" w:sz="0" w:space="0" w:color="000000"/>
+              <w:top w:val="none" w:sz="0" w:space="0" w:color="000000"/>
+              <w:left w:val="none" w:sz="0" w:space="0" w:color="000000"/>
+              <w:right w:val="none" w:sz="0" w:space="0" w:color="000000"/>
+            </w:tcBorders>
+            <w:shd w:val="clear" w:color="auto" w:fill="FFFFFF"/>
+            <w:tcMar>
+              <w:top w:w="0" w:type="dxa"/>
+              <w:bottom w:w="0" w:type="dxa"/>
+              <w:left w:w="0" w:type="dxa"/>
+              <w:right w:w="0" w:type="dxa"/>
+            </w:tcMar>
+            <w:vAlign w:val="center"/>
+          </w:tcPr>
+          <w:p>
+            <w:pPr>
+              <w:pStyle w:val="Normal"/>
+              <w:jc w:val="right"/>
+              <w:pBdr>
+                <w:bottom w:val="none" w:sz="0" w:space="0" w:color="000000"/>
+                <w:top w:val="none" w:sz="0" w:space="0" w:color="000000"/>
+                <w:left w:val="none" w:sz="0" w:space="0" w:color="000000"/>
+                <w:right w:val="none" w:sz="0" w:space="0" w:color="000000"/>
+              </w:pBdr>
+              <w:spacing w:after="100" w:before="100" w:line="240"/>
+              <w:ind w:left="100" w:right="100" w:firstLine="0" w:firstLineChars="0"/>
+              <w:rPr>
+                <w:rFonts w:ascii="Arial" w:hAnsi="Arial" w:eastAsia="Arial" w:cs="Arial"/>
+                <w:i w:val="false"/>
+                <w:b w:val="false"/>
+                <w:u w:val="none"/>
+                <w:sz w:val="22"/>
+                <w:szCs w:val="22"/>
+                <w:color w:val="000000"/>
+              </w:rPr>
+            </w:pPr>
+            <w:r>
+              <w:rPr>
+                <w:rFonts w:ascii="Arial" w:hAnsi="Arial" w:eastAsia="Arial" w:cs="Arial"/>
+                <w:i w:val="false"/>
+                <w:b w:val="false"/>
+                <w:u w:val="none"/>
+                <w:sz w:val="22"/>
+                <w:szCs w:val="22"/>
+                <w:color w:val="000000"/>
+              </w:rPr>
+              <w:t xml:space="preserve">0.276</w:t>
+            </w:r>
+          </w:p>
+        </w:tc>
+        <w:tc>
+          <w:tcPr>
+            <w:tcBorders>
+              <w:bottom w:val="none" w:sz="0" w:space="0" w:color="000000"/>
+              <w:top w:val="none" w:sz="0" w:space="0" w:color="000000"/>
+              <w:left w:val="none" w:sz="0" w:space="0" w:color="000000"/>
+              <w:right w:val="none" w:sz="0" w:space="0" w:color="000000"/>
+            </w:tcBorders>
+            <w:shd w:val="clear" w:color="auto" w:fill="FFFFFF"/>
+            <w:tcMar>
+              <w:top w:w="0" w:type="dxa"/>
+              <w:bottom w:w="0" w:type="dxa"/>
+              <w:left w:w="0" w:type="dxa"/>
+              <w:right w:w="0" w:type="dxa"/>
+            </w:tcMar>
+            <w:vAlign w:val="center"/>
+          </w:tcPr>
+          <w:p>
+            <w:pPr>
+              <w:pStyle w:val="Normal"/>
+              <w:jc w:val="right"/>
+              <w:pBdr>
+                <w:bottom w:val="none" w:sz="0" w:space="0" w:color="000000"/>
+                <w:top w:val="none" w:sz="0" w:space="0" w:color="000000"/>
+                <w:left w:val="none" w:sz="0" w:space="0" w:color="000000"/>
+                <w:right w:val="none" w:sz="0" w:space="0" w:color="000000"/>
+              </w:pBdr>
+              <w:spacing w:after="100" w:before="100" w:line="240"/>
+              <w:ind w:left="100" w:right="100" w:firstLine="0" w:firstLineChars="0"/>
+              <w:rPr>
+                <w:rFonts w:ascii="Arial" w:hAnsi="Arial" w:eastAsia="Arial" w:cs="Arial"/>
+                <w:i w:val="false"/>
+                <w:b w:val="false"/>
+                <w:u w:val="none"/>
+                <w:sz w:val="22"/>
+                <w:szCs w:val="22"/>
+                <w:color w:val="000000"/>
+              </w:rPr>
+            </w:pPr>
+            <w:r>
+              <w:rPr>
+                <w:rFonts w:ascii="Arial" w:hAnsi="Arial" w:eastAsia="Arial" w:cs="Arial"/>
+                <w:i w:val="false"/>
+                <w:b w:val="false"/>
+                <w:u w:val="none"/>
+                <w:sz w:val="22"/>
+                <w:szCs w:val="22"/>
+                <w:color w:val="000000"/>
+              </w:rPr>
+              <w:t xml:space="preserve">0.288</w:t>
+            </w:r>
+          </w:p>
+        </w:tc>
+        <w:tc>
+          <w:tcPr>
+            <w:tcBorders>
+              <w:bottom w:val="none" w:sz="0" w:space="0" w:color="000000"/>
+              <w:top w:val="none" w:sz="0" w:space="0" w:color="000000"/>
+              <w:left w:val="none" w:sz="0" w:space="0" w:color="000000"/>
+              <w:right w:val="none" w:sz="0" w:space="0" w:color="000000"/>
+            </w:tcBorders>
+            <w:shd w:val="clear" w:color="auto" w:fill="FFFFFF"/>
+            <w:tcMar>
+              <w:top w:w="0" w:type="dxa"/>
+              <w:bottom w:w="0" w:type="dxa"/>
+              <w:left w:w="0" w:type="dxa"/>
+              <w:right w:w="0" w:type="dxa"/>
+            </w:tcMar>
+            <w:vAlign w:val="center"/>
+          </w:tcPr>
+          <w:p>
+            <w:pPr>
+              <w:pStyle w:val="Normal"/>
+              <w:jc w:val="right"/>
+              <w:pBdr>
+                <w:bottom w:val="none" w:sz="0" w:space="0" w:color="000000"/>
+                <w:top w:val="none" w:sz="0" w:space="0" w:color="000000"/>
+                <w:left w:val="none" w:sz="0" w:space="0" w:color="000000"/>
+                <w:right w:val="none" w:sz="0" w:space="0" w:color="000000"/>
+              </w:pBdr>
+              <w:spacing w:after="100" w:before="100" w:line="240"/>
+              <w:ind w:left="100" w:right="100" w:firstLine="0" w:firstLineChars="0"/>
+              <w:rPr>
+                <w:rFonts w:ascii="Arial" w:hAnsi="Arial" w:eastAsia="Arial" w:cs="Arial"/>
+                <w:i w:val="false"/>
+                <w:b w:val="false"/>
+                <w:u w:val="none"/>
+                <w:sz w:val="22"/>
+                <w:szCs w:val="22"/>
+                <w:color w:val="000000"/>
+              </w:rPr>
+            </w:pPr>
+            <w:r>
+              <w:rPr>
+                <w:rFonts w:ascii="Arial" w:hAnsi="Arial" w:eastAsia="Arial" w:cs="Arial"/>
+                <w:i w:val="false"/>
+                <w:b w:val="false"/>
+                <w:u w:val="none"/>
+                <w:sz w:val="22"/>
+                <w:szCs w:val="22"/>
+                <w:color w:val="000000"/>
+              </w:rPr>
+              <w:t xml:space="preserve">0.254</w:t>
+            </w:r>
+          </w:p>
+        </w:tc>
+        <w:tc>
+          <w:tcPr>
+            <w:tcBorders>
+              <w:bottom w:val="none" w:sz="0" w:space="0" w:color="000000"/>
+              <w:top w:val="none" w:sz="0" w:space="0" w:color="000000"/>
+              <w:left w:val="none" w:sz="0" w:space="0" w:color="000000"/>
+              <w:right w:val="none" w:sz="0" w:space="0" w:color="000000"/>
+            </w:tcBorders>
+            <w:shd w:val="clear" w:color="auto" w:fill="FFFFFF"/>
+            <w:tcMar>
+              <w:top w:w="0" w:type="dxa"/>
+              <w:bottom w:w="0" w:type="dxa"/>
+              <w:left w:w="0" w:type="dxa"/>
+              <w:right w:w="0" w:type="dxa"/>
+            </w:tcMar>
+            <w:vAlign w:val="center"/>
+          </w:tcPr>
+          <w:p>
+            <w:pPr>
+              <w:pStyle w:val="Normal"/>
+              <w:jc w:val="right"/>
+              <w:pBdr>
+                <w:bottom w:val="none" w:sz="0" w:space="0" w:color="000000"/>
+                <w:top w:val="none" w:sz="0" w:space="0" w:color="000000"/>
+                <w:left w:val="none" w:sz="0" w:space="0" w:color="000000"/>
+                <w:right w:val="none" w:sz="0" w:space="0" w:color="000000"/>
+              </w:pBdr>
+              <w:spacing w:after="100" w:before="100" w:line="240"/>
+              <w:ind w:left="100" w:right="100" w:firstLine="0" w:firstLineChars="0"/>
+              <w:rPr>
+                <w:rFonts w:ascii="Arial" w:hAnsi="Arial" w:eastAsia="Arial" w:cs="Arial"/>
+                <w:i w:val="false"/>
+                <w:b w:val="false"/>
+                <w:u w:val="none"/>
+                <w:sz w:val="22"/>
+                <w:szCs w:val="22"/>
+                <w:color w:val="000000"/>
+              </w:rPr>
+            </w:pPr>
+            <w:r>
+              <w:rPr>
+                <w:rFonts w:ascii="Arial" w:hAnsi="Arial" w:eastAsia="Arial" w:cs="Arial"/>
+                <w:i w:val="false"/>
+                <w:b w:val="false"/>
+                <w:u w:val="none"/>
+                <w:sz w:val="22"/>
+                <w:szCs w:val="22"/>
+                <w:color w:val="000000"/>
+              </w:rPr>
+              <w:t xml:space="preserve">0.426</w:t>
+            </w:r>
+          </w:p>
+        </w:tc>
+        <w:tc>
+          <w:tcPr>
+            <w:tcBorders>
+              <w:bottom w:val="none" w:sz="0" w:space="0" w:color="000000"/>
+              <w:top w:val="none" w:sz="0" w:space="0" w:color="000000"/>
+              <w:left w:val="none" w:sz="0" w:space="0" w:color="000000"/>
+              <w:right w:val="none" w:sz="0" w:space="0" w:color="000000"/>
+            </w:tcBorders>
+            <w:shd w:val="clear" w:color="auto" w:fill="FFFFFF"/>
+            <w:tcMar>
+              <w:top w:w="0" w:type="dxa"/>
+              <w:bottom w:w="0" w:type="dxa"/>
+              <w:left w:w="0" w:type="dxa"/>
+              <w:right w:w="0" w:type="dxa"/>
+            </w:tcMar>
+            <w:vAlign w:val="center"/>
+          </w:tcPr>
+          <w:p>
+            <w:pPr>
+              <w:pStyle w:val="Normal"/>
+              <w:jc w:val="right"/>
+              <w:pBdr>
+                <w:bottom w:val="none" w:sz="0" w:space="0" w:color="000000"/>
+                <w:top w:val="none" w:sz="0" w:space="0" w:color="000000"/>
+                <w:left w:val="none" w:sz="0" w:space="0" w:color="000000"/>
+                <w:right w:val="none" w:sz="0" w:space="0" w:color="000000"/>
+              </w:pBdr>
+              <w:spacing w:after="100" w:before="100" w:line="240"/>
+              <w:ind w:left="100" w:right="100" w:firstLine="0" w:firstLineChars="0"/>
+              <w:rPr>
+                <w:rFonts w:ascii="Arial" w:hAnsi="Arial" w:eastAsia="Arial" w:cs="Arial"/>
+                <w:i w:val="false"/>
+                <w:b w:val="false"/>
+                <w:u w:val="none"/>
+                <w:sz w:val="22"/>
+                <w:szCs w:val="22"/>
+                <w:color w:val="000000"/>
+              </w:rPr>
+            </w:pPr>
+            <w:r>
+              <w:rPr>
+                <w:rFonts w:ascii="Arial" w:hAnsi="Arial" w:eastAsia="Arial" w:cs="Arial"/>
+                <w:i w:val="false"/>
+                <w:b w:val="false"/>
+                <w:u w:val="none"/>
+                <w:sz w:val="22"/>
+                <w:szCs w:val="22"/>
+                <w:color w:val="000000"/>
+              </w:rPr>
+              <w:t xml:space="preserve">1.000</w:t>
+            </w:r>
+          </w:p>
+        </w:tc>
+        <w:tc>
+          <w:tcPr>
+            <w:tcBorders>
+              <w:bottom w:val="none" w:sz="0" w:space="0" w:color="000000"/>
+              <w:top w:val="none" w:sz="0" w:space="0" w:color="000000"/>
+              <w:left w:val="none" w:sz="0" w:space="0" w:color="000000"/>
+              <w:right w:val="none" w:sz="0" w:space="0" w:color="000000"/>
+            </w:tcBorders>
+            <w:shd w:val="clear" w:color="auto" w:fill="FFFFFF"/>
+            <w:tcMar>
+              <w:top w:w="0" w:type="dxa"/>
+              <w:bottom w:w="0" w:type="dxa"/>
+              <w:left w:w="0" w:type="dxa"/>
+              <w:right w:w="0" w:type="dxa"/>
+            </w:tcMar>
+            <w:vAlign w:val="center"/>
+          </w:tcPr>
+          <w:p>
+            <w:pPr>
+              <w:pStyle w:val="Normal"/>
+              <w:jc w:val="right"/>
+              <w:pBdr>
+                <w:bottom w:val="none" w:sz="0" w:space="0" w:color="000000"/>
+                <w:top w:val="none" w:sz="0" w:space="0" w:color="000000"/>
+                <w:left w:val="none" w:sz="0" w:space="0" w:color="000000"/>
+                <w:right w:val="none" w:sz="0" w:space="0" w:color="000000"/>
+              </w:pBdr>
+              <w:spacing w:after="100" w:before="100" w:line="240"/>
+              <w:ind w:left="100" w:right="100" w:firstLine="0" w:firstLineChars="0"/>
+              <w:rPr>
+                <w:rFonts w:ascii="Arial" w:hAnsi="Arial" w:eastAsia="Arial" w:cs="Arial"/>
+                <w:i w:val="false"/>
+                <w:b w:val="false"/>
+                <w:u w:val="none"/>
+                <w:sz w:val="22"/>
+                <w:szCs w:val="22"/>
+                <w:color w:val="000000"/>
+              </w:rPr>
+            </w:pPr>
+            <w:r>
+              <w:rPr>
+                <w:rFonts w:ascii="Arial" w:hAnsi="Arial" w:eastAsia="Arial" w:cs="Arial"/>
+                <w:i w:val="false"/>
+                <w:b w:val="false"/>
+                <w:u w:val="none"/>
+                <w:sz w:val="22"/>
+                <w:szCs w:val="22"/>
+                <w:color w:val="000000"/>
+              </w:rPr>
+              <w:t xml:space="preserve">0.473</w:t>
+            </w:r>
+          </w:p>
+        </w:tc>
+      </w:tr>
+      <w:tr>
+        <w:trPr>
+          <w:trHeight w:val="360" w:hRule="auto"/>
+        </w:trPr>
+        body8
+        <w:tc>
+          <w:tcPr>
+            <w:tcBorders>
+              <w:bottom w:val="single" w:sz="12" w:space="0" w:color="666666"/>
+              <w:top w:val="none" w:sz="0" w:space="0" w:color="000000"/>
+              <w:left w:val="none" w:sz="0" w:space="0" w:color="000000"/>
+              <w:right w:val="none" w:sz="0" w:space="0" w:color="000000"/>
+            </w:tcBorders>
+            <w:shd w:val="clear" w:color="auto" w:fill="FFFFFF"/>
+            <w:tcMar>
+              <w:top w:w="0" w:type="dxa"/>
+              <w:bottom w:w="0" w:type="dxa"/>
+              <w:left w:w="0" w:type="dxa"/>
+              <w:right w:w="0" w:type="dxa"/>
+            </w:tcMar>
+            <w:vAlign w:val="center"/>
+          </w:tcPr>
+          <w:p>
+            <w:pPr>
+              <w:pStyle w:val="Normal"/>
+              <w:jc w:val="left"/>
+              <w:pBdr>
+                <w:bottom w:val="none" w:sz="0" w:space="0" w:color="000000"/>
+                <w:top w:val="none" w:sz="0" w:space="0" w:color="000000"/>
+                <w:left w:val="none" w:sz="0" w:space="0" w:color="000000"/>
+                <w:right w:val="none" w:sz="0" w:space="0" w:color="000000"/>
+              </w:pBdr>
+              <w:spacing w:after="100" w:before="100" w:line="240"/>
+              <w:ind w:left="100" w:right="100" w:firstLine="0" w:firstLineChars="0"/>
+              <w:rPr>
+                <w:rFonts w:ascii="Arial" w:hAnsi="Arial" w:eastAsia="Arial" w:cs="Arial"/>
+                <w:i w:val="false"/>
+                <w:b w:val="false"/>
+                <w:u w:val="none"/>
+                <w:sz w:val="22"/>
+                <w:szCs w:val="22"/>
+                <w:color w:val="000000"/>
+              </w:rPr>
+            </w:pPr>
+            <w:r>
+              <w:rPr>
+                <w:rFonts w:ascii="Arial" w:hAnsi="Arial" w:eastAsia="Arial" w:cs="Arial"/>
+                <w:i w:val="false"/>
+                <w:b w:val="false"/>
+                <w:u w:val="none"/>
+                <w:sz w:val="22"/>
+                <w:szCs w:val="22"/>
+                <w:color w:val="000000"/>
+              </w:rPr>
+              <w:t xml:space="preserve">mcgill_3</w:t>
+            </w:r>
+          </w:p>
+        </w:tc>
+        <w:tc>
+          <w:tcPr>
+            <w:tcBorders>
+              <w:bottom w:val="single" w:sz="12" w:space="0" w:color="666666"/>
+              <w:top w:val="none" w:sz="0" w:space="0" w:color="000000"/>
+              <w:left w:val="none" w:sz="0" w:space="0" w:color="000000"/>
+              <w:right w:val="none" w:sz="0" w:space="0" w:color="000000"/>
+            </w:tcBorders>
+            <w:shd w:val="clear" w:color="auto" w:fill="FFFFFF"/>
+            <w:tcMar>
+              <w:top w:w="0" w:type="dxa"/>
+              <w:bottom w:w="0" w:type="dxa"/>
+              <w:left w:w="0" w:type="dxa"/>
+              <w:right w:w="0" w:type="dxa"/>
+            </w:tcMar>
+            <w:vAlign w:val="center"/>
+          </w:tcPr>
+          <w:p>
+            <w:pPr>
+              <w:pStyle w:val="Normal"/>
+              <w:jc w:val="right"/>
+              <w:pBdr>
+                <w:bottom w:val="none" w:sz="0" w:space="0" w:color="000000"/>
+                <w:top w:val="none" w:sz="0" w:space="0" w:color="000000"/>
+                <w:left w:val="none" w:sz="0" w:space="0" w:color="000000"/>
+                <w:right w:val="none" w:sz="0" w:space="0" w:color="000000"/>
+              </w:pBdr>
+              <w:spacing w:after="100" w:before="100" w:line="240"/>
+              <w:ind w:left="100" w:right="100" w:firstLine="0" w:firstLineChars="0"/>
+              <w:rPr>
+                <w:rFonts w:ascii="Arial" w:hAnsi="Arial" w:eastAsia="Arial" w:cs="Arial"/>
+                <w:i w:val="false"/>
+                <w:b w:val="false"/>
+                <w:u w:val="none"/>
+                <w:sz w:val="22"/>
+                <w:szCs w:val="22"/>
+                <w:color w:val="000000"/>
+              </w:rPr>
+            </w:pPr>
+            <w:r>
+              <w:rPr>
+                <w:rFonts w:ascii="Arial" w:hAnsi="Arial" w:eastAsia="Arial" w:cs="Arial"/>
+                <w:i w:val="false"/>
+                <w:b w:val="false"/>
+                <w:u w:val="none"/>
+                <w:sz w:val="22"/>
+                <w:szCs w:val="22"/>
+                <w:color w:val="000000"/>
+              </w:rPr>
+              <w:t xml:space="preserve">0.311</w:t>
+            </w:r>
+          </w:p>
+        </w:tc>
+        <w:tc>
+          <w:tcPr>
+            <w:tcBorders>
+              <w:bottom w:val="single" w:sz="12" w:space="0" w:color="666666"/>
+              <w:top w:val="none" w:sz="0" w:space="0" w:color="000000"/>
+              <w:left w:val="none" w:sz="0" w:space="0" w:color="000000"/>
+              <w:right w:val="none" w:sz="0" w:space="0" w:color="000000"/>
+            </w:tcBorders>
+            <w:shd w:val="clear" w:color="auto" w:fill="FFFFFF"/>
+            <w:tcMar>
+              <w:top w:w="0" w:type="dxa"/>
+              <w:bottom w:w="0" w:type="dxa"/>
+              <w:left w:w="0" w:type="dxa"/>
+              <w:right w:w="0" w:type="dxa"/>
+            </w:tcMar>
+            <w:vAlign w:val="center"/>
+          </w:tcPr>
+          <w:p>
+            <w:pPr>
+              <w:pStyle w:val="Normal"/>
+              <w:jc w:val="right"/>
+              <w:pBdr>
+                <w:bottom w:val="none" w:sz="0" w:space="0" w:color="000000"/>
+                <w:top w:val="none" w:sz="0" w:space="0" w:color="000000"/>
+                <w:left w:val="none" w:sz="0" w:space="0" w:color="000000"/>
+                <w:right w:val="none" w:sz="0" w:space="0" w:color="000000"/>
+              </w:pBdr>
+              <w:spacing w:after="100" w:before="100" w:line="240"/>
+              <w:ind w:left="100" w:right="100" w:firstLine="0" w:firstLineChars="0"/>
+              <w:rPr>
+                <w:rFonts w:ascii="Arial" w:hAnsi="Arial" w:eastAsia="Arial" w:cs="Arial"/>
+                <w:i w:val="false"/>
+                <w:b w:val="false"/>
+                <w:u w:val="none"/>
+                <w:sz w:val="22"/>
+                <w:szCs w:val="22"/>
+                <w:color w:val="000000"/>
+              </w:rPr>
+            </w:pPr>
+            <w:r>
+              <w:rPr>
+                <w:rFonts w:ascii="Arial" w:hAnsi="Arial" w:eastAsia="Arial" w:cs="Arial"/>
+                <w:i w:val="false"/>
+                <w:b w:val="false"/>
+                <w:u w:val="none"/>
+                <w:sz w:val="22"/>
+                <w:szCs w:val="22"/>
+                <w:color w:val="000000"/>
+              </w:rPr>
+              <w:t xml:space="preserve">-0.192</w:t>
+            </w:r>
+          </w:p>
+        </w:tc>
+        <w:tc>
+          <w:tcPr>
+            <w:tcBorders>
+              <w:bottom w:val="single" w:sz="12" w:space="0" w:color="666666"/>
+              <w:top w:val="none" w:sz="0" w:space="0" w:color="000000"/>
+              <w:left w:val="none" w:sz="0" w:space="0" w:color="000000"/>
+              <w:right w:val="none" w:sz="0" w:space="0" w:color="000000"/>
+            </w:tcBorders>
+            <w:shd w:val="clear" w:color="auto" w:fill="FFFFFF"/>
+            <w:tcMar>
+              <w:top w:w="0" w:type="dxa"/>
+              <w:bottom w:w="0" w:type="dxa"/>
+              <w:left w:w="0" w:type="dxa"/>
+              <w:right w:w="0" w:type="dxa"/>
+            </w:tcMar>
+            <w:vAlign w:val="center"/>
+          </w:tcPr>
+          <w:p>
+            <w:pPr>
+              <w:pStyle w:val="Normal"/>
+              <w:jc w:val="right"/>
+              <w:pBdr>
+                <w:bottom w:val="none" w:sz="0" w:space="0" w:color="000000"/>
+                <w:top w:val="none" w:sz="0" w:space="0" w:color="000000"/>
+                <w:left w:val="none" w:sz="0" w:space="0" w:color="000000"/>
+                <w:right w:val="none" w:sz="0" w:space="0" w:color="000000"/>
+              </w:pBdr>
+              <w:spacing w:after="100" w:before="100" w:line="240"/>
+              <w:ind w:left="100" w:right="100" w:firstLine="0" w:firstLineChars="0"/>
+              <w:rPr>
+                <w:rFonts w:ascii="Arial" w:hAnsi="Arial" w:eastAsia="Arial" w:cs="Arial"/>
+                <w:i w:val="false"/>
+                <w:b w:val="false"/>
+                <w:u w:val="none"/>
+                <w:sz w:val="22"/>
+                <w:szCs w:val="22"/>
+                <w:color w:val="000000"/>
+              </w:rPr>
+            </w:pPr>
+            <w:r>
+              <w:rPr>
+                <w:rFonts w:ascii="Arial" w:hAnsi="Arial" w:eastAsia="Arial" w:cs="Arial"/>
+                <w:i w:val="false"/>
+                <w:b w:val="false"/>
+                <w:u w:val="none"/>
+                <w:sz w:val="22"/>
+                <w:szCs w:val="22"/>
+                <w:color w:val="000000"/>
+              </w:rPr>
+              <w:t xml:space="preserve">0.340</w:t>
+            </w:r>
+          </w:p>
+        </w:tc>
+        <w:tc>
+          <w:tcPr>
+            <w:tcBorders>
+              <w:bottom w:val="single" w:sz="12" w:space="0" w:color="666666"/>
+              <w:top w:val="none" w:sz="0" w:space="0" w:color="000000"/>
+              <w:left w:val="none" w:sz="0" w:space="0" w:color="000000"/>
+              <w:right w:val="none" w:sz="0" w:space="0" w:color="000000"/>
+            </w:tcBorders>
+            <w:shd w:val="clear" w:color="auto" w:fill="FFFFFF"/>
+            <w:tcMar>
+              <w:top w:w="0" w:type="dxa"/>
+              <w:bottom w:w="0" w:type="dxa"/>
+              <w:left w:w="0" w:type="dxa"/>
+              <w:right w:w="0" w:type="dxa"/>
+            </w:tcMar>
+            <w:vAlign w:val="center"/>
+          </w:tcPr>
+          <w:p>
+            <w:pPr>
+              <w:pStyle w:val="Normal"/>
+              <w:jc w:val="right"/>
+              <w:pBdr>
+                <w:bottom w:val="none" w:sz="0" w:space="0" w:color="000000"/>
+                <w:top w:val="none" w:sz="0" w:space="0" w:color="000000"/>
+                <w:left w:val="none" w:sz="0" w:space="0" w:color="000000"/>
+                <w:right w:val="none" w:sz="0" w:space="0" w:color="000000"/>
+              </w:pBdr>
+              <w:spacing w:after="100" w:before="100" w:line="240"/>
+              <w:ind w:left="100" w:right="100" w:firstLine="0" w:firstLineChars="0"/>
+              <w:rPr>
+                <w:rFonts w:ascii="Arial" w:hAnsi="Arial" w:eastAsia="Arial" w:cs="Arial"/>
+                <w:i w:val="false"/>
+                <w:b w:val="false"/>
+                <w:u w:val="none"/>
+                <w:sz w:val="22"/>
+                <w:szCs w:val="22"/>
+                <w:color w:val="000000"/>
+              </w:rPr>
+            </w:pPr>
+            <w:r>
+              <w:rPr>
+                <w:rFonts w:ascii="Arial" w:hAnsi="Arial" w:eastAsia="Arial" w:cs="Arial"/>
+                <w:i w:val="false"/>
+                <w:b w:val="false"/>
+                <w:u w:val="none"/>
+                <w:sz w:val="22"/>
+                <w:szCs w:val="22"/>
+                <w:color w:val="000000"/>
+              </w:rPr>
+              <w:t xml:space="preserve">0.253</w:t>
+            </w:r>
+          </w:p>
+        </w:tc>
+        <w:tc>
+          <w:tcPr>
+            <w:tcBorders>
+              <w:bottom w:val="single" w:sz="12" w:space="0" w:color="666666"/>
+              <w:top w:val="none" w:sz="0" w:space="0" w:color="000000"/>
+              <w:left w:val="none" w:sz="0" w:space="0" w:color="000000"/>
+              <w:right w:val="none" w:sz="0" w:space="0" w:color="000000"/>
+            </w:tcBorders>
+            <w:shd w:val="clear" w:color="auto" w:fill="FFFFFF"/>
+            <w:tcMar>
+              <w:top w:w="0" w:type="dxa"/>
+              <w:bottom w:w="0" w:type="dxa"/>
+              <w:left w:w="0" w:type="dxa"/>
+              <w:right w:w="0" w:type="dxa"/>
+            </w:tcMar>
+            <w:vAlign w:val="center"/>
+          </w:tcPr>
+          <w:p>
+            <w:pPr>
+              <w:pStyle w:val="Normal"/>
+              <w:jc w:val="right"/>
+              <w:pBdr>
+                <w:bottom w:val="none" w:sz="0" w:space="0" w:color="000000"/>
+                <w:top w:val="none" w:sz="0" w:space="0" w:color="000000"/>
+                <w:left w:val="none" w:sz="0" w:space="0" w:color="000000"/>
+                <w:right w:val="none" w:sz="0" w:space="0" w:color="000000"/>
+              </w:pBdr>
+              <w:spacing w:after="100" w:before="100" w:line="240"/>
+              <w:ind w:left="100" w:right="100" w:firstLine="0" w:firstLineChars="0"/>
+              <w:rPr>
+                <w:rFonts w:ascii="Arial" w:hAnsi="Arial" w:eastAsia="Arial" w:cs="Arial"/>
+                <w:i w:val="false"/>
+                <w:b w:val="false"/>
+                <w:u w:val="none"/>
+                <w:sz w:val="22"/>
+                <w:szCs w:val="22"/>
+                <w:color w:val="000000"/>
+              </w:rPr>
+            </w:pPr>
+            <w:r>
+              <w:rPr>
+                <w:rFonts w:ascii="Arial" w:hAnsi="Arial" w:eastAsia="Arial" w:cs="Arial"/>
+                <w:i w:val="false"/>
+                <w:b w:val="false"/>
+                <w:u w:val="none"/>
+                <w:sz w:val="22"/>
+                <w:szCs w:val="22"/>
+                <w:color w:val="000000"/>
+              </w:rPr>
+              <w:t xml:space="preserve">0.538</w:t>
+            </w:r>
+          </w:p>
+        </w:tc>
+        <w:tc>
+          <w:tcPr>
+            <w:tcBorders>
+              <w:bottom w:val="single" w:sz="12" w:space="0" w:color="666666"/>
+              <w:top w:val="none" w:sz="0" w:space="0" w:color="000000"/>
+              <w:left w:val="none" w:sz="0" w:space="0" w:color="000000"/>
+              <w:right w:val="none" w:sz="0" w:space="0" w:color="000000"/>
+            </w:tcBorders>
+            <w:shd w:val="clear" w:color="auto" w:fill="FFFFFF"/>
+            <w:tcMar>
+              <w:top w:w="0" w:type="dxa"/>
+              <w:bottom w:w="0" w:type="dxa"/>
+              <w:left w:w="0" w:type="dxa"/>
+              <w:right w:w="0" w:type="dxa"/>
+            </w:tcMar>
+            <w:vAlign w:val="center"/>
+          </w:tcPr>
+          <w:p>
+            <w:pPr>
+              <w:pStyle w:val="Normal"/>
+              <w:jc w:val="right"/>
+              <w:pBdr>
+                <w:bottom w:val="none" w:sz="0" w:space="0" w:color="000000"/>
+                <w:top w:val="none" w:sz="0" w:space="0" w:color="000000"/>
+                <w:left w:val="none" w:sz="0" w:space="0" w:color="000000"/>
+                <w:right w:val="none" w:sz="0" w:space="0" w:color="000000"/>
+              </w:pBdr>
+              <w:spacing w:after="100" w:before="100" w:line="240"/>
+              <w:ind w:left="100" w:right="100" w:firstLine="0" w:firstLineChars="0"/>
+              <w:rPr>
+                <w:rFonts w:ascii="Arial" w:hAnsi="Arial" w:eastAsia="Arial" w:cs="Arial"/>
+                <w:i w:val="false"/>
+                <w:b w:val="false"/>
+                <w:u w:val="none"/>
+                <w:sz w:val="22"/>
+                <w:szCs w:val="22"/>
+                <w:color w:val="000000"/>
+              </w:rPr>
+            </w:pPr>
+            <w:r>
+              <w:rPr>
+                <w:rFonts w:ascii="Arial" w:hAnsi="Arial" w:eastAsia="Arial" w:cs="Arial"/>
+                <w:i w:val="false"/>
+                <w:b w:val="false"/>
+                <w:u w:val="none"/>
+                <w:sz w:val="22"/>
+                <w:szCs w:val="22"/>
+                <w:color w:val="000000"/>
+              </w:rPr>
+              <w:t xml:space="preserve">0.510</w:t>
+            </w:r>
+          </w:p>
+        </w:tc>
+        <w:tc>
+          <w:tcPr>
+            <w:tcBorders>
+              <w:bottom w:val="single" w:sz="12" w:space="0" w:color="666666"/>
+              <w:top w:val="none" w:sz="0" w:space="0" w:color="000000"/>
+              <w:left w:val="none" w:sz="0" w:space="0" w:color="000000"/>
+              <w:right w:val="none" w:sz="0" w:space="0" w:color="000000"/>
+            </w:tcBorders>
+            <w:shd w:val="clear" w:color="auto" w:fill="FFFFFF"/>
+            <w:tcMar>
+              <w:top w:w="0" w:type="dxa"/>
+              <w:bottom w:w="0" w:type="dxa"/>
+              <w:left w:w="0" w:type="dxa"/>
+              <w:right w:w="0" w:type="dxa"/>
+            </w:tcMar>
+            <w:vAlign w:val="center"/>
+          </w:tcPr>
+          <w:p>
+            <w:pPr>
+              <w:pStyle w:val="Normal"/>
+              <w:jc w:val="right"/>
+              <w:pBdr>
+                <w:bottom w:val="none" w:sz="0" w:space="0" w:color="000000"/>
+                <w:top w:val="none" w:sz="0" w:space="0" w:color="000000"/>
+                <w:left w:val="none" w:sz="0" w:space="0" w:color="000000"/>
+                <w:right w:val="none" w:sz="0" w:space="0" w:color="000000"/>
+              </w:pBdr>
+              <w:spacing w:after="100" w:before="100" w:line="240"/>
+              <w:ind w:left="100" w:right="100" w:firstLine="0" w:firstLineChars="0"/>
+              <w:rPr>
+                <w:rFonts w:ascii="Arial" w:hAnsi="Arial" w:eastAsia="Arial" w:cs="Arial"/>
+                <w:i w:val="false"/>
+                <w:b w:val="false"/>
+                <w:u w:val="none"/>
+                <w:sz w:val="22"/>
+                <w:szCs w:val="22"/>
+                <w:color w:val="000000"/>
+              </w:rPr>
+            </w:pPr>
+            <w:r>
+              <w:rPr>
+                <w:rFonts w:ascii="Arial" w:hAnsi="Arial" w:eastAsia="Arial" w:cs="Arial"/>
+                <w:i w:val="false"/>
+                <w:b w:val="false"/>
+                <w:u w:val="none"/>
+                <w:sz w:val="22"/>
+                <w:szCs w:val="22"/>
+                <w:color w:val="000000"/>
+              </w:rPr>
+              <w:t xml:space="preserve">0.473</w:t>
+            </w:r>
+          </w:p>
+        </w:tc>
+        <w:tc>
+          <w:tcPr>
+            <w:tcBorders>
+              <w:bottom w:val="single" w:sz="12" w:space="0" w:color="666666"/>
+              <w:top w:val="none" w:sz="0" w:space="0" w:color="000000"/>
+              <w:left w:val="none" w:sz="0" w:space="0" w:color="000000"/>
+              <w:right w:val="none" w:sz="0" w:space="0" w:color="000000"/>
+            </w:tcBorders>
+            <w:shd w:val="clear" w:color="auto" w:fill="FFFFFF"/>
+            <w:tcMar>
+              <w:top w:w="0" w:type="dxa"/>
+              <w:bottom w:w="0" w:type="dxa"/>
+              <w:left w:w="0" w:type="dxa"/>
+              <w:right w:w="0" w:type="dxa"/>
+            </w:tcMar>
+            <w:vAlign w:val="center"/>
+          </w:tcPr>
+          <w:p>
+            <w:pPr>
+              <w:pStyle w:val="Normal"/>
+              <w:jc w:val="right"/>
+              <w:pBdr>
+                <w:bottom w:val="none" w:sz="0" w:space="0" w:color="000000"/>
+                <w:top w:val="none" w:sz="0" w:space="0" w:color="000000"/>
+                <w:left w:val="none" w:sz="0" w:space="0" w:color="000000"/>
+                <w:right w:val="none" w:sz="0" w:space="0" w:color="000000"/>
+              </w:pBdr>
+              <w:spacing w:after="100" w:before="100" w:line="240"/>
+              <w:ind w:left="100" w:right="100" w:firstLine="0" w:firstLineChars="0"/>
+              <w:rPr>
+                <w:rFonts w:ascii="Arial" w:hAnsi="Arial" w:eastAsia="Arial" w:cs="Arial"/>
+                <w:i w:val="false"/>
+                <w:b w:val="false"/>
+                <w:u w:val="none"/>
+                <w:sz w:val="22"/>
+                <w:szCs w:val="22"/>
+                <w:color w:val="000000"/>
+              </w:rPr>
+            </w:pPr>
+            <w:r>
+              <w:rPr>
+                <w:rFonts w:ascii="Arial" w:hAnsi="Arial" w:eastAsia="Arial" w:cs="Arial"/>
+                <w:i w:val="false"/>
+                <w:b w:val="false"/>
+                <w:u w:val="none"/>
+                <w:sz w:val="22"/>
+                <w:szCs w:val="22"/>
+                <w:color w:val="000000"/>
+              </w:rPr>
+              <w:t xml:space="preserve">1.000</w:t>
+            </w:r>
+          </w:p>
+        </w:tc>
+      </w:tr>
+    </w:tbl>
     <w:sectPr w:officer="true">
       <w:pgMar w:header="720" w:bottom="1440" w:top="1440" w:right="1440" w:left="1440" w:footer="720" w:gutter="720"/>
       <w:pgSz w:h="16848" w:w="11952" w:orient="portrait"/>

--- a/Tables/Final/Table8_corr.docx
+++ b/Tables/Final/Table8_corr.docx
@@ -82,7 +82,7 @@
                 <w:szCs w:val="22"/>
                 <w:color w:val="000000"/>
               </w:rPr>
-              <w:t xml:space="preserve"> </w:t>
+              <w:t xml:space="preserve">Variable</w:t>
             </w:r>
           </w:p>
         </w:tc>
